--- a/module-02/class-04/task-today.docx
+++ b/module-02/class-04/task-today.docx
@@ -1,6 +1,6 @@
 
 <file path=word/document.xml><?xml version="1.0" encoding="utf-8"?>
-<w:document xmlns:wpc="http://schemas.microsoft.com/office/word/2010/wordprocessingCanvas" xmlns:cx="http://schemas.microsoft.com/office/drawing/2014/chartex" xmlns:cx1="http://schemas.microsoft.com/office/drawing/2015/9/8/chartex" xmlns:cx2="http://schemas.microsoft.com/office/drawing/2015/10/21/chartex" xmlns:cx3="http://schemas.microsoft.com/office/drawing/2016/5/9/chartex" xmlns:cx4="http://schemas.microsoft.com/office/drawing/2016/5/10/chartex" xmlns:cx5="http://schemas.microsoft.com/office/drawing/2016/5/11/chartex" xmlns:cx6="http://schemas.microsoft.com/office/drawing/2016/5/12/chartex" xmlns:cx7="http://schemas.microsoft.com/office/drawing/2016/5/13/chartex" xmlns:cx8="http://schemas.microsoft.com/office/drawing/2016/5/14/chartex" xmlns:mc="http://schemas.openxmlformats.org/markup-compatibility/2006" xmlns:aink="http://schemas.microsoft.com/office/drawing/2016/ink" xmlns:am3d="http://schemas.microsoft.com/office/drawing/2017/model3d" xmlns:o="urn:schemas-microsoft-com:office:office" xmlns:oel="http://schemas.microsoft.com/office/2019/extlst" xmlns:r="http://schemas.openxmlformats.org/officeDocument/2006/relationships" xmlns:m="http://schemas.openxmlformats.org/officeDocument/2006/math" xmlns:v="urn:schemas-microsoft-com:vml" xmlns:wp14="http://schemas.microsoft.com/office/word/2010/wordprocessingDrawing" xmlns:wp="http://schemas.openxmlformats.org/drawingml/2006/wordprocessingDrawing" xmlns:w10="urn:schemas-microsoft-com:office:word" xmlns:w="http://schemas.openxmlformats.org/wordprocessingml/2006/main" xmlns:w14="http://schemas.microsoft.com/office/word/2010/wordml" xmlns:w15="http://schemas.microsoft.com/office/word/2012/wordml" xmlns:w16cex="http://schemas.microsoft.com/office/word/2018/wordml/cex" xmlns:w16cid="http://schemas.microsoft.com/office/word/2016/wordml/cid" xmlns:w16="http://schemas.microsoft.com/office/word/2018/wordml" xmlns:w16du="http://schemas.microsoft.com/office/word/2023/wordml/word16du" xmlns:w16sdtdh="http://schemas.microsoft.com/office/word/2020/wordml/sdtdatahash" xmlns:w16se="http://schemas.microsoft.com/office/word/2015/wordml/symex" xmlns:wpg="http://schemas.microsoft.com/office/word/2010/wordprocessingGroup" xmlns:wpi="http://schemas.microsoft.com/office/word/2010/wordprocessingInk" xmlns:wne="http://schemas.microsoft.com/office/word/2006/wordml" xmlns:wps="http://schemas.microsoft.com/office/word/2010/wordprocessingShape" mc:Ignorable="w14 w15 w16se w16cid w16 w16cex w16sdtdh wp14">
+<w:document xmlns:wpc="http://schemas.microsoft.com/office/word/2010/wordprocessingCanvas" xmlns:cx="http://schemas.microsoft.com/office/drawing/2014/chartex" xmlns:cx1="http://schemas.microsoft.com/office/drawing/2015/9/8/chartex" xmlns:cx2="http://schemas.microsoft.com/office/drawing/2015/10/21/chartex" xmlns:cx3="http://schemas.microsoft.com/office/drawing/2016/5/9/chartex" xmlns:cx4="http://schemas.microsoft.com/office/drawing/2016/5/10/chartex" xmlns:cx5="http://schemas.microsoft.com/office/drawing/2016/5/11/chartex" xmlns:cx6="http://schemas.microsoft.com/office/drawing/2016/5/12/chartex" xmlns:cx7="http://schemas.microsoft.com/office/drawing/2016/5/13/chartex" xmlns:cx8="http://schemas.microsoft.com/office/drawing/2016/5/14/chartex" xmlns:mc="http://schemas.openxmlformats.org/markup-compatibility/2006" xmlns:aink="http://schemas.microsoft.com/office/drawing/2016/ink" xmlns:am3d="http://schemas.microsoft.com/office/drawing/2017/model3d" xmlns:o="urn:schemas-microsoft-com:office:office" xmlns:r="http://schemas.openxmlformats.org/officeDocument/2006/relationships" xmlns:m="http://schemas.openxmlformats.org/officeDocument/2006/math" xmlns:v="urn:schemas-microsoft-com:vml" xmlns:wp14="http://schemas.microsoft.com/office/word/2010/wordprocessingDrawing" xmlns:wp="http://schemas.openxmlformats.org/drawingml/2006/wordprocessingDrawing" xmlns:w10="urn:schemas-microsoft-com:office:word" xmlns:w="http://schemas.openxmlformats.org/wordprocessingml/2006/main" xmlns:w14="http://schemas.microsoft.com/office/word/2010/wordml" xmlns:w15="http://schemas.microsoft.com/office/word/2012/wordml" xmlns:w16cex="http://schemas.microsoft.com/office/word/2018/wordml/cex" xmlns:w16cid="http://schemas.microsoft.com/office/word/2016/wordml/cid" xmlns:w16="http://schemas.microsoft.com/office/word/2018/wordml" xmlns:w16sdtdh="http://schemas.microsoft.com/office/word/2020/wordml/sdtdatahash" xmlns:w16se="http://schemas.microsoft.com/office/word/2015/wordml/symex" xmlns:wpg="http://schemas.microsoft.com/office/word/2010/wordprocessingGroup" xmlns:wpi="http://schemas.microsoft.com/office/word/2010/wordprocessingInk" xmlns:wne="http://schemas.microsoft.com/office/word/2006/wordml" xmlns:wps="http://schemas.microsoft.com/office/word/2010/wordprocessingShape" mc:Ignorable="w14 w15 w16se w16cid w16 w16cex w16sdtdh wp14">
   <w:body>
     <w:p>
       <w:pPr>
@@ -4693,7 +4693,7 @@
     <w:p>
       <w:r>
         <w:pict w14:anchorId="5F5A6584">
-          <v:rect id="_x0000_i1065" style="width:0;height:1.5pt" o:hralign="center" o:hrstd="t" o:hr="t" fillcolor="#a0a0a0" stroked="f"/>
+          <v:rect id="_x0000_i1038" style="width:0;height:1.5pt" o:hralign="center" o:hrstd="t" o:hr="t" fillcolor="#a0a0a0" stroked="f"/>
         </w:pict>
       </w:r>
     </w:p>
@@ -8228,12 +8228,1233 @@
     <w:p>
       <w:pPr>
         <w:pStyle w:val="HTMLPreformatted"/>
-      </w:pPr>
+        <w:rPr>
+          <w:rStyle w:val="HTMLCode"/>
+        </w:rPr>
+      </w:pPr>
+      <w:r>
+        <w:rPr>
+          <w:rStyle w:val="HTMLCode"/>
+        </w:rPr>
+        <w:t>import {</w:t>
+      </w:r>
+    </w:p>
+    <w:p>
+      <w:pPr>
+        <w:pStyle w:val="HTMLPreformatted"/>
+        <w:rPr>
+          <w:rStyle w:val="HTMLCode"/>
+        </w:rPr>
+      </w:pPr>
+      <w:r>
+        <w:rPr>
+          <w:rStyle w:val="HTMLCode"/>
+        </w:rPr>
+        <w:t xml:space="preserve">  Body,</w:t>
+      </w:r>
+    </w:p>
+    <w:p>
+      <w:pPr>
+        <w:pStyle w:val="HTMLPreformatted"/>
+        <w:rPr>
+          <w:rStyle w:val="HTMLCode"/>
+        </w:rPr>
+      </w:pPr>
+      <w:r>
+        <w:rPr>
+          <w:rStyle w:val="HTMLCode"/>
+        </w:rPr>
+        <w:t xml:space="preserve">  Controller,</w:t>
+      </w:r>
+    </w:p>
+    <w:p>
+      <w:pPr>
+        <w:pStyle w:val="HTMLPreformatted"/>
+        <w:rPr>
+          <w:rStyle w:val="HTMLCode"/>
+        </w:rPr>
+      </w:pPr>
+      <w:r>
+        <w:rPr>
+          <w:rStyle w:val="HTMLCode"/>
+        </w:rPr>
+        <w:t xml:space="preserve">  Delete,</w:t>
+      </w:r>
+    </w:p>
+    <w:p>
+      <w:pPr>
+        <w:pStyle w:val="HTMLPreformatted"/>
+        <w:rPr>
+          <w:rStyle w:val="HTMLCode"/>
+        </w:rPr>
+      </w:pPr>
+      <w:r>
+        <w:rPr>
+          <w:rStyle w:val="HTMLCode"/>
+        </w:rPr>
+        <w:t xml:space="preserve">  Get,</w:t>
+      </w:r>
+    </w:p>
+    <w:p>
+      <w:pPr>
+        <w:pStyle w:val="HTMLPreformatted"/>
+        <w:rPr>
+          <w:rStyle w:val="HTMLCode"/>
+        </w:rPr>
+      </w:pPr>
+      <w:r>
+        <w:rPr>
+          <w:rStyle w:val="HTMLCode"/>
+        </w:rPr>
+        <w:t xml:space="preserve">  Param,</w:t>
+      </w:r>
+    </w:p>
+    <w:p>
+      <w:pPr>
+        <w:pStyle w:val="HTMLPreformatted"/>
+        <w:rPr>
+          <w:rStyle w:val="HTMLCode"/>
+        </w:rPr>
+      </w:pPr>
+      <w:r>
+        <w:rPr>
+          <w:rStyle w:val="HTMLCode"/>
+        </w:rPr>
+        <w:t xml:space="preserve">  </w:t>
+      </w:r>
+      <w:proofErr w:type="spellStart"/>
+      <w:r>
+        <w:rPr>
+          <w:rStyle w:val="HTMLCode"/>
+        </w:rPr>
+        <w:t>ParseIntPipe</w:t>
+      </w:r>
+      <w:proofErr w:type="spellEnd"/>
+      <w:r>
+        <w:rPr>
+          <w:rStyle w:val="HTMLCode"/>
+        </w:rPr>
+        <w:t>,</w:t>
+      </w:r>
+    </w:p>
+    <w:p>
+      <w:pPr>
+        <w:pStyle w:val="HTMLPreformatted"/>
+        <w:rPr>
+          <w:rStyle w:val="HTMLCode"/>
+        </w:rPr>
+      </w:pPr>
+      <w:r>
+        <w:rPr>
+          <w:rStyle w:val="HTMLCode"/>
+        </w:rPr>
+        <w:t xml:space="preserve">  Patch,</w:t>
+      </w:r>
+    </w:p>
+    <w:p>
+      <w:pPr>
+        <w:pStyle w:val="HTMLPreformatted"/>
+        <w:rPr>
+          <w:rStyle w:val="HTMLCode"/>
+        </w:rPr>
+      </w:pPr>
+      <w:r>
+        <w:rPr>
+          <w:rStyle w:val="HTMLCode"/>
+        </w:rPr>
+        <w:t xml:space="preserve">  Post,</w:t>
+      </w:r>
+    </w:p>
+    <w:p>
+      <w:pPr>
+        <w:pStyle w:val="HTMLPreformatted"/>
+        <w:rPr>
+          <w:rStyle w:val="HTMLCode"/>
+        </w:rPr>
+      </w:pPr>
+      <w:r>
+        <w:rPr>
+          <w:rStyle w:val="HTMLCode"/>
+        </w:rPr>
+        <w:t>} from '@</w:t>
+      </w:r>
+      <w:proofErr w:type="spellStart"/>
+      <w:r>
+        <w:rPr>
+          <w:rStyle w:val="HTMLCode"/>
+        </w:rPr>
+        <w:t>nestjs</w:t>
+      </w:r>
+      <w:proofErr w:type="spellEnd"/>
+      <w:r>
+        <w:rPr>
+          <w:rStyle w:val="HTMLCode"/>
+        </w:rPr>
+        <w:t>/common';</w:t>
+      </w:r>
+    </w:p>
+    <w:p>
+      <w:pPr>
+        <w:pStyle w:val="HTMLPreformatted"/>
+        <w:rPr>
+          <w:rStyle w:val="HTMLCode"/>
+        </w:rPr>
+      </w:pPr>
+    </w:p>
+    <w:p>
+      <w:pPr>
+        <w:pStyle w:val="HTMLPreformatted"/>
+        <w:rPr>
+          <w:rStyle w:val="HTMLCode"/>
+        </w:rPr>
+      </w:pPr>
+      <w:r>
+        <w:rPr>
+          <w:rStyle w:val="HTMLCode"/>
+        </w:rPr>
+        <w:t xml:space="preserve">import </w:t>
+      </w:r>
+      <w:proofErr w:type="gramStart"/>
+      <w:r>
+        <w:rPr>
+          <w:rStyle w:val="HTMLCode"/>
+        </w:rPr>
+        <w:t xml:space="preserve">{ </w:t>
+      </w:r>
+      <w:proofErr w:type="spellStart"/>
+      <w:r>
+        <w:rPr>
+          <w:rStyle w:val="HTMLCode"/>
+        </w:rPr>
+        <w:t>EmployeesService</w:t>
+      </w:r>
+      <w:proofErr w:type="spellEnd"/>
+      <w:proofErr w:type="gramEnd"/>
+      <w:r>
+        <w:rPr>
+          <w:rStyle w:val="HTMLCode"/>
+        </w:rPr>
+        <w:t xml:space="preserve"> } from './</w:t>
+      </w:r>
+      <w:proofErr w:type="spellStart"/>
+      <w:r>
+        <w:rPr>
+          <w:rStyle w:val="HTMLCode"/>
+        </w:rPr>
+        <w:t>employees.service</w:t>
+      </w:r>
+      <w:proofErr w:type="spellEnd"/>
+      <w:r>
+        <w:rPr>
+          <w:rStyle w:val="HTMLCode"/>
+        </w:rPr>
+        <w:t>';</w:t>
+      </w:r>
+    </w:p>
+    <w:p>
+      <w:pPr>
+        <w:pStyle w:val="HTMLPreformatted"/>
+        <w:rPr>
+          <w:rStyle w:val="HTMLCode"/>
+        </w:rPr>
+      </w:pPr>
+      <w:r>
+        <w:rPr>
+          <w:rStyle w:val="HTMLCode"/>
+        </w:rPr>
+        <w:t xml:space="preserve">import </w:t>
+      </w:r>
+      <w:proofErr w:type="gramStart"/>
+      <w:r>
+        <w:rPr>
+          <w:rStyle w:val="HTMLCode"/>
+        </w:rPr>
+        <w:t xml:space="preserve">{ </w:t>
+      </w:r>
+      <w:proofErr w:type="spellStart"/>
+      <w:r>
+        <w:rPr>
+          <w:rStyle w:val="HTMLCode"/>
+        </w:rPr>
+        <w:t>CreateEmployeeDto</w:t>
+      </w:r>
+      <w:proofErr w:type="spellEnd"/>
+      <w:proofErr w:type="gramEnd"/>
+      <w:r>
+        <w:rPr>
+          <w:rStyle w:val="HTMLCode"/>
+        </w:rPr>
+        <w:t xml:space="preserve"> } from './</w:t>
+      </w:r>
+      <w:proofErr w:type="spellStart"/>
+      <w:r>
+        <w:rPr>
+          <w:rStyle w:val="HTMLCode"/>
+        </w:rPr>
+        <w:t>dto</w:t>
+      </w:r>
+      <w:proofErr w:type="spellEnd"/>
+      <w:r>
+        <w:rPr>
+          <w:rStyle w:val="HTMLCode"/>
+        </w:rPr>
+        <w:t>/create-</w:t>
+      </w:r>
+      <w:proofErr w:type="spellStart"/>
+      <w:r>
+        <w:rPr>
+          <w:rStyle w:val="HTMLCode"/>
+        </w:rPr>
+        <w:t>employee.dto</w:t>
+      </w:r>
+      <w:proofErr w:type="spellEnd"/>
+      <w:r>
+        <w:rPr>
+          <w:rStyle w:val="HTMLCode"/>
+        </w:rPr>
+        <w:t>';</w:t>
+      </w:r>
+    </w:p>
+    <w:p>
+      <w:pPr>
+        <w:pStyle w:val="HTMLPreformatted"/>
+        <w:rPr>
+          <w:rStyle w:val="HTMLCode"/>
+        </w:rPr>
+      </w:pPr>
+      <w:r>
+        <w:rPr>
+          <w:rStyle w:val="HTMLCode"/>
+        </w:rPr>
+        <w:t xml:space="preserve">import </w:t>
+      </w:r>
+      <w:proofErr w:type="gramStart"/>
+      <w:r>
+        <w:rPr>
+          <w:rStyle w:val="HTMLCode"/>
+        </w:rPr>
+        <w:t xml:space="preserve">{ </w:t>
+      </w:r>
+      <w:proofErr w:type="spellStart"/>
+      <w:r>
+        <w:rPr>
+          <w:rStyle w:val="HTMLCode"/>
+        </w:rPr>
+        <w:t>UpdateEmployeeDto</w:t>
+      </w:r>
+      <w:proofErr w:type="spellEnd"/>
+      <w:proofErr w:type="gramEnd"/>
+      <w:r>
+        <w:rPr>
+          <w:rStyle w:val="HTMLCode"/>
+        </w:rPr>
+        <w:t xml:space="preserve"> } from './</w:t>
+      </w:r>
+      <w:proofErr w:type="spellStart"/>
+      <w:r>
+        <w:rPr>
+          <w:rStyle w:val="HTMLCode"/>
+        </w:rPr>
+        <w:t>dto</w:t>
+      </w:r>
+      <w:proofErr w:type="spellEnd"/>
+      <w:r>
+        <w:rPr>
+          <w:rStyle w:val="HTMLCode"/>
+        </w:rPr>
+        <w:t>/update-</w:t>
+      </w:r>
+      <w:proofErr w:type="spellStart"/>
+      <w:r>
+        <w:rPr>
+          <w:rStyle w:val="HTMLCode"/>
+        </w:rPr>
+        <w:t>employee.dto</w:t>
+      </w:r>
+      <w:proofErr w:type="spellEnd"/>
+      <w:r>
+        <w:rPr>
+          <w:rStyle w:val="HTMLCode"/>
+        </w:rPr>
+        <w:t>';</w:t>
+      </w:r>
+    </w:p>
+    <w:p>
+      <w:pPr>
+        <w:pStyle w:val="HTMLPreformatted"/>
+        <w:rPr>
+          <w:rStyle w:val="HTMLCode"/>
+        </w:rPr>
+      </w:pPr>
+      <w:r>
+        <w:rPr>
+          <w:rStyle w:val="HTMLCode"/>
+        </w:rPr>
+        <w:t xml:space="preserve">import </w:t>
+      </w:r>
+      <w:proofErr w:type="gramStart"/>
+      <w:r>
+        <w:rPr>
+          <w:rStyle w:val="HTMLCode"/>
+        </w:rPr>
+        <w:t>{ Employee</w:t>
+      </w:r>
+      <w:proofErr w:type="gramEnd"/>
+      <w:r>
+        <w:rPr>
+          <w:rStyle w:val="HTMLCode"/>
+        </w:rPr>
+        <w:t xml:space="preserve"> } from './</w:t>
+      </w:r>
+      <w:proofErr w:type="spellStart"/>
+      <w:r>
+        <w:rPr>
+          <w:rStyle w:val="HTMLCode"/>
+        </w:rPr>
+        <w:t>employee.entity</w:t>
+      </w:r>
+      <w:proofErr w:type="spellEnd"/>
+      <w:r>
+        <w:rPr>
+          <w:rStyle w:val="HTMLCode"/>
+        </w:rPr>
+        <w:t>';</w:t>
+      </w:r>
+    </w:p>
+    <w:p>
+      <w:pPr>
+        <w:pStyle w:val="HTMLPreformatted"/>
+        <w:rPr>
+          <w:rStyle w:val="HTMLCode"/>
+        </w:rPr>
+      </w:pPr>
+    </w:p>
+    <w:p>
+      <w:pPr>
+        <w:pStyle w:val="HTMLPreformatted"/>
+        <w:rPr>
+          <w:rStyle w:val="HTMLCode"/>
+        </w:rPr>
+      </w:pPr>
+      <w:r>
+        <w:rPr>
+          <w:rStyle w:val="HTMLCode"/>
+        </w:rPr>
+        <w:t>@Controller('employees')</w:t>
+      </w:r>
+    </w:p>
+    <w:p>
+      <w:pPr>
+        <w:pStyle w:val="HTMLPreformatted"/>
+        <w:rPr>
+          <w:rStyle w:val="HTMLCode"/>
+        </w:rPr>
+      </w:pPr>
+      <w:r>
+        <w:rPr>
+          <w:rStyle w:val="HTMLCode"/>
+        </w:rPr>
+        <w:t xml:space="preserve">export class </w:t>
+      </w:r>
+      <w:proofErr w:type="spellStart"/>
+      <w:r>
+        <w:rPr>
+          <w:rStyle w:val="HTMLCode"/>
+        </w:rPr>
+        <w:t>EmployeesController</w:t>
+      </w:r>
+      <w:proofErr w:type="spellEnd"/>
+      <w:r>
+        <w:rPr>
+          <w:rStyle w:val="HTMLCode"/>
+        </w:rPr>
+        <w:t xml:space="preserve"> {</w:t>
+      </w:r>
+    </w:p>
+    <w:p>
+      <w:pPr>
+        <w:pStyle w:val="HTMLPreformatted"/>
+        <w:rPr>
+          <w:rStyle w:val="HTMLCode"/>
+        </w:rPr>
+      </w:pPr>
+      <w:r>
+        <w:rPr>
+          <w:rStyle w:val="HTMLCode"/>
+        </w:rPr>
+        <w:lastRenderedPageBreak/>
+        <w:t xml:space="preserve">  </w:t>
+      </w:r>
+      <w:proofErr w:type="gramStart"/>
+      <w:r>
+        <w:rPr>
+          <w:rStyle w:val="HTMLCode"/>
+        </w:rPr>
+        <w:t>constructor(</w:t>
+      </w:r>
+      <w:proofErr w:type="gramEnd"/>
+      <w:r>
+        <w:rPr>
+          <w:rStyle w:val="HTMLCode"/>
+        </w:rPr>
+        <w:t xml:space="preserve">private </w:t>
+      </w:r>
+      <w:proofErr w:type="spellStart"/>
+      <w:r>
+        <w:rPr>
+          <w:rStyle w:val="HTMLCode"/>
+        </w:rPr>
+        <w:t>readonly</w:t>
+      </w:r>
+      <w:proofErr w:type="spellEnd"/>
       <w:r>
         <w:rPr>
           <w:rStyle w:val="HTMLCode"/>
         </w:rPr>
         <w:t xml:space="preserve"> </w:t>
+      </w:r>
+      <w:proofErr w:type="spellStart"/>
+      <w:r>
+        <w:rPr>
+          <w:rStyle w:val="HTMLCode"/>
+        </w:rPr>
+        <w:t>employeesService</w:t>
+      </w:r>
+      <w:proofErr w:type="spellEnd"/>
+      <w:r>
+        <w:rPr>
+          <w:rStyle w:val="HTMLCode"/>
+        </w:rPr>
+        <w:t xml:space="preserve">: </w:t>
+      </w:r>
+      <w:proofErr w:type="spellStart"/>
+      <w:r>
+        <w:rPr>
+          <w:rStyle w:val="HTMLCode"/>
+        </w:rPr>
+        <w:t>EmployeesService</w:t>
+      </w:r>
+      <w:proofErr w:type="spellEnd"/>
+      <w:r>
+        <w:rPr>
+          <w:rStyle w:val="HTMLCode"/>
+        </w:rPr>
+        <w:t>) {}</w:t>
+      </w:r>
+    </w:p>
+    <w:p>
+      <w:pPr>
+        <w:pStyle w:val="HTMLPreformatted"/>
+        <w:rPr>
+          <w:rStyle w:val="HTMLCode"/>
+        </w:rPr>
+      </w:pPr>
+    </w:p>
+    <w:p>
+      <w:pPr>
+        <w:pStyle w:val="HTMLPreformatted"/>
+        <w:rPr>
+          <w:rStyle w:val="HTMLCode"/>
+        </w:rPr>
+      </w:pPr>
+      <w:r>
+        <w:rPr>
+          <w:rStyle w:val="HTMLCode"/>
+        </w:rPr>
+        <w:t xml:space="preserve">  @</w:t>
+      </w:r>
+      <w:proofErr w:type="gramStart"/>
+      <w:r>
+        <w:rPr>
+          <w:rStyle w:val="HTMLCode"/>
+        </w:rPr>
+        <w:t>Post(</w:t>
+      </w:r>
+      <w:proofErr w:type="gramEnd"/>
+      <w:r>
+        <w:rPr>
+          <w:rStyle w:val="HTMLCode"/>
+        </w:rPr>
+        <w:t>)</w:t>
+      </w:r>
+    </w:p>
+    <w:p>
+      <w:pPr>
+        <w:pStyle w:val="HTMLPreformatted"/>
+        <w:rPr>
+          <w:rStyle w:val="HTMLCode"/>
+        </w:rPr>
+      </w:pPr>
+      <w:r>
+        <w:rPr>
+          <w:rStyle w:val="HTMLCode"/>
+        </w:rPr>
+        <w:t xml:space="preserve">  create(@</w:t>
+      </w:r>
+      <w:proofErr w:type="gramStart"/>
+      <w:r>
+        <w:rPr>
+          <w:rStyle w:val="HTMLCode"/>
+        </w:rPr>
+        <w:t>Body(</w:t>
+      </w:r>
+      <w:proofErr w:type="gramEnd"/>
+      <w:r>
+        <w:rPr>
+          <w:rStyle w:val="HTMLCode"/>
+        </w:rPr>
+        <w:t xml:space="preserve">) </w:t>
+      </w:r>
+      <w:proofErr w:type="spellStart"/>
+      <w:r>
+        <w:rPr>
+          <w:rStyle w:val="HTMLCode"/>
+        </w:rPr>
+        <w:t>createEmployeeDto</w:t>
+      </w:r>
+      <w:proofErr w:type="spellEnd"/>
+      <w:r>
+        <w:rPr>
+          <w:rStyle w:val="HTMLCode"/>
+        </w:rPr>
+        <w:t xml:space="preserve">: </w:t>
+      </w:r>
+      <w:proofErr w:type="spellStart"/>
+      <w:r>
+        <w:rPr>
+          <w:rStyle w:val="HTMLCode"/>
+        </w:rPr>
+        <w:t>CreateEmployeeDto</w:t>
+      </w:r>
+      <w:proofErr w:type="spellEnd"/>
+      <w:r>
+        <w:rPr>
+          <w:rStyle w:val="HTMLCode"/>
+        </w:rPr>
+        <w:t>): Promise&lt;Employee&gt; {</w:t>
+      </w:r>
+    </w:p>
+    <w:p>
+      <w:pPr>
+        <w:pStyle w:val="HTMLPreformatted"/>
+        <w:rPr>
+          <w:rStyle w:val="HTMLCode"/>
+        </w:rPr>
+      </w:pPr>
+      <w:r>
+        <w:rPr>
+          <w:rStyle w:val="HTMLCode"/>
+        </w:rPr>
+        <w:t xml:space="preserve">    return </w:t>
+      </w:r>
+      <w:proofErr w:type="spellStart"/>
+      <w:proofErr w:type="gramStart"/>
+      <w:r>
+        <w:rPr>
+          <w:rStyle w:val="HTMLCode"/>
+        </w:rPr>
+        <w:t>this.employeesService.create</w:t>
+      </w:r>
+      <w:proofErr w:type="spellEnd"/>
+      <w:proofErr w:type="gramEnd"/>
+      <w:r>
+        <w:rPr>
+          <w:rStyle w:val="HTMLCode"/>
+        </w:rPr>
+        <w:t>(</w:t>
+      </w:r>
+      <w:proofErr w:type="spellStart"/>
+      <w:r>
+        <w:rPr>
+          <w:rStyle w:val="HTMLCode"/>
+        </w:rPr>
+        <w:t>createEmployeeDto</w:t>
+      </w:r>
+      <w:proofErr w:type="spellEnd"/>
+      <w:r>
+        <w:rPr>
+          <w:rStyle w:val="HTMLCode"/>
+        </w:rPr>
+        <w:t>);</w:t>
+      </w:r>
+    </w:p>
+    <w:p>
+      <w:pPr>
+        <w:pStyle w:val="HTMLPreformatted"/>
+        <w:rPr>
+          <w:rStyle w:val="HTMLCode"/>
+        </w:rPr>
+      </w:pPr>
+      <w:r>
+        <w:rPr>
+          <w:rStyle w:val="HTMLCode"/>
+        </w:rPr>
+        <w:t xml:space="preserve">  }</w:t>
+      </w:r>
+    </w:p>
+    <w:p>
+      <w:pPr>
+        <w:pStyle w:val="HTMLPreformatted"/>
+        <w:rPr>
+          <w:rStyle w:val="HTMLCode"/>
+        </w:rPr>
+      </w:pPr>
+    </w:p>
+    <w:p>
+      <w:pPr>
+        <w:pStyle w:val="HTMLPreformatted"/>
+        <w:rPr>
+          <w:rStyle w:val="HTMLCode"/>
+        </w:rPr>
+      </w:pPr>
+      <w:r>
+        <w:rPr>
+          <w:rStyle w:val="HTMLCode"/>
+        </w:rPr>
+        <w:t xml:space="preserve">  @</w:t>
+      </w:r>
+      <w:proofErr w:type="gramStart"/>
+      <w:r>
+        <w:rPr>
+          <w:rStyle w:val="HTMLCode"/>
+        </w:rPr>
+        <w:t>Get(</w:t>
+      </w:r>
+      <w:proofErr w:type="gramEnd"/>
+      <w:r>
+        <w:rPr>
+          <w:rStyle w:val="HTMLCode"/>
+        </w:rPr>
+        <w:t>)</w:t>
+      </w:r>
+    </w:p>
+    <w:p>
+      <w:pPr>
+        <w:pStyle w:val="HTMLPreformatted"/>
+        <w:rPr>
+          <w:rStyle w:val="HTMLCode"/>
+        </w:rPr>
+      </w:pPr>
+      <w:r>
+        <w:rPr>
+          <w:rStyle w:val="HTMLCode"/>
+        </w:rPr>
+        <w:t xml:space="preserve">  </w:t>
+      </w:r>
+      <w:proofErr w:type="spellStart"/>
+      <w:proofErr w:type="gramStart"/>
+      <w:r>
+        <w:rPr>
+          <w:rStyle w:val="HTMLCode"/>
+        </w:rPr>
+        <w:t>findAll</w:t>
+      </w:r>
+      <w:proofErr w:type="spellEnd"/>
+      <w:r>
+        <w:rPr>
+          <w:rStyle w:val="HTMLCode"/>
+        </w:rPr>
+        <w:t>(</w:t>
+      </w:r>
+      <w:proofErr w:type="gramEnd"/>
+      <w:r>
+        <w:rPr>
+          <w:rStyle w:val="HTMLCode"/>
+        </w:rPr>
+        <w:t>): Promise&lt;Employee[]&gt; {</w:t>
+      </w:r>
+    </w:p>
+    <w:p>
+      <w:pPr>
+        <w:pStyle w:val="HTMLPreformatted"/>
+        <w:rPr>
+          <w:rStyle w:val="HTMLCode"/>
+        </w:rPr>
+      </w:pPr>
+      <w:r>
+        <w:rPr>
+          <w:rStyle w:val="HTMLCode"/>
+        </w:rPr>
+        <w:t xml:space="preserve">    return </w:t>
+      </w:r>
+      <w:proofErr w:type="spellStart"/>
+      <w:proofErr w:type="gramStart"/>
+      <w:r>
+        <w:rPr>
+          <w:rStyle w:val="HTMLCode"/>
+        </w:rPr>
+        <w:t>this.employeesService.findAll</w:t>
+      </w:r>
+      <w:proofErr w:type="spellEnd"/>
+      <w:proofErr w:type="gramEnd"/>
+      <w:r>
+        <w:rPr>
+          <w:rStyle w:val="HTMLCode"/>
+        </w:rPr>
+        <w:t>();</w:t>
+      </w:r>
+    </w:p>
+    <w:p>
+      <w:pPr>
+        <w:pStyle w:val="HTMLPreformatted"/>
+        <w:rPr>
+          <w:rStyle w:val="HTMLCode"/>
+        </w:rPr>
+      </w:pPr>
+      <w:r>
+        <w:rPr>
+          <w:rStyle w:val="HTMLCode"/>
+        </w:rPr>
+        <w:t xml:space="preserve">  }</w:t>
+      </w:r>
+    </w:p>
+    <w:p>
+      <w:pPr>
+        <w:pStyle w:val="HTMLPreformatted"/>
+        <w:rPr>
+          <w:rStyle w:val="HTMLCode"/>
+        </w:rPr>
+      </w:pPr>
+    </w:p>
+    <w:p>
+      <w:pPr>
+        <w:pStyle w:val="HTMLPreformatted"/>
+        <w:rPr>
+          <w:rStyle w:val="HTMLCode"/>
+        </w:rPr>
+      </w:pPr>
+      <w:r>
+        <w:rPr>
+          <w:rStyle w:val="HTMLCode"/>
+        </w:rPr>
+        <w:t xml:space="preserve">  @Get(':id')</w:t>
+      </w:r>
+    </w:p>
+    <w:p>
+      <w:pPr>
+        <w:pStyle w:val="HTMLPreformatted"/>
+        <w:rPr>
+          <w:rStyle w:val="HTMLCode"/>
+        </w:rPr>
+      </w:pPr>
+      <w:r>
+        <w:rPr>
+          <w:rStyle w:val="HTMLCode"/>
+        </w:rPr>
+        <w:t xml:space="preserve">  </w:t>
+      </w:r>
+      <w:proofErr w:type="spellStart"/>
+      <w:proofErr w:type="gramStart"/>
+      <w:r>
+        <w:rPr>
+          <w:rStyle w:val="HTMLCode"/>
+        </w:rPr>
+        <w:t>findOne</w:t>
+      </w:r>
+      <w:proofErr w:type="spellEnd"/>
+      <w:r>
+        <w:rPr>
+          <w:rStyle w:val="HTMLCode"/>
+        </w:rPr>
+        <w:t>(</w:t>
+      </w:r>
+      <w:proofErr w:type="gramEnd"/>
+      <w:r>
+        <w:rPr>
+          <w:rStyle w:val="HTMLCode"/>
+        </w:rPr>
+        <w:t xml:space="preserve">@Param('id', </w:t>
+      </w:r>
+      <w:proofErr w:type="spellStart"/>
+      <w:r>
+        <w:rPr>
+          <w:rStyle w:val="HTMLCode"/>
+        </w:rPr>
+        <w:t>ParseIntPipe</w:t>
+      </w:r>
+      <w:proofErr w:type="spellEnd"/>
+      <w:r>
+        <w:rPr>
+          <w:rStyle w:val="HTMLCode"/>
+        </w:rPr>
+        <w:t>) id: number): Promise&lt;Employee&gt; {</w:t>
+      </w:r>
+    </w:p>
+    <w:p>
+      <w:pPr>
+        <w:pStyle w:val="HTMLPreformatted"/>
+        <w:rPr>
+          <w:rStyle w:val="HTMLCode"/>
+        </w:rPr>
+      </w:pPr>
+      <w:r>
+        <w:rPr>
+          <w:rStyle w:val="HTMLCode"/>
+        </w:rPr>
+        <w:t xml:space="preserve">    return </w:t>
+      </w:r>
+      <w:proofErr w:type="spellStart"/>
+      <w:proofErr w:type="gramStart"/>
+      <w:r>
+        <w:rPr>
+          <w:rStyle w:val="HTMLCode"/>
+        </w:rPr>
+        <w:t>this.employeesService.findOne</w:t>
+      </w:r>
+      <w:proofErr w:type="spellEnd"/>
+      <w:proofErr w:type="gramEnd"/>
+      <w:r>
+        <w:rPr>
+          <w:rStyle w:val="HTMLCode"/>
+        </w:rPr>
+        <w:t>(id);</w:t>
+      </w:r>
+    </w:p>
+    <w:p>
+      <w:pPr>
+        <w:pStyle w:val="HTMLPreformatted"/>
+        <w:rPr>
+          <w:rStyle w:val="HTMLCode"/>
+        </w:rPr>
+      </w:pPr>
+      <w:r>
+        <w:rPr>
+          <w:rStyle w:val="HTMLCode"/>
+        </w:rPr>
+        <w:t xml:space="preserve">  }</w:t>
+      </w:r>
+    </w:p>
+    <w:p>
+      <w:pPr>
+        <w:pStyle w:val="HTMLPreformatted"/>
+        <w:rPr>
+          <w:rStyle w:val="HTMLCode"/>
+        </w:rPr>
+      </w:pPr>
+    </w:p>
+    <w:p>
+      <w:pPr>
+        <w:pStyle w:val="HTMLPreformatted"/>
+        <w:rPr>
+          <w:rStyle w:val="HTMLCode"/>
+        </w:rPr>
+      </w:pPr>
+      <w:r>
+        <w:rPr>
+          <w:rStyle w:val="HTMLCode"/>
+        </w:rPr>
+        <w:t xml:space="preserve">  @Patch(':id')</w:t>
+      </w:r>
+    </w:p>
+    <w:p>
+      <w:pPr>
+        <w:pStyle w:val="HTMLPreformatted"/>
+        <w:rPr>
+          <w:rStyle w:val="HTMLCode"/>
+        </w:rPr>
+      </w:pPr>
+      <w:r>
+        <w:rPr>
+          <w:rStyle w:val="HTMLCode"/>
+        </w:rPr>
+        <w:t xml:space="preserve">  </w:t>
+      </w:r>
+      <w:proofErr w:type="gramStart"/>
+      <w:r>
+        <w:rPr>
+          <w:rStyle w:val="HTMLCode"/>
+        </w:rPr>
+        <w:t>update(</w:t>
+      </w:r>
+      <w:proofErr w:type="gramEnd"/>
+    </w:p>
+    <w:p>
+      <w:pPr>
+        <w:pStyle w:val="HTMLPreformatted"/>
+        <w:rPr>
+          <w:rStyle w:val="HTMLCode"/>
+        </w:rPr>
+      </w:pPr>
+      <w:r>
+        <w:rPr>
+          <w:rStyle w:val="HTMLCode"/>
+        </w:rPr>
+        <w:t xml:space="preserve">    @</w:t>
+      </w:r>
+      <w:proofErr w:type="gramStart"/>
+      <w:r>
+        <w:rPr>
+          <w:rStyle w:val="HTMLCode"/>
+        </w:rPr>
+        <w:t>Param(</w:t>
+      </w:r>
+      <w:proofErr w:type="gramEnd"/>
+      <w:r>
+        <w:rPr>
+          <w:rStyle w:val="HTMLCode"/>
+        </w:rPr>
+        <w:t xml:space="preserve">'id', </w:t>
+      </w:r>
+      <w:proofErr w:type="spellStart"/>
+      <w:r>
+        <w:rPr>
+          <w:rStyle w:val="HTMLCode"/>
+        </w:rPr>
+        <w:t>ParseIntPipe</w:t>
+      </w:r>
+      <w:proofErr w:type="spellEnd"/>
+      <w:r>
+        <w:rPr>
+          <w:rStyle w:val="HTMLCode"/>
+        </w:rPr>
+        <w:t>) id: number,</w:t>
+      </w:r>
+    </w:p>
+    <w:p>
+      <w:pPr>
+        <w:pStyle w:val="HTMLPreformatted"/>
+        <w:rPr>
+          <w:rStyle w:val="HTMLCode"/>
+        </w:rPr>
+      </w:pPr>
+      <w:r>
+        <w:rPr>
+          <w:rStyle w:val="HTMLCode"/>
+        </w:rPr>
+        <w:t xml:space="preserve">    @</w:t>
+      </w:r>
+      <w:proofErr w:type="gramStart"/>
+      <w:r>
+        <w:rPr>
+          <w:rStyle w:val="HTMLCode"/>
+        </w:rPr>
+        <w:t>Body(</w:t>
+      </w:r>
+      <w:proofErr w:type="gramEnd"/>
+      <w:r>
+        <w:rPr>
+          <w:rStyle w:val="HTMLCode"/>
+        </w:rPr>
+        <w:t xml:space="preserve">) </w:t>
+      </w:r>
+      <w:proofErr w:type="spellStart"/>
+      <w:r>
+        <w:rPr>
+          <w:rStyle w:val="HTMLCode"/>
+        </w:rPr>
+        <w:t>updateEmployeeDto</w:t>
+      </w:r>
+      <w:proofErr w:type="spellEnd"/>
+      <w:r>
+        <w:rPr>
+          <w:rStyle w:val="HTMLCode"/>
+        </w:rPr>
+        <w:t xml:space="preserve">: </w:t>
+      </w:r>
+      <w:proofErr w:type="spellStart"/>
+      <w:r>
+        <w:rPr>
+          <w:rStyle w:val="HTMLCode"/>
+        </w:rPr>
+        <w:t>UpdateEmployeeDto</w:t>
+      </w:r>
+      <w:proofErr w:type="spellEnd"/>
+      <w:r>
+        <w:rPr>
+          <w:rStyle w:val="HTMLCode"/>
+        </w:rPr>
+        <w:t>,</w:t>
+      </w:r>
+    </w:p>
+    <w:p>
+      <w:pPr>
+        <w:pStyle w:val="HTMLPreformatted"/>
+        <w:rPr>
+          <w:rStyle w:val="HTMLCode"/>
+        </w:rPr>
+      </w:pPr>
+      <w:r>
+        <w:rPr>
+          <w:rStyle w:val="HTMLCode"/>
+        </w:rPr>
+        <w:t xml:space="preserve">  ): Promise&lt;Employee&gt; {</w:t>
+      </w:r>
+    </w:p>
+    <w:p>
+      <w:pPr>
+        <w:pStyle w:val="HTMLPreformatted"/>
+        <w:rPr>
+          <w:rStyle w:val="HTMLCode"/>
+        </w:rPr>
+      </w:pPr>
+      <w:r>
+        <w:rPr>
+          <w:rStyle w:val="HTMLCode"/>
+        </w:rPr>
+        <w:t xml:space="preserve">    return </w:t>
+      </w:r>
+      <w:proofErr w:type="spellStart"/>
+      <w:proofErr w:type="gramStart"/>
+      <w:r>
+        <w:rPr>
+          <w:rStyle w:val="HTMLCode"/>
+        </w:rPr>
+        <w:t>this.employeesService.update</w:t>
+      </w:r>
+      <w:proofErr w:type="spellEnd"/>
+      <w:proofErr w:type="gramEnd"/>
+      <w:r>
+        <w:rPr>
+          <w:rStyle w:val="HTMLCode"/>
+        </w:rPr>
+        <w:t xml:space="preserve">(id, </w:t>
+      </w:r>
+      <w:proofErr w:type="spellStart"/>
+      <w:r>
+        <w:rPr>
+          <w:rStyle w:val="HTMLCode"/>
+        </w:rPr>
+        <w:t>updateEmployeeDto</w:t>
+      </w:r>
+      <w:proofErr w:type="spellEnd"/>
+      <w:r>
+        <w:rPr>
+          <w:rStyle w:val="HTMLCode"/>
+        </w:rPr>
+        <w:t>);</w:t>
+      </w:r>
+    </w:p>
+    <w:p>
+      <w:pPr>
+        <w:pStyle w:val="HTMLPreformatted"/>
+        <w:rPr>
+          <w:rStyle w:val="HTMLCode"/>
+        </w:rPr>
+      </w:pPr>
+      <w:r>
+        <w:rPr>
+          <w:rStyle w:val="HTMLCode"/>
+        </w:rPr>
+        <w:t xml:space="preserve">  }</w:t>
+      </w:r>
+    </w:p>
+    <w:p>
+      <w:pPr>
+        <w:pStyle w:val="HTMLPreformatted"/>
+        <w:rPr>
+          <w:rStyle w:val="HTMLCode"/>
+        </w:rPr>
+      </w:pPr>
+    </w:p>
+    <w:p>
+      <w:pPr>
+        <w:pStyle w:val="HTMLPreformatted"/>
+        <w:rPr>
+          <w:rStyle w:val="HTMLCode"/>
+        </w:rPr>
+      </w:pPr>
+      <w:r>
+        <w:rPr>
+          <w:rStyle w:val="HTMLCode"/>
+        </w:rPr>
+        <w:t xml:space="preserve">  @Delete(':id')</w:t>
+      </w:r>
+    </w:p>
+    <w:p>
+      <w:pPr>
+        <w:pStyle w:val="HTMLPreformatted"/>
+        <w:rPr>
+          <w:rStyle w:val="HTMLCode"/>
+        </w:rPr>
+      </w:pPr>
+      <w:r>
+        <w:rPr>
+          <w:rStyle w:val="HTMLCode"/>
+        </w:rPr>
+        <w:t xml:space="preserve">  </w:t>
+      </w:r>
+      <w:proofErr w:type="gramStart"/>
+      <w:r>
+        <w:rPr>
+          <w:rStyle w:val="HTMLCode"/>
+        </w:rPr>
+        <w:t>remove(</w:t>
+      </w:r>
+      <w:proofErr w:type="gramEnd"/>
+      <w:r>
+        <w:rPr>
+          <w:rStyle w:val="HTMLCode"/>
+        </w:rPr>
+        <w:t xml:space="preserve">@Param('id', </w:t>
+      </w:r>
+      <w:proofErr w:type="spellStart"/>
+      <w:r>
+        <w:rPr>
+          <w:rStyle w:val="HTMLCode"/>
+        </w:rPr>
+        <w:t>ParseIntPipe</w:t>
+      </w:r>
+      <w:proofErr w:type="spellEnd"/>
+      <w:r>
+        <w:rPr>
+          <w:rStyle w:val="HTMLCode"/>
+        </w:rPr>
+        <w:t>) id: number): Promise&lt;void&gt; {</w:t>
+      </w:r>
+    </w:p>
+    <w:p>
+      <w:pPr>
+        <w:pStyle w:val="HTMLPreformatted"/>
+        <w:rPr>
+          <w:rStyle w:val="HTMLCode"/>
+        </w:rPr>
+      </w:pPr>
+      <w:r>
+        <w:rPr>
+          <w:rStyle w:val="HTMLCode"/>
+        </w:rPr>
+        <w:t xml:space="preserve">    return </w:t>
+      </w:r>
+      <w:proofErr w:type="spellStart"/>
+      <w:proofErr w:type="gramStart"/>
+      <w:r>
+        <w:rPr>
+          <w:rStyle w:val="HTMLCode"/>
+        </w:rPr>
+        <w:t>this.employeesService.remove</w:t>
+      </w:r>
+      <w:proofErr w:type="spellEnd"/>
+      <w:proofErr w:type="gramEnd"/>
+      <w:r>
+        <w:rPr>
+          <w:rStyle w:val="HTMLCode"/>
+        </w:rPr>
+        <w:t>(id);</w:t>
+      </w:r>
+    </w:p>
+    <w:p>
+      <w:pPr>
+        <w:pStyle w:val="HTMLPreformatted"/>
+        <w:rPr>
+          <w:rStyle w:val="HTMLCode"/>
+        </w:rPr>
+      </w:pPr>
+      <w:r>
+        <w:rPr>
+          <w:rStyle w:val="HTMLCode"/>
+        </w:rPr>
+        <w:t xml:space="preserve">  }</w:t>
+      </w:r>
+    </w:p>
+    <w:p>
+      <w:pPr>
+        <w:pStyle w:val="HTMLPreformatted"/>
+      </w:pPr>
+      <w:r>
+        <w:rPr>
+          <w:rStyle w:val="HTMLCode"/>
+        </w:rPr>
+        <w:t>}</w:t>
       </w:r>
     </w:p>
     <w:p>
@@ -8415,46 +9636,46 @@
         <w:rPr>
           <w:rStyle w:val="HTMLCode"/>
         </w:rPr>
+        <w:t>MySQL</w:t>
+      </w:r>
+    </w:p>
+    <w:p>
+      <w:pPr>
+        <w:pStyle w:val="NormalWeb"/>
+      </w:pPr>
+      <w:r>
+        <w:t>For example:</w:t>
+      </w:r>
+    </w:p>
+    <w:p>
+      <w:pPr>
+        <w:pStyle w:val="HTMLPreformatted"/>
+      </w:pPr>
+      <w:r>
+        <w:rPr>
+          <w:rStyle w:val="HTMLCode"/>
+        </w:rPr>
+        <w:t>POST /employees</w:t>
+      </w:r>
+    </w:p>
+    <w:p>
+      <w:pPr>
+        <w:pStyle w:val="NormalWeb"/>
+      </w:pPr>
+      <w:r>
+        <w:t>goes to:</w:t>
+      </w:r>
+    </w:p>
+    <w:p>
+      <w:pPr>
+        <w:pStyle w:val="HTMLPreformatted"/>
+      </w:pPr>
+      <w:proofErr w:type="spellStart"/>
+      <w:r>
+        <w:rPr>
+          <w:rStyle w:val="HTMLCode"/>
+        </w:rPr>
         <w:lastRenderedPageBreak/>
-        <w:t>MySQL</w:t>
-      </w:r>
-    </w:p>
-    <w:p>
-      <w:pPr>
-        <w:pStyle w:val="NormalWeb"/>
-      </w:pPr>
-      <w:r>
-        <w:t>For example:</w:t>
-      </w:r>
-    </w:p>
-    <w:p>
-      <w:pPr>
-        <w:pStyle w:val="HTMLPreformatted"/>
-      </w:pPr>
-      <w:r>
-        <w:rPr>
-          <w:rStyle w:val="HTMLCode"/>
-        </w:rPr>
-        <w:t>POST /employees</w:t>
-      </w:r>
-    </w:p>
-    <w:p>
-      <w:pPr>
-        <w:pStyle w:val="NormalWeb"/>
-      </w:pPr>
-      <w:r>
-        <w:t>goes to:</w:t>
-      </w:r>
-    </w:p>
-    <w:p>
-      <w:pPr>
-        <w:pStyle w:val="HTMLPreformatted"/>
-      </w:pPr>
-      <w:proofErr w:type="spellStart"/>
-      <w:r>
-        <w:rPr>
-          <w:rStyle w:val="HTMLCode"/>
-        </w:rPr>
         <w:t>EmployeesController.create</w:t>
       </w:r>
       <w:proofErr w:type="spellEnd"/>
@@ -8672,82 +9893,82 @@
         <w:pStyle w:val="NormalWeb"/>
       </w:pPr>
       <w:r>
+        <w:t>Body:</w:t>
+      </w:r>
+    </w:p>
+    <w:p>
+      <w:pPr>
+        <w:pStyle w:val="HTMLPreformatted"/>
+        <w:rPr>
+          <w:rStyle w:val="HTMLCode"/>
+        </w:rPr>
+      </w:pPr>
+      <w:r>
+        <w:rPr>
+          <w:rStyle w:val="HTMLCode"/>
+        </w:rPr>
+        <w:t>{</w:t>
+      </w:r>
+    </w:p>
+    <w:p>
+      <w:pPr>
+        <w:pStyle w:val="HTMLPreformatted"/>
+        <w:rPr>
+          <w:rStyle w:val="HTMLCode"/>
+        </w:rPr>
+      </w:pPr>
+      <w:r>
+        <w:rPr>
+          <w:rStyle w:val="HTMLCode"/>
+        </w:rPr>
+        <w:t xml:space="preserve">  "name": "Ali Khan",</w:t>
+      </w:r>
+    </w:p>
+    <w:p>
+      <w:pPr>
+        <w:pStyle w:val="HTMLPreformatted"/>
+        <w:rPr>
+          <w:rStyle w:val="HTMLCode"/>
+        </w:rPr>
+      </w:pPr>
+      <w:r>
+        <w:rPr>
+          <w:rStyle w:val="HTMLCode"/>
+        </w:rPr>
+        <w:t xml:space="preserve">  "age": 25,</w:t>
+      </w:r>
+    </w:p>
+    <w:p>
+      <w:pPr>
+        <w:pStyle w:val="HTMLPreformatted"/>
+        <w:rPr>
+          <w:rStyle w:val="HTMLCode"/>
+        </w:rPr>
+      </w:pPr>
+      <w:r>
+        <w:rPr>
+          <w:rStyle w:val="HTMLCode"/>
+        </w:rPr>
+        <w:t xml:space="preserve">  "dob": "2001-05-15"</w:t>
+      </w:r>
+    </w:p>
+    <w:p>
+      <w:pPr>
+        <w:pStyle w:val="HTMLPreformatted"/>
+      </w:pPr>
+      <w:r>
+        <w:rPr>
+          <w:rStyle w:val="HTMLCode"/>
+        </w:rPr>
+        <w:t>}</w:t>
+      </w:r>
+    </w:p>
+    <w:p>
+      <w:pPr>
+        <w:pStyle w:val="NormalWeb"/>
+      </w:pPr>
+      <w:r>
         <w:lastRenderedPageBreak/>
-        <w:t>Body:</w:t>
-      </w:r>
-    </w:p>
-    <w:p>
-      <w:pPr>
-        <w:pStyle w:val="HTMLPreformatted"/>
-        <w:rPr>
-          <w:rStyle w:val="HTMLCode"/>
-        </w:rPr>
-      </w:pPr>
-      <w:r>
-        <w:rPr>
-          <w:rStyle w:val="HTMLCode"/>
-        </w:rPr>
-        <w:t>{</w:t>
-      </w:r>
-    </w:p>
-    <w:p>
-      <w:pPr>
-        <w:pStyle w:val="HTMLPreformatted"/>
-        <w:rPr>
-          <w:rStyle w:val="HTMLCode"/>
-        </w:rPr>
-      </w:pPr>
-      <w:r>
-        <w:rPr>
-          <w:rStyle w:val="HTMLCode"/>
-        </w:rPr>
-        <w:t xml:space="preserve">  "name": "Ali Khan",</w:t>
-      </w:r>
-    </w:p>
-    <w:p>
-      <w:pPr>
-        <w:pStyle w:val="HTMLPreformatted"/>
-        <w:rPr>
-          <w:rStyle w:val="HTMLCode"/>
-        </w:rPr>
-      </w:pPr>
-      <w:r>
-        <w:rPr>
-          <w:rStyle w:val="HTMLCode"/>
-        </w:rPr>
-        <w:t xml:space="preserve">  "age": 25,</w:t>
-      </w:r>
-    </w:p>
-    <w:p>
-      <w:pPr>
-        <w:pStyle w:val="HTMLPreformatted"/>
-        <w:rPr>
-          <w:rStyle w:val="HTMLCode"/>
-        </w:rPr>
-      </w:pPr>
-      <w:r>
-        <w:rPr>
-          <w:rStyle w:val="HTMLCode"/>
-        </w:rPr>
-        <w:t xml:space="preserve">  "dob": "2001-05-15"</w:t>
-      </w:r>
-    </w:p>
-    <w:p>
-      <w:pPr>
-        <w:pStyle w:val="HTMLPreformatted"/>
-      </w:pPr>
-      <w:r>
-        <w:rPr>
-          <w:rStyle w:val="HTMLCode"/>
-        </w:rPr>
-        <w:t>}</w:t>
-      </w:r>
-    </w:p>
-    <w:p>
-      <w:pPr>
-        <w:pStyle w:val="NormalWeb"/>
-      </w:pPr>
-      <w:r>
         <w:t>You should receive something like:</w:t>
       </w:r>
     </w:p>
@@ -9101,54 +10322,54 @@
         <w:pStyle w:val="NormalWeb"/>
       </w:pPr>
       <w:r>
+        <w:t>Then GET:</w:t>
+      </w:r>
+    </w:p>
+    <w:p>
+      <w:pPr>
+        <w:pStyle w:val="HTMLPreformatted"/>
+      </w:pPr>
+      <w:r>
+        <w:rPr>
+          <w:rStyle w:val="HTMLCode"/>
+        </w:rPr>
+        <w:t>GET /employees</w:t>
+      </w:r>
+    </w:p>
+    <w:p>
+      <w:pPr>
+        <w:pStyle w:val="NormalWeb"/>
+      </w:pPr>
+      <w:r>
+        <w:t>will return:</w:t>
+      </w:r>
+    </w:p>
+    <w:p>
+      <w:pPr>
+        <w:pStyle w:val="HTMLPreformatted"/>
+        <w:rPr>
+          <w:rStyle w:val="HTMLCode"/>
+        </w:rPr>
+      </w:pPr>
+      <w:r>
+        <w:rPr>
+          <w:rStyle w:val="HTMLCode"/>
+        </w:rPr>
+        <w:t>[</w:t>
+      </w:r>
+    </w:p>
+    <w:p>
+      <w:pPr>
+        <w:pStyle w:val="HTMLPreformatted"/>
+        <w:rPr>
+          <w:rStyle w:val="HTMLCode"/>
+        </w:rPr>
+      </w:pPr>
+      <w:r>
+        <w:rPr>
+          <w:rStyle w:val="HTMLCode"/>
+        </w:rPr>
         <w:lastRenderedPageBreak/>
-        <w:t>Then GET:</w:t>
-      </w:r>
-    </w:p>
-    <w:p>
-      <w:pPr>
-        <w:pStyle w:val="HTMLPreformatted"/>
-      </w:pPr>
-      <w:r>
-        <w:rPr>
-          <w:rStyle w:val="HTMLCode"/>
-        </w:rPr>
-        <w:t>GET /employees</w:t>
-      </w:r>
-    </w:p>
-    <w:p>
-      <w:pPr>
-        <w:pStyle w:val="NormalWeb"/>
-      </w:pPr>
-      <w:r>
-        <w:t>will return:</w:t>
-      </w:r>
-    </w:p>
-    <w:p>
-      <w:pPr>
-        <w:pStyle w:val="HTMLPreformatted"/>
-        <w:rPr>
-          <w:rStyle w:val="HTMLCode"/>
-        </w:rPr>
-      </w:pPr>
-      <w:r>
-        <w:rPr>
-          <w:rStyle w:val="HTMLCode"/>
-        </w:rPr>
-        <w:t>[</w:t>
-      </w:r>
-    </w:p>
-    <w:p>
-      <w:pPr>
-        <w:pStyle w:val="HTMLPreformatted"/>
-        <w:rPr>
-          <w:rStyle w:val="HTMLCode"/>
-        </w:rPr>
-      </w:pPr>
-      <w:r>
-        <w:rPr>
-          <w:rStyle w:val="HTMLCode"/>
-        </w:rPr>
         <w:t xml:space="preserve">  {</w:t>
       </w:r>
     </w:p>
@@ -9560,8 +10781,88 @@
         <w:pStyle w:val="Heading1"/>
       </w:pPr>
       <w:r>
+        <w:t>26. Test UPDATE</w:t>
+      </w:r>
+    </w:p>
+    <w:p>
+      <w:pPr>
+        <w:pStyle w:val="NormalWeb"/>
+      </w:pPr>
+      <w:r>
+        <w:t>Send:</w:t>
+      </w:r>
+    </w:p>
+    <w:p>
+      <w:pPr>
+        <w:pStyle w:val="HTMLPreformatted"/>
+      </w:pPr>
+      <w:r>
+        <w:rPr>
+          <w:rStyle w:val="HTMLCode"/>
+        </w:rPr>
+        <w:t>PATCH http://localhost:3001/employees/1</w:t>
+      </w:r>
+    </w:p>
+    <w:p>
+      <w:pPr>
+        <w:pStyle w:val="NormalWeb"/>
+      </w:pPr>
+      <w:r>
+        <w:t>Body:</w:t>
+      </w:r>
+    </w:p>
+    <w:p>
+      <w:pPr>
+        <w:pStyle w:val="HTMLPreformatted"/>
+        <w:rPr>
+          <w:rStyle w:val="HTMLCode"/>
+        </w:rPr>
+      </w:pPr>
+      <w:r>
+        <w:rPr>
+          <w:rStyle w:val="HTMLCode"/>
+        </w:rPr>
         <w:lastRenderedPageBreak/>
-        <w:t>26. Test UPDATE</w:t>
+        <w:t>{</w:t>
+      </w:r>
+    </w:p>
+    <w:p>
+      <w:pPr>
+        <w:pStyle w:val="HTMLPreformatted"/>
+        <w:rPr>
+          <w:rStyle w:val="HTMLCode"/>
+        </w:rPr>
+      </w:pPr>
+      <w:r>
+        <w:rPr>
+          <w:rStyle w:val="HTMLCode"/>
+        </w:rPr>
+        <w:t xml:space="preserve">  "name": "Ali Ahmed",</w:t>
+      </w:r>
+    </w:p>
+    <w:p>
+      <w:pPr>
+        <w:pStyle w:val="HTMLPreformatted"/>
+        <w:rPr>
+          <w:rStyle w:val="HTMLCode"/>
+        </w:rPr>
+      </w:pPr>
+      <w:r>
+        <w:rPr>
+          <w:rStyle w:val="HTMLCode"/>
+        </w:rPr>
+        <w:t xml:space="preserve">  "age": 26</w:t>
+      </w:r>
+    </w:p>
+    <w:p>
+      <w:pPr>
+        <w:pStyle w:val="HTMLPreformatted"/>
+      </w:pPr>
+      <w:r>
+        <w:rPr>
+          <w:rStyle w:val="HTMLCode"/>
+        </w:rPr>
+        <w:t>}</w:t>
       </w:r>
     </w:p>
     <w:p>
@@ -9569,18 +10870,88 @@
         <w:pStyle w:val="NormalWeb"/>
       </w:pPr>
       <w:r>
-        <w:t>Send:</w:t>
-      </w:r>
-    </w:p>
-    <w:p>
-      <w:pPr>
-        <w:pStyle w:val="HTMLPreformatted"/>
-      </w:pPr>
-      <w:r>
-        <w:rPr>
-          <w:rStyle w:val="HTMLCode"/>
-        </w:rPr>
-        <w:t>PATCH http://localhost:3001/employees/1</w:t>
+        <w:t>Response:</w:t>
+      </w:r>
+    </w:p>
+    <w:p>
+      <w:pPr>
+        <w:pStyle w:val="HTMLPreformatted"/>
+        <w:rPr>
+          <w:rStyle w:val="HTMLCode"/>
+        </w:rPr>
+      </w:pPr>
+      <w:r>
+        <w:rPr>
+          <w:rStyle w:val="HTMLCode"/>
+        </w:rPr>
+        <w:t>{</w:t>
+      </w:r>
+    </w:p>
+    <w:p>
+      <w:pPr>
+        <w:pStyle w:val="HTMLPreformatted"/>
+        <w:rPr>
+          <w:rStyle w:val="HTMLCode"/>
+        </w:rPr>
+      </w:pPr>
+      <w:r>
+        <w:rPr>
+          <w:rStyle w:val="HTMLCode"/>
+        </w:rPr>
+        <w:t xml:space="preserve">  "id": 1,</w:t>
+      </w:r>
+    </w:p>
+    <w:p>
+      <w:pPr>
+        <w:pStyle w:val="HTMLPreformatted"/>
+        <w:rPr>
+          <w:rStyle w:val="HTMLCode"/>
+        </w:rPr>
+      </w:pPr>
+      <w:r>
+        <w:rPr>
+          <w:rStyle w:val="HTMLCode"/>
+        </w:rPr>
+        <w:t xml:space="preserve">  "name": "Ali Ahmed",</w:t>
+      </w:r>
+    </w:p>
+    <w:p>
+      <w:pPr>
+        <w:pStyle w:val="HTMLPreformatted"/>
+        <w:rPr>
+          <w:rStyle w:val="HTMLCode"/>
+        </w:rPr>
+      </w:pPr>
+      <w:r>
+        <w:rPr>
+          <w:rStyle w:val="HTMLCode"/>
+        </w:rPr>
+        <w:t xml:space="preserve">  "age": 26,</w:t>
+      </w:r>
+    </w:p>
+    <w:p>
+      <w:pPr>
+        <w:pStyle w:val="HTMLPreformatted"/>
+        <w:rPr>
+          <w:rStyle w:val="HTMLCode"/>
+        </w:rPr>
+      </w:pPr>
+      <w:r>
+        <w:rPr>
+          <w:rStyle w:val="HTMLCode"/>
+        </w:rPr>
+        <w:t xml:space="preserve">  "dob": "2001-05-15"</w:t>
+      </w:r>
+    </w:p>
+    <w:p>
+      <w:pPr>
+        <w:pStyle w:val="HTMLPreformatted"/>
+      </w:pPr>
+      <w:r>
+        <w:rPr>
+          <w:rStyle w:val="HTMLCode"/>
+        </w:rPr>
+        <w:t>}</w:t>
       </w:r>
     </w:p>
     <w:p>
@@ -9588,166 +10959,14 @@
         <w:pStyle w:val="NormalWeb"/>
       </w:pPr>
       <w:r>
-        <w:t>Body:</w:t>
-      </w:r>
-    </w:p>
-    <w:p>
-      <w:pPr>
-        <w:pStyle w:val="HTMLPreformatted"/>
-        <w:rPr>
-          <w:rStyle w:val="HTMLCode"/>
-        </w:rPr>
-      </w:pPr>
-      <w:r>
-        <w:rPr>
-          <w:rStyle w:val="HTMLCode"/>
-        </w:rPr>
-        <w:t>{</w:t>
-      </w:r>
-    </w:p>
-    <w:p>
-      <w:pPr>
-        <w:pStyle w:val="HTMLPreformatted"/>
-        <w:rPr>
-          <w:rStyle w:val="HTMLCode"/>
-        </w:rPr>
-      </w:pPr>
-      <w:r>
-        <w:rPr>
-          <w:rStyle w:val="HTMLCode"/>
-        </w:rPr>
-        <w:t xml:space="preserve">  "name": "Ali Ahmed",</w:t>
-      </w:r>
-    </w:p>
-    <w:p>
-      <w:pPr>
-        <w:pStyle w:val="HTMLPreformatted"/>
-        <w:rPr>
-          <w:rStyle w:val="HTMLCode"/>
-        </w:rPr>
-      </w:pPr>
-      <w:r>
-        <w:rPr>
-          <w:rStyle w:val="HTMLCode"/>
-        </w:rPr>
-        <w:t xml:space="preserve">  "age": 26</w:t>
-      </w:r>
-    </w:p>
-    <w:p>
-      <w:pPr>
-        <w:pStyle w:val="HTMLPreformatted"/>
-      </w:pPr>
-      <w:r>
-        <w:rPr>
-          <w:rStyle w:val="HTMLCode"/>
-        </w:rPr>
-        <w:t>}</w:t>
-      </w:r>
-    </w:p>
-    <w:p>
-      <w:pPr>
-        <w:pStyle w:val="NormalWeb"/>
-      </w:pPr>
-      <w:r>
-        <w:t>Response:</w:t>
-      </w:r>
-    </w:p>
-    <w:p>
-      <w:pPr>
-        <w:pStyle w:val="HTMLPreformatted"/>
-        <w:rPr>
-          <w:rStyle w:val="HTMLCode"/>
-        </w:rPr>
-      </w:pPr>
-      <w:r>
-        <w:rPr>
-          <w:rStyle w:val="HTMLCode"/>
-        </w:rPr>
-        <w:t>{</w:t>
-      </w:r>
-    </w:p>
-    <w:p>
-      <w:pPr>
-        <w:pStyle w:val="HTMLPreformatted"/>
-        <w:rPr>
-          <w:rStyle w:val="HTMLCode"/>
-        </w:rPr>
-      </w:pPr>
-      <w:r>
-        <w:rPr>
-          <w:rStyle w:val="HTMLCode"/>
-        </w:rPr>
-        <w:t xml:space="preserve">  "id": 1,</w:t>
-      </w:r>
-    </w:p>
-    <w:p>
-      <w:pPr>
-        <w:pStyle w:val="HTMLPreformatted"/>
-        <w:rPr>
-          <w:rStyle w:val="HTMLCode"/>
-        </w:rPr>
-      </w:pPr>
-      <w:r>
-        <w:rPr>
-          <w:rStyle w:val="HTMLCode"/>
-        </w:rPr>
-        <w:t xml:space="preserve">  "name": "Ali Ahmed",</w:t>
-      </w:r>
-    </w:p>
-    <w:p>
-      <w:pPr>
-        <w:pStyle w:val="HTMLPreformatted"/>
-        <w:rPr>
-          <w:rStyle w:val="HTMLCode"/>
-        </w:rPr>
-      </w:pPr>
-      <w:r>
-        <w:rPr>
-          <w:rStyle w:val="HTMLCode"/>
-        </w:rPr>
-        <w:t xml:space="preserve">  "age": 26,</w:t>
-      </w:r>
-    </w:p>
-    <w:p>
-      <w:pPr>
-        <w:pStyle w:val="HTMLPreformatted"/>
-        <w:rPr>
-          <w:rStyle w:val="HTMLCode"/>
-        </w:rPr>
-      </w:pPr>
-      <w:r>
-        <w:rPr>
-          <w:rStyle w:val="HTMLCode"/>
-        </w:rPr>
-        <w:t xml:space="preserve">  "dob": "2001-05-15"</w:t>
-      </w:r>
-    </w:p>
-    <w:p>
-      <w:pPr>
-        <w:pStyle w:val="HTMLPreformatted"/>
-      </w:pPr>
-      <w:r>
-        <w:rPr>
-          <w:rStyle w:val="HTMLCode"/>
-        </w:rPr>
-        <w:t>}</w:t>
-      </w:r>
-    </w:p>
-    <w:p>
-      <w:pPr>
-        <w:pStyle w:val="NormalWeb"/>
-      </w:pPr>
-      <w:r>
         <w:t xml:space="preserve">Notice that </w:t>
       </w:r>
-      <w:proofErr w:type="gramStart"/>
       <w:r>
         <w:rPr>
           <w:rStyle w:val="HTMLCode"/>
         </w:rPr>
         <w:t>dob</w:t>
       </w:r>
-      <w:proofErr w:type="gramEnd"/>
       <w:r>
         <w:t xml:space="preserve"> didn't need to be sent because our update DTO makes fields optional.</w:t>
       </w:r>
@@ -9886,7 +11105,6 @@
                 <w:b/>
                 <w:bCs/>
               </w:rPr>
-              <w:lastRenderedPageBreak/>
               <w:t>Method</w:t>
             </w:r>
           </w:p>
@@ -10184,6 +11402,7 @@
     </w:tbl>
     <w:p>
       <w:r>
+        <w:lastRenderedPageBreak/>
         <w:pict w14:anchorId="6B23272E">
           <v:rect id="_x0000_i1053" style="width:0;height:1.5pt" o:hralign="center" o:hrstd="t" o:hr="t" fillcolor="#a0a0a0" stroked="f"/>
         </w:pict>
@@ -10581,67 +11800,311 @@
         <w:pStyle w:val="NormalWeb"/>
       </w:pPr>
       <w:r>
+        <w:t>Add:</w:t>
+      </w:r>
+    </w:p>
+    <w:p>
+      <w:pPr>
+        <w:pStyle w:val="HTMLPreformatted"/>
+        <w:rPr>
+          <w:rStyle w:val="HTMLCode"/>
+        </w:rPr>
+      </w:pPr>
+      <w:r>
+        <w:rPr>
+          <w:rStyle w:val="HTMLCode"/>
+        </w:rPr>
+        <w:t>'</w:t>
+      </w:r>
+      <w:proofErr w:type="gramStart"/>
+      <w:r>
+        <w:rPr>
+          <w:rStyle w:val="HTMLCode"/>
+        </w:rPr>
+        <w:t>use</w:t>
+      </w:r>
+      <w:proofErr w:type="gramEnd"/>
+      <w:r>
+        <w:rPr>
+          <w:rStyle w:val="HTMLCode"/>
+        </w:rPr>
+        <w:t xml:space="preserve"> client';</w:t>
+      </w:r>
+    </w:p>
+    <w:p>
+      <w:pPr>
+        <w:pStyle w:val="HTMLPreformatted"/>
+        <w:rPr>
+          <w:rStyle w:val="HTMLCode"/>
+        </w:rPr>
+      </w:pPr>
+    </w:p>
+    <w:p>
+      <w:pPr>
+        <w:pStyle w:val="HTMLPreformatted"/>
+        <w:rPr>
+          <w:rStyle w:val="HTMLCode"/>
+        </w:rPr>
+      </w:pPr>
+      <w:r>
+        <w:rPr>
+          <w:rStyle w:val="HTMLCode"/>
+        </w:rPr>
+        <w:t xml:space="preserve">import </w:t>
+      </w:r>
+      <w:proofErr w:type="gramStart"/>
+      <w:r>
+        <w:rPr>
+          <w:rStyle w:val="HTMLCode"/>
+        </w:rPr>
+        <w:t xml:space="preserve">{ </w:t>
+      </w:r>
+      <w:proofErr w:type="spellStart"/>
+      <w:r>
+        <w:rPr>
+          <w:rStyle w:val="HTMLCode"/>
+        </w:rPr>
+        <w:t>useEffect</w:t>
+      </w:r>
+      <w:proofErr w:type="spellEnd"/>
+      <w:proofErr w:type="gramEnd"/>
+      <w:r>
+        <w:rPr>
+          <w:rStyle w:val="HTMLCode"/>
+        </w:rPr>
+        <w:t xml:space="preserve">, </w:t>
+      </w:r>
+      <w:proofErr w:type="spellStart"/>
+      <w:r>
+        <w:rPr>
+          <w:rStyle w:val="HTMLCode"/>
+        </w:rPr>
+        <w:t>useState</w:t>
+      </w:r>
+      <w:proofErr w:type="spellEnd"/>
+      <w:r>
+        <w:rPr>
+          <w:rStyle w:val="HTMLCode"/>
+        </w:rPr>
+        <w:t xml:space="preserve"> } from 'react';</w:t>
+      </w:r>
+    </w:p>
+    <w:p>
+      <w:pPr>
+        <w:pStyle w:val="HTMLPreformatted"/>
+        <w:rPr>
+          <w:rStyle w:val="HTMLCode"/>
+        </w:rPr>
+      </w:pPr>
+    </w:p>
+    <w:p>
+      <w:pPr>
+        <w:pStyle w:val="HTMLPreformatted"/>
+        <w:rPr>
+          <w:rStyle w:val="HTMLCode"/>
+        </w:rPr>
+      </w:pPr>
+      <w:r>
+        <w:rPr>
+          <w:rStyle w:val="HTMLCode"/>
+        </w:rPr>
+        <w:t>interface Employee {</w:t>
+      </w:r>
+    </w:p>
+    <w:p>
+      <w:pPr>
+        <w:pStyle w:val="HTMLPreformatted"/>
+        <w:rPr>
+          <w:rStyle w:val="HTMLCode"/>
+        </w:rPr>
+      </w:pPr>
+      <w:r>
+        <w:rPr>
+          <w:rStyle w:val="HTMLCode"/>
+        </w:rPr>
+        <w:t xml:space="preserve">  id: number;</w:t>
+      </w:r>
+    </w:p>
+    <w:p>
+      <w:pPr>
+        <w:pStyle w:val="HTMLPreformatted"/>
+        <w:rPr>
+          <w:rStyle w:val="HTMLCode"/>
+        </w:rPr>
+      </w:pPr>
+      <w:r>
+        <w:rPr>
+          <w:rStyle w:val="HTMLCode"/>
+        </w:rPr>
+        <w:t xml:space="preserve">  name: string;</w:t>
+      </w:r>
+    </w:p>
+    <w:p>
+      <w:pPr>
+        <w:pStyle w:val="HTMLPreformatted"/>
+        <w:rPr>
+          <w:rStyle w:val="HTMLCode"/>
+        </w:rPr>
+      </w:pPr>
+      <w:r>
+        <w:rPr>
+          <w:rStyle w:val="HTMLCode"/>
+        </w:rPr>
+        <w:t xml:space="preserve">  age: number;</w:t>
+      </w:r>
+    </w:p>
+    <w:p>
+      <w:pPr>
+        <w:pStyle w:val="HTMLPreformatted"/>
+        <w:rPr>
+          <w:rStyle w:val="HTMLCode"/>
+        </w:rPr>
+      </w:pPr>
+      <w:r>
+        <w:rPr>
+          <w:rStyle w:val="HTMLCode"/>
+        </w:rPr>
+        <w:t xml:space="preserve">  dob: string;</w:t>
+      </w:r>
+    </w:p>
+    <w:p>
+      <w:pPr>
+        <w:pStyle w:val="HTMLPreformatted"/>
+        <w:rPr>
+          <w:rStyle w:val="HTMLCode"/>
+        </w:rPr>
+      </w:pPr>
+      <w:r>
+        <w:rPr>
+          <w:rStyle w:val="HTMLCode"/>
+        </w:rPr>
+        <w:t>}</w:t>
+      </w:r>
+    </w:p>
+    <w:p>
+      <w:pPr>
+        <w:pStyle w:val="HTMLPreformatted"/>
+        <w:rPr>
+          <w:rStyle w:val="HTMLCode"/>
+        </w:rPr>
+      </w:pPr>
+    </w:p>
+    <w:p>
+      <w:pPr>
+        <w:pStyle w:val="HTMLPreformatted"/>
+        <w:rPr>
+          <w:rStyle w:val="HTMLCode"/>
+        </w:rPr>
+      </w:pPr>
+      <w:r>
+        <w:rPr>
+          <w:rStyle w:val="HTMLCode"/>
+        </w:rPr>
         <w:lastRenderedPageBreak/>
-        <w:t>Add:</w:t>
-      </w:r>
-    </w:p>
-    <w:p>
-      <w:pPr>
-        <w:pStyle w:val="HTMLPreformatted"/>
-        <w:rPr>
-          <w:rStyle w:val="HTMLCode"/>
-        </w:rPr>
-      </w:pPr>
-      <w:r>
-        <w:rPr>
-          <w:rStyle w:val="HTMLCode"/>
-        </w:rPr>
-        <w:t>'</w:t>
-      </w:r>
+        <w:t xml:space="preserve">export default function </w:t>
+      </w:r>
+      <w:proofErr w:type="spellStart"/>
       <w:proofErr w:type="gramStart"/>
       <w:r>
         <w:rPr>
           <w:rStyle w:val="HTMLCode"/>
         </w:rPr>
-        <w:t>use</w:t>
+        <w:t>EmployeesPage</w:t>
+      </w:r>
+      <w:proofErr w:type="spellEnd"/>
+      <w:r>
+        <w:rPr>
+          <w:rStyle w:val="HTMLCode"/>
+        </w:rPr>
+        <w:t>(</w:t>
       </w:r>
       <w:proofErr w:type="gramEnd"/>
       <w:r>
         <w:rPr>
           <w:rStyle w:val="HTMLCode"/>
         </w:rPr>
-        <w:t xml:space="preserve"> client';</w:t>
-      </w:r>
-    </w:p>
-    <w:p>
-      <w:pPr>
-        <w:pStyle w:val="HTMLPreformatted"/>
-        <w:rPr>
-          <w:rStyle w:val="HTMLCode"/>
-        </w:rPr>
-      </w:pPr>
-    </w:p>
-    <w:p>
-      <w:pPr>
-        <w:pStyle w:val="HTMLPreformatted"/>
-        <w:rPr>
-          <w:rStyle w:val="HTMLCode"/>
-        </w:rPr>
-      </w:pPr>
-      <w:r>
-        <w:rPr>
-          <w:rStyle w:val="HTMLCode"/>
-        </w:rPr>
-        <w:t xml:space="preserve">import </w:t>
+        <w:t>) {</w:t>
+      </w:r>
+    </w:p>
+    <w:p>
+      <w:pPr>
+        <w:pStyle w:val="HTMLPreformatted"/>
+        <w:rPr>
+          <w:rStyle w:val="HTMLCode"/>
+        </w:rPr>
+      </w:pPr>
+      <w:r>
+        <w:rPr>
+          <w:rStyle w:val="HTMLCode"/>
+        </w:rPr>
+        <w:t xml:space="preserve">  const [employees, </w:t>
+      </w:r>
+      <w:proofErr w:type="spellStart"/>
+      <w:r>
+        <w:rPr>
+          <w:rStyle w:val="HTMLCode"/>
+        </w:rPr>
+        <w:t>setEmployees</w:t>
+      </w:r>
+      <w:proofErr w:type="spellEnd"/>
+      <w:r>
+        <w:rPr>
+          <w:rStyle w:val="HTMLCode"/>
+        </w:rPr>
+        <w:t xml:space="preserve">] = </w:t>
+      </w:r>
+      <w:proofErr w:type="spellStart"/>
+      <w:r>
+        <w:rPr>
+          <w:rStyle w:val="HTMLCode"/>
+        </w:rPr>
+        <w:t>useState</w:t>
+      </w:r>
+      <w:proofErr w:type="spellEnd"/>
+      <w:r>
+        <w:rPr>
+          <w:rStyle w:val="HTMLCode"/>
+        </w:rPr>
+        <w:t>&lt;</w:t>
       </w:r>
       <w:proofErr w:type="gramStart"/>
       <w:r>
         <w:rPr>
           <w:rStyle w:val="HTMLCode"/>
         </w:rPr>
-        <w:t xml:space="preserve">{ </w:t>
-      </w:r>
-      <w:proofErr w:type="spellStart"/>
+        <w:t>Employee[</w:t>
+      </w:r>
+      <w:proofErr w:type="gramEnd"/>
+      <w:r>
+        <w:rPr>
+          <w:rStyle w:val="HTMLCode"/>
+        </w:rPr>
+        <w:t>]&gt;([]);</w:t>
+      </w:r>
+    </w:p>
+    <w:p>
+      <w:pPr>
+        <w:pStyle w:val="HTMLPreformatted"/>
+        <w:rPr>
+          <w:rStyle w:val="HTMLCode"/>
+        </w:rPr>
+      </w:pPr>
+    </w:p>
+    <w:p>
+      <w:pPr>
+        <w:pStyle w:val="HTMLPreformatted"/>
+        <w:rPr>
+          <w:rStyle w:val="HTMLCode"/>
+        </w:rPr>
+      </w:pPr>
+      <w:r>
+        <w:rPr>
+          <w:rStyle w:val="HTMLCode"/>
+        </w:rPr>
+        <w:t xml:space="preserve">  </w:t>
+      </w:r>
+      <w:proofErr w:type="spellStart"/>
+      <w:proofErr w:type="gramStart"/>
       <w:r>
         <w:rPr>
           <w:rStyle w:val="HTMLCode"/>
@@ -10649,112 +12112,447 @@
         <w:t>useEffect</w:t>
       </w:r>
       <w:proofErr w:type="spellEnd"/>
+      <w:r>
+        <w:rPr>
+          <w:rStyle w:val="HTMLCode"/>
+        </w:rPr>
+        <w:t>(</w:t>
+      </w:r>
       <w:proofErr w:type="gramEnd"/>
       <w:r>
         <w:rPr>
           <w:rStyle w:val="HTMLCode"/>
         </w:rPr>
-        <w:t xml:space="preserve">, </w:t>
-      </w:r>
-      <w:proofErr w:type="spellStart"/>
-      <w:r>
-        <w:rPr>
-          <w:rStyle w:val="HTMLCode"/>
-        </w:rPr>
-        <w:t>useState</w:t>
-      </w:r>
-      <w:proofErr w:type="spellEnd"/>
-      <w:r>
-        <w:rPr>
-          <w:rStyle w:val="HTMLCode"/>
-        </w:rPr>
-        <w:t xml:space="preserve"> } from 'react';</w:t>
-      </w:r>
-    </w:p>
-    <w:p>
-      <w:pPr>
-        <w:pStyle w:val="HTMLPreformatted"/>
-        <w:rPr>
-          <w:rStyle w:val="HTMLCode"/>
-        </w:rPr>
-      </w:pPr>
-    </w:p>
-    <w:p>
-      <w:pPr>
-        <w:pStyle w:val="HTMLPreformatted"/>
-        <w:rPr>
-          <w:rStyle w:val="HTMLCode"/>
-        </w:rPr>
-      </w:pPr>
-      <w:r>
-        <w:rPr>
-          <w:rStyle w:val="HTMLCode"/>
-        </w:rPr>
-        <w:t>interface Employee {</w:t>
-      </w:r>
-    </w:p>
-    <w:p>
-      <w:pPr>
-        <w:pStyle w:val="HTMLPreformatted"/>
-        <w:rPr>
-          <w:rStyle w:val="HTMLCode"/>
-        </w:rPr>
-      </w:pPr>
-      <w:r>
-        <w:rPr>
-          <w:rStyle w:val="HTMLCode"/>
-        </w:rPr>
-        <w:t xml:space="preserve">  id: number;</w:t>
-      </w:r>
-    </w:p>
-    <w:p>
-      <w:pPr>
-        <w:pStyle w:val="HTMLPreformatted"/>
-        <w:rPr>
-          <w:rStyle w:val="HTMLCode"/>
-        </w:rPr>
-      </w:pPr>
-      <w:r>
-        <w:rPr>
-          <w:rStyle w:val="HTMLCode"/>
-        </w:rPr>
-        <w:t xml:space="preserve">  name: string;</w:t>
-      </w:r>
-    </w:p>
-    <w:p>
-      <w:pPr>
-        <w:pStyle w:val="HTMLPreformatted"/>
-        <w:rPr>
-          <w:rStyle w:val="HTMLCode"/>
-        </w:rPr>
-      </w:pPr>
-      <w:r>
-        <w:rPr>
-          <w:rStyle w:val="HTMLCode"/>
-        </w:rPr>
-        <w:t xml:space="preserve">  age: number;</w:t>
-      </w:r>
-    </w:p>
-    <w:p>
-      <w:pPr>
-        <w:pStyle w:val="HTMLPreformatted"/>
-        <w:rPr>
-          <w:rStyle w:val="HTMLCode"/>
-        </w:rPr>
-      </w:pPr>
-      <w:r>
-        <w:rPr>
-          <w:rStyle w:val="HTMLCode"/>
-        </w:rPr>
-        <w:t xml:space="preserve">  dob: string;</w:t>
-      </w:r>
-    </w:p>
-    <w:p>
-      <w:pPr>
-        <w:pStyle w:val="HTMLPreformatted"/>
-        <w:rPr>
-          <w:rStyle w:val="HTMLCode"/>
-        </w:rPr>
+        <w:t>() =&gt; {</w:t>
+      </w:r>
+    </w:p>
+    <w:p>
+      <w:pPr>
+        <w:pStyle w:val="HTMLPreformatted"/>
+        <w:rPr>
+          <w:rStyle w:val="HTMLCode"/>
+        </w:rPr>
+      </w:pPr>
+      <w:r>
+        <w:rPr>
+          <w:rStyle w:val="HTMLCode"/>
+        </w:rPr>
+        <w:t xml:space="preserve">    fetch('http://localhost:3001/employees')</w:t>
+      </w:r>
+    </w:p>
+    <w:p>
+      <w:pPr>
+        <w:pStyle w:val="HTMLPreformatted"/>
+        <w:rPr>
+          <w:rStyle w:val="HTMLCode"/>
+        </w:rPr>
+      </w:pPr>
+      <w:r>
+        <w:rPr>
+          <w:rStyle w:val="HTMLCode"/>
+        </w:rPr>
+        <w:t xml:space="preserve">      </w:t>
+      </w:r>
+      <w:proofErr w:type="gramStart"/>
+      <w:r>
+        <w:rPr>
+          <w:rStyle w:val="HTMLCode"/>
+        </w:rPr>
+        <w:t>.then</w:t>
+      </w:r>
+      <w:proofErr w:type="gramEnd"/>
+      <w:r>
+        <w:rPr>
+          <w:rStyle w:val="HTMLCode"/>
+        </w:rPr>
+        <w:t xml:space="preserve">((response) =&gt; </w:t>
+      </w:r>
+      <w:proofErr w:type="spellStart"/>
+      <w:r>
+        <w:rPr>
+          <w:rStyle w:val="HTMLCode"/>
+        </w:rPr>
+        <w:t>response.json</w:t>
+      </w:r>
+      <w:proofErr w:type="spellEnd"/>
+      <w:r>
+        <w:rPr>
+          <w:rStyle w:val="HTMLCode"/>
+        </w:rPr>
+        <w:t>())</w:t>
+      </w:r>
+    </w:p>
+    <w:p>
+      <w:pPr>
+        <w:pStyle w:val="HTMLPreformatted"/>
+        <w:rPr>
+          <w:rStyle w:val="HTMLCode"/>
+        </w:rPr>
+      </w:pPr>
+      <w:r>
+        <w:rPr>
+          <w:rStyle w:val="HTMLCode"/>
+        </w:rPr>
+        <w:t xml:space="preserve">      </w:t>
+      </w:r>
+      <w:proofErr w:type="gramStart"/>
+      <w:r>
+        <w:rPr>
+          <w:rStyle w:val="HTMLCode"/>
+        </w:rPr>
+        <w:t>.then</w:t>
+      </w:r>
+      <w:proofErr w:type="gramEnd"/>
+      <w:r>
+        <w:rPr>
+          <w:rStyle w:val="HTMLCode"/>
+        </w:rPr>
+        <w:t xml:space="preserve">((data) =&gt; </w:t>
+      </w:r>
+      <w:proofErr w:type="spellStart"/>
+      <w:r>
+        <w:rPr>
+          <w:rStyle w:val="HTMLCode"/>
+        </w:rPr>
+        <w:t>setEmployees</w:t>
+      </w:r>
+      <w:proofErr w:type="spellEnd"/>
+      <w:r>
+        <w:rPr>
+          <w:rStyle w:val="HTMLCode"/>
+        </w:rPr>
+        <w:t>(data));</w:t>
+      </w:r>
+    </w:p>
+    <w:p>
+      <w:pPr>
+        <w:pStyle w:val="HTMLPreformatted"/>
+        <w:rPr>
+          <w:rStyle w:val="HTMLCode"/>
+        </w:rPr>
+      </w:pPr>
+      <w:r>
+        <w:rPr>
+          <w:rStyle w:val="HTMLCode"/>
+        </w:rPr>
+        <w:t xml:space="preserve">  }, []);</w:t>
+      </w:r>
+    </w:p>
+    <w:p>
+      <w:pPr>
+        <w:pStyle w:val="HTMLPreformatted"/>
+        <w:rPr>
+          <w:rStyle w:val="HTMLCode"/>
+        </w:rPr>
+      </w:pPr>
+    </w:p>
+    <w:p>
+      <w:pPr>
+        <w:pStyle w:val="HTMLPreformatted"/>
+        <w:rPr>
+          <w:rStyle w:val="HTMLCode"/>
+        </w:rPr>
+      </w:pPr>
+      <w:r>
+        <w:rPr>
+          <w:rStyle w:val="HTMLCode"/>
+        </w:rPr>
+        <w:t xml:space="preserve">  return (</w:t>
+      </w:r>
+    </w:p>
+    <w:p>
+      <w:pPr>
+        <w:pStyle w:val="HTMLPreformatted"/>
+        <w:rPr>
+          <w:rStyle w:val="HTMLCode"/>
+        </w:rPr>
+      </w:pPr>
+      <w:r>
+        <w:rPr>
+          <w:rStyle w:val="HTMLCode"/>
+        </w:rPr>
+        <w:t xml:space="preserve">    &lt;div&gt;</w:t>
+      </w:r>
+    </w:p>
+    <w:p>
+      <w:pPr>
+        <w:pStyle w:val="HTMLPreformatted"/>
+        <w:rPr>
+          <w:rStyle w:val="HTMLCode"/>
+        </w:rPr>
+      </w:pPr>
+      <w:r>
+        <w:rPr>
+          <w:rStyle w:val="HTMLCode"/>
+        </w:rPr>
+        <w:t xml:space="preserve">      &lt;h1&gt;Employees&lt;/h1&gt;</w:t>
+      </w:r>
+    </w:p>
+    <w:p>
+      <w:pPr>
+        <w:pStyle w:val="HTMLPreformatted"/>
+        <w:rPr>
+          <w:rStyle w:val="HTMLCode"/>
+        </w:rPr>
+      </w:pPr>
+    </w:p>
+    <w:p>
+      <w:pPr>
+        <w:pStyle w:val="HTMLPreformatted"/>
+        <w:rPr>
+          <w:rStyle w:val="HTMLCode"/>
+        </w:rPr>
+      </w:pPr>
+      <w:r>
+        <w:rPr>
+          <w:rStyle w:val="HTMLCode"/>
+        </w:rPr>
+        <w:t xml:space="preserve">      {</w:t>
+      </w:r>
+      <w:proofErr w:type="spellStart"/>
+      <w:r>
+        <w:rPr>
+          <w:rStyle w:val="HTMLCode"/>
+        </w:rPr>
+        <w:t>employees.map</w:t>
+      </w:r>
+      <w:proofErr w:type="spellEnd"/>
+      <w:r>
+        <w:rPr>
+          <w:rStyle w:val="HTMLCode"/>
+        </w:rPr>
+        <w:t>((employee) =&gt; (</w:t>
+      </w:r>
+    </w:p>
+    <w:p>
+      <w:pPr>
+        <w:pStyle w:val="HTMLPreformatted"/>
+        <w:rPr>
+          <w:rStyle w:val="HTMLCode"/>
+        </w:rPr>
+      </w:pPr>
+      <w:r>
+        <w:rPr>
+          <w:rStyle w:val="HTMLCode"/>
+        </w:rPr>
+        <w:t xml:space="preserve">        &lt;div key={employee.id}&gt;</w:t>
+      </w:r>
+    </w:p>
+    <w:p>
+      <w:pPr>
+        <w:pStyle w:val="HTMLPreformatted"/>
+        <w:rPr>
+          <w:rStyle w:val="HTMLCode"/>
+        </w:rPr>
+      </w:pPr>
+      <w:r>
+        <w:rPr>
+          <w:rStyle w:val="HTMLCode"/>
+        </w:rPr>
+        <w:t xml:space="preserve">          &lt;p&gt;ID: {</w:t>
+      </w:r>
+      <w:proofErr w:type="gramStart"/>
+      <w:r>
+        <w:rPr>
+          <w:rStyle w:val="HTMLCode"/>
+        </w:rPr>
+        <w:t>employee.id}&lt;</w:t>
+      </w:r>
+      <w:proofErr w:type="gramEnd"/>
+      <w:r>
+        <w:rPr>
+          <w:rStyle w:val="HTMLCode"/>
+        </w:rPr>
+        <w:t>/p&gt;</w:t>
+      </w:r>
+    </w:p>
+    <w:p>
+      <w:pPr>
+        <w:pStyle w:val="HTMLPreformatted"/>
+        <w:rPr>
+          <w:rStyle w:val="HTMLCode"/>
+        </w:rPr>
+      </w:pPr>
+      <w:r>
+        <w:rPr>
+          <w:rStyle w:val="HTMLCode"/>
+        </w:rPr>
+        <w:t xml:space="preserve">          &lt;p&gt;Name: {</w:t>
+      </w:r>
+      <w:proofErr w:type="gramStart"/>
+      <w:r>
+        <w:rPr>
+          <w:rStyle w:val="HTMLCode"/>
+        </w:rPr>
+        <w:t>employee.name}&lt;</w:t>
+      </w:r>
+      <w:proofErr w:type="gramEnd"/>
+      <w:r>
+        <w:rPr>
+          <w:rStyle w:val="HTMLCode"/>
+        </w:rPr>
+        <w:t>/p&gt;</w:t>
+      </w:r>
+    </w:p>
+    <w:p>
+      <w:pPr>
+        <w:pStyle w:val="HTMLPreformatted"/>
+        <w:rPr>
+          <w:rStyle w:val="HTMLCode"/>
+        </w:rPr>
+      </w:pPr>
+      <w:r>
+        <w:rPr>
+          <w:rStyle w:val="HTMLCode"/>
+        </w:rPr>
+        <w:t xml:space="preserve">          &lt;p&gt;Age: {</w:t>
+      </w:r>
+      <w:proofErr w:type="spellStart"/>
+      <w:proofErr w:type="gramStart"/>
+      <w:r>
+        <w:rPr>
+          <w:rStyle w:val="HTMLCode"/>
+        </w:rPr>
+        <w:t>employee.age</w:t>
+      </w:r>
+      <w:proofErr w:type="spellEnd"/>
+      <w:r>
+        <w:rPr>
+          <w:rStyle w:val="HTMLCode"/>
+        </w:rPr>
+        <w:t>}&lt;</w:t>
+      </w:r>
+      <w:proofErr w:type="gramEnd"/>
+      <w:r>
+        <w:rPr>
+          <w:rStyle w:val="HTMLCode"/>
+        </w:rPr>
+        <w:t>/p&gt;</w:t>
+      </w:r>
+    </w:p>
+    <w:p>
+      <w:pPr>
+        <w:pStyle w:val="HTMLPreformatted"/>
+        <w:rPr>
+          <w:rStyle w:val="HTMLCode"/>
+        </w:rPr>
+      </w:pPr>
+      <w:r>
+        <w:rPr>
+          <w:rStyle w:val="HTMLCode"/>
+        </w:rPr>
+        <w:t xml:space="preserve">          &lt;p&gt;DOB: {</w:t>
+      </w:r>
+      <w:proofErr w:type="spellStart"/>
+      <w:proofErr w:type="gramStart"/>
+      <w:r>
+        <w:rPr>
+          <w:rStyle w:val="HTMLCode"/>
+        </w:rPr>
+        <w:t>employee.dob</w:t>
+      </w:r>
+      <w:proofErr w:type="spellEnd"/>
+      <w:r>
+        <w:rPr>
+          <w:rStyle w:val="HTMLCode"/>
+        </w:rPr>
+        <w:t>}&lt;</w:t>
+      </w:r>
+      <w:proofErr w:type="gramEnd"/>
+      <w:r>
+        <w:rPr>
+          <w:rStyle w:val="HTMLCode"/>
+        </w:rPr>
+        <w:t>/p&gt;</w:t>
+      </w:r>
+    </w:p>
+    <w:p>
+      <w:pPr>
+        <w:pStyle w:val="HTMLPreformatted"/>
+        <w:rPr>
+          <w:rStyle w:val="HTMLCode"/>
+        </w:rPr>
+      </w:pPr>
+      <w:r>
+        <w:rPr>
+          <w:rStyle w:val="HTMLCode"/>
+        </w:rPr>
+        <w:t xml:space="preserve">          &lt;</w:t>
+      </w:r>
+      <w:proofErr w:type="spellStart"/>
+      <w:r>
+        <w:rPr>
+          <w:rStyle w:val="HTMLCode"/>
+        </w:rPr>
+        <w:t>hr</w:t>
+      </w:r>
+      <w:proofErr w:type="spellEnd"/>
+      <w:r>
+        <w:rPr>
+          <w:rStyle w:val="HTMLCode"/>
+        </w:rPr>
+        <w:t xml:space="preserve"> /&gt;</w:t>
+      </w:r>
+    </w:p>
+    <w:p>
+      <w:pPr>
+        <w:pStyle w:val="HTMLPreformatted"/>
+        <w:rPr>
+          <w:rStyle w:val="HTMLCode"/>
+        </w:rPr>
+      </w:pPr>
+      <w:r>
+        <w:rPr>
+          <w:rStyle w:val="HTMLCode"/>
+        </w:rPr>
+        <w:t xml:space="preserve">        &lt;/div&gt;</w:t>
+      </w:r>
+    </w:p>
+    <w:p>
+      <w:pPr>
+        <w:pStyle w:val="HTMLPreformatted"/>
+        <w:rPr>
+          <w:rStyle w:val="HTMLCode"/>
+        </w:rPr>
+      </w:pPr>
+      <w:r>
+        <w:rPr>
+          <w:rStyle w:val="HTMLCode"/>
+        </w:rPr>
+        <w:t xml:space="preserve">      ))}</w:t>
+      </w:r>
+    </w:p>
+    <w:p>
+      <w:pPr>
+        <w:pStyle w:val="HTMLPreformatted"/>
+        <w:rPr>
+          <w:rStyle w:val="HTMLCode"/>
+        </w:rPr>
+      </w:pPr>
+      <w:r>
+        <w:rPr>
+          <w:rStyle w:val="HTMLCode"/>
+        </w:rPr>
+        <w:t xml:space="preserve">    &lt;/div&gt;</w:t>
+      </w:r>
+    </w:p>
+    <w:p>
+      <w:pPr>
+        <w:pStyle w:val="HTMLPreformatted"/>
+        <w:rPr>
+          <w:rStyle w:val="HTMLCode"/>
+        </w:rPr>
+      </w:pPr>
+      <w:r>
+        <w:rPr>
+          <w:rStyle w:val="HTMLCode"/>
+        </w:rPr>
+        <w:t xml:space="preserve">  );</w:t>
+      </w:r>
+    </w:p>
+    <w:p>
+      <w:pPr>
+        <w:pStyle w:val="HTMLPreformatted"/>
       </w:pPr>
       <w:r>
         <w:rPr>
@@ -10765,585 +12563,6 @@
     </w:p>
     <w:p>
       <w:pPr>
-        <w:pStyle w:val="HTMLPreformatted"/>
-        <w:rPr>
-          <w:rStyle w:val="HTMLCode"/>
-        </w:rPr>
-      </w:pPr>
-    </w:p>
-    <w:p>
-      <w:pPr>
-        <w:pStyle w:val="HTMLPreformatted"/>
-        <w:rPr>
-          <w:rStyle w:val="HTMLCode"/>
-        </w:rPr>
-      </w:pPr>
-      <w:r>
-        <w:rPr>
-          <w:rStyle w:val="HTMLCode"/>
-        </w:rPr>
-        <w:t xml:space="preserve">export default function </w:t>
-      </w:r>
-      <w:proofErr w:type="spellStart"/>
-      <w:proofErr w:type="gramStart"/>
-      <w:r>
-        <w:rPr>
-          <w:rStyle w:val="HTMLCode"/>
-        </w:rPr>
-        <w:t>EmployeesPage</w:t>
-      </w:r>
-      <w:proofErr w:type="spellEnd"/>
-      <w:r>
-        <w:rPr>
-          <w:rStyle w:val="HTMLCode"/>
-        </w:rPr>
-        <w:t>(</w:t>
-      </w:r>
-      <w:proofErr w:type="gramEnd"/>
-      <w:r>
-        <w:rPr>
-          <w:rStyle w:val="HTMLCode"/>
-        </w:rPr>
-        <w:t>) {</w:t>
-      </w:r>
-    </w:p>
-    <w:p>
-      <w:pPr>
-        <w:pStyle w:val="HTMLPreformatted"/>
-        <w:rPr>
-          <w:rStyle w:val="HTMLCode"/>
-        </w:rPr>
-      </w:pPr>
-      <w:r>
-        <w:rPr>
-          <w:rStyle w:val="HTMLCode"/>
-        </w:rPr>
-        <w:t xml:space="preserve">  const [employees, </w:t>
-      </w:r>
-      <w:proofErr w:type="spellStart"/>
-      <w:r>
-        <w:rPr>
-          <w:rStyle w:val="HTMLCode"/>
-        </w:rPr>
-        <w:t>setEmployees</w:t>
-      </w:r>
-      <w:proofErr w:type="spellEnd"/>
-      <w:r>
-        <w:rPr>
-          <w:rStyle w:val="HTMLCode"/>
-        </w:rPr>
-        <w:t xml:space="preserve">] = </w:t>
-      </w:r>
-      <w:proofErr w:type="spellStart"/>
-      <w:r>
-        <w:rPr>
-          <w:rStyle w:val="HTMLCode"/>
-        </w:rPr>
-        <w:t>useState</w:t>
-      </w:r>
-      <w:proofErr w:type="spellEnd"/>
-      <w:r>
-        <w:rPr>
-          <w:rStyle w:val="HTMLCode"/>
-        </w:rPr>
-        <w:t>&lt;</w:t>
-      </w:r>
-      <w:proofErr w:type="gramStart"/>
-      <w:r>
-        <w:rPr>
-          <w:rStyle w:val="HTMLCode"/>
-        </w:rPr>
-        <w:t>Employee[</w:t>
-      </w:r>
-      <w:proofErr w:type="gramEnd"/>
-      <w:r>
-        <w:rPr>
-          <w:rStyle w:val="HTMLCode"/>
-        </w:rPr>
-        <w:t>]&gt;([]);</w:t>
-      </w:r>
-    </w:p>
-    <w:p>
-      <w:pPr>
-        <w:pStyle w:val="HTMLPreformatted"/>
-        <w:rPr>
-          <w:rStyle w:val="HTMLCode"/>
-        </w:rPr>
-      </w:pPr>
-    </w:p>
-    <w:p>
-      <w:pPr>
-        <w:pStyle w:val="HTMLPreformatted"/>
-        <w:rPr>
-          <w:rStyle w:val="HTMLCode"/>
-        </w:rPr>
-      </w:pPr>
-      <w:r>
-        <w:rPr>
-          <w:rStyle w:val="HTMLCode"/>
-        </w:rPr>
-        <w:t xml:space="preserve">  </w:t>
-      </w:r>
-      <w:proofErr w:type="spellStart"/>
-      <w:proofErr w:type="gramStart"/>
-      <w:r>
-        <w:rPr>
-          <w:rStyle w:val="HTMLCode"/>
-        </w:rPr>
-        <w:t>useEffect</w:t>
-      </w:r>
-      <w:proofErr w:type="spellEnd"/>
-      <w:r>
-        <w:rPr>
-          <w:rStyle w:val="HTMLCode"/>
-        </w:rPr>
-        <w:t>(</w:t>
-      </w:r>
-      <w:proofErr w:type="gramEnd"/>
-      <w:r>
-        <w:rPr>
-          <w:rStyle w:val="HTMLCode"/>
-        </w:rPr>
-        <w:t>() =&gt; {</w:t>
-      </w:r>
-    </w:p>
-    <w:p>
-      <w:pPr>
-        <w:pStyle w:val="HTMLPreformatted"/>
-        <w:rPr>
-          <w:rStyle w:val="HTMLCode"/>
-        </w:rPr>
-      </w:pPr>
-      <w:r>
-        <w:rPr>
-          <w:rStyle w:val="HTMLCode"/>
-        </w:rPr>
-        <w:t xml:space="preserve">    fetch('http://localhost:3001/employees')</w:t>
-      </w:r>
-    </w:p>
-    <w:p>
-      <w:pPr>
-        <w:pStyle w:val="HTMLPreformatted"/>
-        <w:rPr>
-          <w:rStyle w:val="HTMLCode"/>
-        </w:rPr>
-      </w:pPr>
-      <w:r>
-        <w:rPr>
-          <w:rStyle w:val="HTMLCode"/>
-        </w:rPr>
-        <w:t xml:space="preserve">      </w:t>
-      </w:r>
-      <w:proofErr w:type="gramStart"/>
-      <w:r>
-        <w:rPr>
-          <w:rStyle w:val="HTMLCode"/>
-        </w:rPr>
-        <w:t>.then</w:t>
-      </w:r>
-      <w:proofErr w:type="gramEnd"/>
-      <w:r>
-        <w:rPr>
-          <w:rStyle w:val="HTMLCode"/>
-        </w:rPr>
-        <w:t xml:space="preserve">((response) =&gt; </w:t>
-      </w:r>
-      <w:proofErr w:type="spellStart"/>
-      <w:r>
-        <w:rPr>
-          <w:rStyle w:val="HTMLCode"/>
-        </w:rPr>
-        <w:t>response.json</w:t>
-      </w:r>
-      <w:proofErr w:type="spellEnd"/>
-      <w:r>
-        <w:rPr>
-          <w:rStyle w:val="HTMLCode"/>
-        </w:rPr>
-        <w:t>())</w:t>
-      </w:r>
-    </w:p>
-    <w:p>
-      <w:pPr>
-        <w:pStyle w:val="HTMLPreformatted"/>
-        <w:rPr>
-          <w:rStyle w:val="HTMLCode"/>
-        </w:rPr>
-      </w:pPr>
-      <w:r>
-        <w:rPr>
-          <w:rStyle w:val="HTMLCode"/>
-        </w:rPr>
-        <w:t xml:space="preserve">      </w:t>
-      </w:r>
-      <w:proofErr w:type="gramStart"/>
-      <w:r>
-        <w:rPr>
-          <w:rStyle w:val="HTMLCode"/>
-        </w:rPr>
-        <w:t>.then</w:t>
-      </w:r>
-      <w:proofErr w:type="gramEnd"/>
-      <w:r>
-        <w:rPr>
-          <w:rStyle w:val="HTMLCode"/>
-        </w:rPr>
-        <w:t xml:space="preserve">((data) =&gt; </w:t>
-      </w:r>
-      <w:proofErr w:type="spellStart"/>
-      <w:r>
-        <w:rPr>
-          <w:rStyle w:val="HTMLCode"/>
-        </w:rPr>
-        <w:t>setEmployees</w:t>
-      </w:r>
-      <w:proofErr w:type="spellEnd"/>
-      <w:r>
-        <w:rPr>
-          <w:rStyle w:val="HTMLCode"/>
-        </w:rPr>
-        <w:t>(data));</w:t>
-      </w:r>
-    </w:p>
-    <w:p>
-      <w:pPr>
-        <w:pStyle w:val="HTMLPreformatted"/>
-        <w:rPr>
-          <w:rStyle w:val="HTMLCode"/>
-        </w:rPr>
-      </w:pPr>
-      <w:r>
-        <w:rPr>
-          <w:rStyle w:val="HTMLCode"/>
-        </w:rPr>
-        <w:t xml:space="preserve">  }, []);</w:t>
-      </w:r>
-    </w:p>
-    <w:p>
-      <w:pPr>
-        <w:pStyle w:val="HTMLPreformatted"/>
-        <w:rPr>
-          <w:rStyle w:val="HTMLCode"/>
-        </w:rPr>
-      </w:pPr>
-    </w:p>
-    <w:p>
-      <w:pPr>
-        <w:pStyle w:val="HTMLPreformatted"/>
-        <w:rPr>
-          <w:rStyle w:val="HTMLCode"/>
-        </w:rPr>
-      </w:pPr>
-      <w:r>
-        <w:rPr>
-          <w:rStyle w:val="HTMLCode"/>
-        </w:rPr>
-        <w:t xml:space="preserve">  return (</w:t>
-      </w:r>
-    </w:p>
-    <w:p>
-      <w:pPr>
-        <w:pStyle w:val="HTMLPreformatted"/>
-        <w:rPr>
-          <w:rStyle w:val="HTMLCode"/>
-        </w:rPr>
-      </w:pPr>
-      <w:r>
-        <w:rPr>
-          <w:rStyle w:val="HTMLCode"/>
-        </w:rPr>
-        <w:t xml:space="preserve">    &lt;div&gt;</w:t>
-      </w:r>
-    </w:p>
-    <w:p>
-      <w:pPr>
-        <w:pStyle w:val="HTMLPreformatted"/>
-        <w:rPr>
-          <w:rStyle w:val="HTMLCode"/>
-        </w:rPr>
-      </w:pPr>
-      <w:r>
-        <w:rPr>
-          <w:rStyle w:val="HTMLCode"/>
-        </w:rPr>
-        <w:t xml:space="preserve">      &lt;h1&gt;Employees&lt;/h1&gt;</w:t>
-      </w:r>
-    </w:p>
-    <w:p>
-      <w:pPr>
-        <w:pStyle w:val="HTMLPreformatted"/>
-        <w:rPr>
-          <w:rStyle w:val="HTMLCode"/>
-        </w:rPr>
-      </w:pPr>
-    </w:p>
-    <w:p>
-      <w:pPr>
-        <w:pStyle w:val="HTMLPreformatted"/>
-        <w:rPr>
-          <w:rStyle w:val="HTMLCode"/>
-        </w:rPr>
-      </w:pPr>
-      <w:r>
-        <w:rPr>
-          <w:rStyle w:val="HTMLCode"/>
-        </w:rPr>
-        <w:t xml:space="preserve">      {</w:t>
-      </w:r>
-      <w:proofErr w:type="spellStart"/>
-      <w:r>
-        <w:rPr>
-          <w:rStyle w:val="HTMLCode"/>
-        </w:rPr>
-        <w:t>employees.map</w:t>
-      </w:r>
-      <w:proofErr w:type="spellEnd"/>
-      <w:r>
-        <w:rPr>
-          <w:rStyle w:val="HTMLCode"/>
-        </w:rPr>
-        <w:t>((employee) =&gt; (</w:t>
-      </w:r>
-    </w:p>
-    <w:p>
-      <w:pPr>
-        <w:pStyle w:val="HTMLPreformatted"/>
-        <w:rPr>
-          <w:rStyle w:val="HTMLCode"/>
-        </w:rPr>
-      </w:pPr>
-      <w:r>
-        <w:rPr>
-          <w:rStyle w:val="HTMLCode"/>
-        </w:rPr>
-        <w:t xml:space="preserve">        &lt;div key={employee.id}&gt;</w:t>
-      </w:r>
-    </w:p>
-    <w:p>
-      <w:pPr>
-        <w:pStyle w:val="HTMLPreformatted"/>
-        <w:rPr>
-          <w:rStyle w:val="HTMLCode"/>
-        </w:rPr>
-      </w:pPr>
-      <w:r>
-        <w:rPr>
-          <w:rStyle w:val="HTMLCode"/>
-        </w:rPr>
-        <w:t xml:space="preserve">          &lt;p&gt;ID: {</w:t>
-      </w:r>
-      <w:proofErr w:type="gramStart"/>
-      <w:r>
-        <w:rPr>
-          <w:rStyle w:val="HTMLCode"/>
-        </w:rPr>
-        <w:t>employee.id}&lt;</w:t>
-      </w:r>
-      <w:proofErr w:type="gramEnd"/>
-      <w:r>
-        <w:rPr>
-          <w:rStyle w:val="HTMLCode"/>
-        </w:rPr>
-        <w:t>/p&gt;</w:t>
-      </w:r>
-    </w:p>
-    <w:p>
-      <w:pPr>
-        <w:pStyle w:val="HTMLPreformatted"/>
-        <w:rPr>
-          <w:rStyle w:val="HTMLCode"/>
-        </w:rPr>
-      </w:pPr>
-      <w:r>
-        <w:rPr>
-          <w:rStyle w:val="HTMLCode"/>
-        </w:rPr>
-        <w:t xml:space="preserve">          &lt;p&gt;Name: {</w:t>
-      </w:r>
-      <w:proofErr w:type="gramStart"/>
-      <w:r>
-        <w:rPr>
-          <w:rStyle w:val="HTMLCode"/>
-        </w:rPr>
-        <w:t>employee.name}&lt;</w:t>
-      </w:r>
-      <w:proofErr w:type="gramEnd"/>
-      <w:r>
-        <w:rPr>
-          <w:rStyle w:val="HTMLCode"/>
-        </w:rPr>
-        <w:t>/p&gt;</w:t>
-      </w:r>
-    </w:p>
-    <w:p>
-      <w:pPr>
-        <w:pStyle w:val="HTMLPreformatted"/>
-        <w:rPr>
-          <w:rStyle w:val="HTMLCode"/>
-        </w:rPr>
-      </w:pPr>
-      <w:r>
-        <w:rPr>
-          <w:rStyle w:val="HTMLCode"/>
-        </w:rPr>
-        <w:t xml:space="preserve">          &lt;p&gt;Age: {</w:t>
-      </w:r>
-      <w:proofErr w:type="spellStart"/>
-      <w:proofErr w:type="gramStart"/>
-      <w:r>
-        <w:rPr>
-          <w:rStyle w:val="HTMLCode"/>
-        </w:rPr>
-        <w:t>employee.age</w:t>
-      </w:r>
-      <w:proofErr w:type="spellEnd"/>
-      <w:r>
-        <w:rPr>
-          <w:rStyle w:val="HTMLCode"/>
-        </w:rPr>
-        <w:t>}&lt;</w:t>
-      </w:r>
-      <w:proofErr w:type="gramEnd"/>
-      <w:r>
-        <w:rPr>
-          <w:rStyle w:val="HTMLCode"/>
-        </w:rPr>
-        <w:t>/p&gt;</w:t>
-      </w:r>
-    </w:p>
-    <w:p>
-      <w:pPr>
-        <w:pStyle w:val="HTMLPreformatted"/>
-        <w:rPr>
-          <w:rStyle w:val="HTMLCode"/>
-        </w:rPr>
-      </w:pPr>
-      <w:r>
-        <w:rPr>
-          <w:rStyle w:val="HTMLCode"/>
-        </w:rPr>
-        <w:t xml:space="preserve">          &lt;p&gt;DOB: {</w:t>
-      </w:r>
-      <w:proofErr w:type="spellStart"/>
-      <w:proofErr w:type="gramStart"/>
-      <w:r>
-        <w:rPr>
-          <w:rStyle w:val="HTMLCode"/>
-        </w:rPr>
-        <w:t>employee.dob</w:t>
-      </w:r>
-      <w:proofErr w:type="spellEnd"/>
-      <w:r>
-        <w:rPr>
-          <w:rStyle w:val="HTMLCode"/>
-        </w:rPr>
-        <w:t>}&lt;</w:t>
-      </w:r>
-      <w:proofErr w:type="gramEnd"/>
-      <w:r>
-        <w:rPr>
-          <w:rStyle w:val="HTMLCode"/>
-        </w:rPr>
-        <w:t>/p&gt;</w:t>
-      </w:r>
-    </w:p>
-    <w:p>
-      <w:pPr>
-        <w:pStyle w:val="HTMLPreformatted"/>
-        <w:rPr>
-          <w:rStyle w:val="HTMLCode"/>
-        </w:rPr>
-      </w:pPr>
-      <w:r>
-        <w:rPr>
-          <w:rStyle w:val="HTMLCode"/>
-        </w:rPr>
-        <w:t xml:space="preserve">          &lt;</w:t>
-      </w:r>
-      <w:proofErr w:type="spellStart"/>
-      <w:r>
-        <w:rPr>
-          <w:rStyle w:val="HTMLCode"/>
-        </w:rPr>
-        <w:t>hr</w:t>
-      </w:r>
-      <w:proofErr w:type="spellEnd"/>
-      <w:r>
-        <w:rPr>
-          <w:rStyle w:val="HTMLCode"/>
-        </w:rPr>
-        <w:t xml:space="preserve"> /&gt;</w:t>
-      </w:r>
-    </w:p>
-    <w:p>
-      <w:pPr>
-        <w:pStyle w:val="HTMLPreformatted"/>
-        <w:rPr>
-          <w:rStyle w:val="HTMLCode"/>
-        </w:rPr>
-      </w:pPr>
-      <w:r>
-        <w:rPr>
-          <w:rStyle w:val="HTMLCode"/>
-        </w:rPr>
-        <w:t xml:space="preserve">        &lt;/div&gt;</w:t>
-      </w:r>
-    </w:p>
-    <w:p>
-      <w:pPr>
-        <w:pStyle w:val="HTMLPreformatted"/>
-        <w:rPr>
-          <w:rStyle w:val="HTMLCode"/>
-        </w:rPr>
-      </w:pPr>
-      <w:r>
-        <w:rPr>
-          <w:rStyle w:val="HTMLCode"/>
-        </w:rPr>
-        <w:t xml:space="preserve">      ))}</w:t>
-      </w:r>
-    </w:p>
-    <w:p>
-      <w:pPr>
-        <w:pStyle w:val="HTMLPreformatted"/>
-        <w:rPr>
-          <w:rStyle w:val="HTMLCode"/>
-        </w:rPr>
-      </w:pPr>
-      <w:r>
-        <w:rPr>
-          <w:rStyle w:val="HTMLCode"/>
-        </w:rPr>
-        <w:t xml:space="preserve">    &lt;/div&gt;</w:t>
-      </w:r>
-    </w:p>
-    <w:p>
-      <w:pPr>
-        <w:pStyle w:val="HTMLPreformatted"/>
-        <w:rPr>
-          <w:rStyle w:val="HTMLCode"/>
-        </w:rPr>
-      </w:pPr>
-      <w:r>
-        <w:rPr>
-          <w:rStyle w:val="HTMLCode"/>
-        </w:rPr>
-        <w:t xml:space="preserve">  );</w:t>
-      </w:r>
-    </w:p>
-    <w:p>
-      <w:pPr>
-        <w:pStyle w:val="HTMLPreformatted"/>
-      </w:pPr>
-      <w:r>
-        <w:rPr>
-          <w:rStyle w:val="HTMLCode"/>
-        </w:rPr>
-        <w:t>}</w:t>
-      </w:r>
-    </w:p>
-    <w:p>
-      <w:pPr>
         <w:pStyle w:val="NormalWeb"/>
       </w:pPr>
       <w:r>
@@ -11467,7 +12686,6 @@
     </w:p>
     <w:p>
       <w:r>
-        <w:lastRenderedPageBreak/>
         <w:pict w14:anchorId="0EA98CB9">
           <v:rect id="_x0000_i1055" style="width:0;height:1.5pt" o:hralign="center" o:hrstd="t" o:hr="t" fillcolor="#a0a0a0" stroked="f"/>
         </w:pict>
@@ -12346,21 +13564,7 @@
         <w:rPr>
           <w:rStyle w:val="HTMLCode"/>
         </w:rPr>
-        <w:t xml:space="preserve">        'Content-Type': 'application/</w:t>
-      </w:r>
-      <w:proofErr w:type="spellStart"/>
-      <w:r>
-        <w:rPr>
-          <w:rStyle w:val="HTMLCode"/>
-        </w:rPr>
-        <w:t>json</w:t>
-      </w:r>
-      <w:proofErr w:type="spellEnd"/>
-      <w:r>
-        <w:rPr>
-          <w:rStyle w:val="HTMLCode"/>
-        </w:rPr>
-        <w:t>',</w:t>
+        <w:t xml:space="preserve">        'Content-Type': 'application/json',</w:t>
       </w:r>
     </w:p>
     <w:p>
@@ -12566,279 +13770,279 @@
         <w:rPr>
           <w:rStyle w:val="HTMLCode"/>
         </w:rPr>
+        <w:t xml:space="preserve">    </w:t>
+      </w:r>
+      <w:proofErr w:type="spellStart"/>
+      <w:proofErr w:type="gramStart"/>
+      <w:r>
+        <w:rPr>
+          <w:rStyle w:val="HTMLCode"/>
+        </w:rPr>
+        <w:t>setDob</w:t>
+      </w:r>
+      <w:proofErr w:type="spellEnd"/>
+      <w:r>
+        <w:rPr>
+          <w:rStyle w:val="HTMLCode"/>
+        </w:rPr>
+        <w:t>(</w:t>
+      </w:r>
+      <w:proofErr w:type="gramEnd"/>
+      <w:r>
+        <w:rPr>
+          <w:rStyle w:val="HTMLCode"/>
+        </w:rPr>
+        <w:t>'');</w:t>
+      </w:r>
+    </w:p>
+    <w:p>
+      <w:pPr>
+        <w:pStyle w:val="HTMLPreformatted"/>
+        <w:rPr>
+          <w:rStyle w:val="HTMLCode"/>
+        </w:rPr>
+      </w:pPr>
+    </w:p>
+    <w:p>
+      <w:pPr>
+        <w:pStyle w:val="HTMLPreformatted"/>
+        <w:rPr>
+          <w:rStyle w:val="HTMLCode"/>
+        </w:rPr>
+      </w:pPr>
+      <w:r>
+        <w:rPr>
+          <w:rStyle w:val="HTMLCode"/>
+        </w:rPr>
+        <w:t xml:space="preserve">    </w:t>
+      </w:r>
+      <w:proofErr w:type="spellStart"/>
+      <w:proofErr w:type="gramStart"/>
+      <w:r>
+        <w:rPr>
+          <w:rStyle w:val="HTMLCode"/>
+        </w:rPr>
+        <w:t>loadEmployees</w:t>
+      </w:r>
+      <w:proofErr w:type="spellEnd"/>
+      <w:r>
+        <w:rPr>
+          <w:rStyle w:val="HTMLCode"/>
+        </w:rPr>
+        <w:t>(</w:t>
+      </w:r>
+      <w:proofErr w:type="gramEnd"/>
+      <w:r>
+        <w:rPr>
+          <w:rStyle w:val="HTMLCode"/>
+        </w:rPr>
+        <w:t>);</w:t>
+      </w:r>
+    </w:p>
+    <w:p>
+      <w:pPr>
+        <w:pStyle w:val="HTMLPreformatted"/>
+        <w:rPr>
+          <w:rStyle w:val="HTMLCode"/>
+        </w:rPr>
+      </w:pPr>
+      <w:r>
+        <w:rPr>
+          <w:rStyle w:val="HTMLCode"/>
+        </w:rPr>
+        <w:t xml:space="preserve">  };</w:t>
+      </w:r>
+    </w:p>
+    <w:p>
+      <w:pPr>
+        <w:pStyle w:val="HTMLPreformatted"/>
+        <w:rPr>
+          <w:rStyle w:val="HTMLCode"/>
+        </w:rPr>
+      </w:pPr>
+    </w:p>
+    <w:p>
+      <w:pPr>
+        <w:pStyle w:val="HTMLPreformatted"/>
+        <w:rPr>
+          <w:rStyle w:val="HTMLCode"/>
+        </w:rPr>
+      </w:pPr>
+      <w:r>
+        <w:rPr>
+          <w:rStyle w:val="HTMLCode"/>
+        </w:rPr>
+        <w:t xml:space="preserve">  return (</w:t>
+      </w:r>
+    </w:p>
+    <w:p>
+      <w:pPr>
+        <w:pStyle w:val="HTMLPreformatted"/>
+        <w:rPr>
+          <w:rStyle w:val="HTMLCode"/>
+        </w:rPr>
+      </w:pPr>
+      <w:r>
+        <w:rPr>
+          <w:rStyle w:val="HTMLCode"/>
+        </w:rPr>
+        <w:t xml:space="preserve">    &lt;div style</w:t>
+      </w:r>
+      <w:proofErr w:type="gramStart"/>
+      <w:r>
+        <w:rPr>
+          <w:rStyle w:val="HTMLCode"/>
+        </w:rPr>
+        <w:t>={</w:t>
+      </w:r>
+      <w:proofErr w:type="gramEnd"/>
+      <w:r>
+        <w:rPr>
+          <w:rStyle w:val="HTMLCode"/>
+        </w:rPr>
+        <w:t>{ padding: '30px' }}&gt;</w:t>
+      </w:r>
+    </w:p>
+    <w:p>
+      <w:pPr>
+        <w:pStyle w:val="HTMLPreformatted"/>
+        <w:rPr>
+          <w:rStyle w:val="HTMLCode"/>
+        </w:rPr>
+      </w:pPr>
+      <w:r>
+        <w:rPr>
+          <w:rStyle w:val="HTMLCode"/>
+        </w:rPr>
+        <w:t xml:space="preserve">      &lt;h1&gt;Employee Management&lt;/h1&gt;</w:t>
+      </w:r>
+    </w:p>
+    <w:p>
+      <w:pPr>
+        <w:pStyle w:val="HTMLPreformatted"/>
+        <w:rPr>
+          <w:rStyle w:val="HTMLCode"/>
+        </w:rPr>
+      </w:pPr>
+    </w:p>
+    <w:p>
+      <w:pPr>
+        <w:pStyle w:val="HTMLPreformatted"/>
+        <w:rPr>
+          <w:rStyle w:val="HTMLCode"/>
+        </w:rPr>
+      </w:pPr>
+      <w:r>
+        <w:rPr>
+          <w:rStyle w:val="HTMLCode"/>
+        </w:rPr>
+        <w:t xml:space="preserve">      &lt;form </w:t>
+      </w:r>
+      <w:proofErr w:type="spellStart"/>
+      <w:r>
+        <w:rPr>
+          <w:rStyle w:val="HTMLCode"/>
+        </w:rPr>
+        <w:t>onSubmit</w:t>
+      </w:r>
+      <w:proofErr w:type="spellEnd"/>
+      <w:r>
+        <w:rPr>
+          <w:rStyle w:val="HTMLCode"/>
+        </w:rPr>
+        <w:t>={</w:t>
+      </w:r>
+      <w:proofErr w:type="spellStart"/>
+      <w:r>
+        <w:rPr>
+          <w:rStyle w:val="HTMLCode"/>
+        </w:rPr>
+        <w:t>handleSubmit</w:t>
+      </w:r>
+      <w:proofErr w:type="spellEnd"/>
+      <w:r>
+        <w:rPr>
+          <w:rStyle w:val="HTMLCode"/>
+        </w:rPr>
+        <w:t>}&gt;</w:t>
+      </w:r>
+    </w:p>
+    <w:p>
+      <w:pPr>
+        <w:pStyle w:val="HTMLPreformatted"/>
+        <w:rPr>
+          <w:rStyle w:val="HTMLCode"/>
+        </w:rPr>
+      </w:pPr>
+      <w:r>
+        <w:rPr>
+          <w:rStyle w:val="HTMLCode"/>
+        </w:rPr>
+        <w:t xml:space="preserve">        &lt;div&gt;</w:t>
+      </w:r>
+    </w:p>
+    <w:p>
+      <w:pPr>
+        <w:pStyle w:val="HTMLPreformatted"/>
+        <w:rPr>
+          <w:rStyle w:val="HTMLCode"/>
+        </w:rPr>
+      </w:pPr>
+      <w:r>
+        <w:rPr>
+          <w:rStyle w:val="HTMLCode"/>
+        </w:rPr>
+        <w:t xml:space="preserve">          &lt;label&gt;Name&lt;/label&gt;</w:t>
+      </w:r>
+    </w:p>
+    <w:p>
+      <w:pPr>
+        <w:pStyle w:val="HTMLPreformatted"/>
+        <w:rPr>
+          <w:rStyle w:val="HTMLCode"/>
+        </w:rPr>
+      </w:pPr>
+      <w:r>
+        <w:rPr>
+          <w:rStyle w:val="HTMLCode"/>
+        </w:rPr>
+        <w:t xml:space="preserve">          &lt;</w:t>
+      </w:r>
+      <w:proofErr w:type="spellStart"/>
+      <w:r>
+        <w:rPr>
+          <w:rStyle w:val="HTMLCode"/>
+        </w:rPr>
+        <w:t>br</w:t>
+      </w:r>
+      <w:proofErr w:type="spellEnd"/>
+      <w:r>
+        <w:rPr>
+          <w:rStyle w:val="HTMLCode"/>
+        </w:rPr>
+        <w:t xml:space="preserve"> /&gt;</w:t>
+      </w:r>
+    </w:p>
+    <w:p>
+      <w:pPr>
+        <w:pStyle w:val="HTMLPreformatted"/>
+        <w:rPr>
+          <w:rStyle w:val="HTMLCode"/>
+        </w:rPr>
+      </w:pPr>
+    </w:p>
+    <w:p>
+      <w:pPr>
+        <w:pStyle w:val="HTMLPreformatted"/>
+        <w:rPr>
+          <w:rStyle w:val="HTMLCode"/>
+        </w:rPr>
+      </w:pPr>
+      <w:r>
+        <w:rPr>
+          <w:rStyle w:val="HTMLCode"/>
+        </w:rPr>
         <w:lastRenderedPageBreak/>
-        <w:t xml:space="preserve">    </w:t>
-      </w:r>
-      <w:proofErr w:type="spellStart"/>
-      <w:proofErr w:type="gramStart"/>
-      <w:r>
-        <w:rPr>
-          <w:rStyle w:val="HTMLCode"/>
-        </w:rPr>
-        <w:t>setDob</w:t>
-      </w:r>
-      <w:proofErr w:type="spellEnd"/>
-      <w:r>
-        <w:rPr>
-          <w:rStyle w:val="HTMLCode"/>
-        </w:rPr>
-        <w:t>(</w:t>
-      </w:r>
-      <w:proofErr w:type="gramEnd"/>
-      <w:r>
-        <w:rPr>
-          <w:rStyle w:val="HTMLCode"/>
-        </w:rPr>
-        <w:t>'');</w:t>
-      </w:r>
-    </w:p>
-    <w:p>
-      <w:pPr>
-        <w:pStyle w:val="HTMLPreformatted"/>
-        <w:rPr>
-          <w:rStyle w:val="HTMLCode"/>
-        </w:rPr>
-      </w:pPr>
-    </w:p>
-    <w:p>
-      <w:pPr>
-        <w:pStyle w:val="HTMLPreformatted"/>
-        <w:rPr>
-          <w:rStyle w:val="HTMLCode"/>
-        </w:rPr>
-      </w:pPr>
-      <w:r>
-        <w:rPr>
-          <w:rStyle w:val="HTMLCode"/>
-        </w:rPr>
-        <w:t xml:space="preserve">    </w:t>
-      </w:r>
-      <w:proofErr w:type="spellStart"/>
-      <w:proofErr w:type="gramStart"/>
-      <w:r>
-        <w:rPr>
-          <w:rStyle w:val="HTMLCode"/>
-        </w:rPr>
-        <w:t>loadEmployees</w:t>
-      </w:r>
-      <w:proofErr w:type="spellEnd"/>
-      <w:r>
-        <w:rPr>
-          <w:rStyle w:val="HTMLCode"/>
-        </w:rPr>
-        <w:t>(</w:t>
-      </w:r>
-      <w:proofErr w:type="gramEnd"/>
-      <w:r>
-        <w:rPr>
-          <w:rStyle w:val="HTMLCode"/>
-        </w:rPr>
-        <w:t>);</w:t>
-      </w:r>
-    </w:p>
-    <w:p>
-      <w:pPr>
-        <w:pStyle w:val="HTMLPreformatted"/>
-        <w:rPr>
-          <w:rStyle w:val="HTMLCode"/>
-        </w:rPr>
-      </w:pPr>
-      <w:r>
-        <w:rPr>
-          <w:rStyle w:val="HTMLCode"/>
-        </w:rPr>
-        <w:t xml:space="preserve">  };</w:t>
-      </w:r>
-    </w:p>
-    <w:p>
-      <w:pPr>
-        <w:pStyle w:val="HTMLPreformatted"/>
-        <w:rPr>
-          <w:rStyle w:val="HTMLCode"/>
-        </w:rPr>
-      </w:pPr>
-    </w:p>
-    <w:p>
-      <w:pPr>
-        <w:pStyle w:val="HTMLPreformatted"/>
-        <w:rPr>
-          <w:rStyle w:val="HTMLCode"/>
-        </w:rPr>
-      </w:pPr>
-      <w:r>
-        <w:rPr>
-          <w:rStyle w:val="HTMLCode"/>
-        </w:rPr>
-        <w:t xml:space="preserve">  return (</w:t>
-      </w:r>
-    </w:p>
-    <w:p>
-      <w:pPr>
-        <w:pStyle w:val="HTMLPreformatted"/>
-        <w:rPr>
-          <w:rStyle w:val="HTMLCode"/>
-        </w:rPr>
-      </w:pPr>
-      <w:r>
-        <w:rPr>
-          <w:rStyle w:val="HTMLCode"/>
-        </w:rPr>
-        <w:t xml:space="preserve">    &lt;div style</w:t>
-      </w:r>
-      <w:proofErr w:type="gramStart"/>
-      <w:r>
-        <w:rPr>
-          <w:rStyle w:val="HTMLCode"/>
-        </w:rPr>
-        <w:t>={</w:t>
-      </w:r>
-      <w:proofErr w:type="gramEnd"/>
-      <w:r>
-        <w:rPr>
-          <w:rStyle w:val="HTMLCode"/>
-        </w:rPr>
-        <w:t>{ padding: '30px' }}&gt;</w:t>
-      </w:r>
-    </w:p>
-    <w:p>
-      <w:pPr>
-        <w:pStyle w:val="HTMLPreformatted"/>
-        <w:rPr>
-          <w:rStyle w:val="HTMLCode"/>
-        </w:rPr>
-      </w:pPr>
-      <w:r>
-        <w:rPr>
-          <w:rStyle w:val="HTMLCode"/>
-        </w:rPr>
-        <w:t xml:space="preserve">      &lt;h1&gt;Employee Management&lt;/h1&gt;</w:t>
-      </w:r>
-    </w:p>
-    <w:p>
-      <w:pPr>
-        <w:pStyle w:val="HTMLPreformatted"/>
-        <w:rPr>
-          <w:rStyle w:val="HTMLCode"/>
-        </w:rPr>
-      </w:pPr>
-    </w:p>
-    <w:p>
-      <w:pPr>
-        <w:pStyle w:val="HTMLPreformatted"/>
-        <w:rPr>
-          <w:rStyle w:val="HTMLCode"/>
-        </w:rPr>
-      </w:pPr>
-      <w:r>
-        <w:rPr>
-          <w:rStyle w:val="HTMLCode"/>
-        </w:rPr>
-        <w:t xml:space="preserve">      &lt;form </w:t>
-      </w:r>
-      <w:proofErr w:type="spellStart"/>
-      <w:r>
-        <w:rPr>
-          <w:rStyle w:val="HTMLCode"/>
-        </w:rPr>
-        <w:t>onSubmit</w:t>
-      </w:r>
-      <w:proofErr w:type="spellEnd"/>
-      <w:r>
-        <w:rPr>
-          <w:rStyle w:val="HTMLCode"/>
-        </w:rPr>
-        <w:t>={</w:t>
-      </w:r>
-      <w:proofErr w:type="spellStart"/>
-      <w:r>
-        <w:rPr>
-          <w:rStyle w:val="HTMLCode"/>
-        </w:rPr>
-        <w:t>handleSubmit</w:t>
-      </w:r>
-      <w:proofErr w:type="spellEnd"/>
-      <w:r>
-        <w:rPr>
-          <w:rStyle w:val="HTMLCode"/>
-        </w:rPr>
-        <w:t>}&gt;</w:t>
-      </w:r>
-    </w:p>
-    <w:p>
-      <w:pPr>
-        <w:pStyle w:val="HTMLPreformatted"/>
-        <w:rPr>
-          <w:rStyle w:val="HTMLCode"/>
-        </w:rPr>
-      </w:pPr>
-      <w:r>
-        <w:rPr>
-          <w:rStyle w:val="HTMLCode"/>
-        </w:rPr>
-        <w:t xml:space="preserve">        &lt;div&gt;</w:t>
-      </w:r>
-    </w:p>
-    <w:p>
-      <w:pPr>
-        <w:pStyle w:val="HTMLPreformatted"/>
-        <w:rPr>
-          <w:rStyle w:val="HTMLCode"/>
-        </w:rPr>
-      </w:pPr>
-      <w:r>
-        <w:rPr>
-          <w:rStyle w:val="HTMLCode"/>
-        </w:rPr>
-        <w:t xml:space="preserve">          &lt;label&gt;Name&lt;/label&gt;</w:t>
-      </w:r>
-    </w:p>
-    <w:p>
-      <w:pPr>
-        <w:pStyle w:val="HTMLPreformatted"/>
-        <w:rPr>
-          <w:rStyle w:val="HTMLCode"/>
-        </w:rPr>
-      </w:pPr>
-      <w:r>
-        <w:rPr>
-          <w:rStyle w:val="HTMLCode"/>
-        </w:rPr>
-        <w:t xml:space="preserve">          &lt;</w:t>
-      </w:r>
-      <w:proofErr w:type="spellStart"/>
-      <w:r>
-        <w:rPr>
-          <w:rStyle w:val="HTMLCode"/>
-        </w:rPr>
-        <w:t>br</w:t>
-      </w:r>
-      <w:proofErr w:type="spellEnd"/>
-      <w:r>
-        <w:rPr>
-          <w:rStyle w:val="HTMLCode"/>
-        </w:rPr>
-        <w:t xml:space="preserve"> /&gt;</w:t>
-      </w:r>
-    </w:p>
-    <w:p>
-      <w:pPr>
-        <w:pStyle w:val="HTMLPreformatted"/>
-        <w:rPr>
-          <w:rStyle w:val="HTMLCode"/>
-        </w:rPr>
-      </w:pPr>
-    </w:p>
-    <w:p>
-      <w:pPr>
-        <w:pStyle w:val="HTMLPreformatted"/>
-        <w:rPr>
-          <w:rStyle w:val="HTMLCode"/>
-        </w:rPr>
-      </w:pPr>
-      <w:r>
-        <w:rPr>
-          <w:rStyle w:val="HTMLCode"/>
-        </w:rPr>
         <w:t xml:space="preserve">          &lt;input</w:t>
       </w:r>
     </w:p>
@@ -14291,7 +15495,6 @@
         <w:rPr>
           <w:rStyle w:val="HTMLCode"/>
         </w:rPr>
-        <w:lastRenderedPageBreak/>
         <w:t xml:space="preserve">      &lt;strong&gt;ID:&lt;/strong&gt; {employee.id}</w:t>
       </w:r>
     </w:p>
@@ -15128,8 +16331,240 @@
         <w:rPr>
           <w:rStyle w:val="HTMLCode"/>
         </w:rPr>
+        <w:t xml:space="preserve">      method: 'PATCH',</w:t>
+      </w:r>
+    </w:p>
+    <w:p>
+      <w:pPr>
+        <w:pStyle w:val="HTMLPreformatted"/>
+        <w:rPr>
+          <w:rStyle w:val="HTMLCode"/>
+        </w:rPr>
+      </w:pPr>
+      <w:r>
+        <w:rPr>
+          <w:rStyle w:val="HTMLCode"/>
+        </w:rPr>
+        <w:t xml:space="preserve">      headers: {</w:t>
+      </w:r>
+    </w:p>
+    <w:p>
+      <w:pPr>
+        <w:pStyle w:val="HTMLPreformatted"/>
+        <w:rPr>
+          <w:rStyle w:val="HTMLCode"/>
+        </w:rPr>
+      </w:pPr>
+      <w:r>
+        <w:rPr>
+          <w:rStyle w:val="HTMLCode"/>
+        </w:rPr>
+        <w:t xml:space="preserve">        'Content-Type': 'application/json',</w:t>
+      </w:r>
+    </w:p>
+    <w:p>
+      <w:pPr>
+        <w:pStyle w:val="HTMLPreformatted"/>
+        <w:rPr>
+          <w:rStyle w:val="HTMLCode"/>
+        </w:rPr>
+      </w:pPr>
+      <w:r>
+        <w:rPr>
+          <w:rStyle w:val="HTMLCode"/>
+        </w:rPr>
+        <w:t xml:space="preserve">      },</w:t>
+      </w:r>
+    </w:p>
+    <w:p>
+      <w:pPr>
+        <w:pStyle w:val="HTMLPreformatted"/>
+        <w:rPr>
+          <w:rStyle w:val="HTMLCode"/>
+        </w:rPr>
+      </w:pPr>
+      <w:r>
+        <w:rPr>
+          <w:rStyle w:val="HTMLCode"/>
+        </w:rPr>
+        <w:t xml:space="preserve">      body: </w:t>
+      </w:r>
+      <w:proofErr w:type="spellStart"/>
+      <w:r>
+        <w:rPr>
+          <w:rStyle w:val="HTMLCode"/>
+        </w:rPr>
+        <w:t>JSON.stringify</w:t>
+      </w:r>
+      <w:proofErr w:type="spellEnd"/>
+      <w:r>
+        <w:rPr>
+          <w:rStyle w:val="HTMLCode"/>
+        </w:rPr>
+        <w:t>({</w:t>
+      </w:r>
+    </w:p>
+    <w:p>
+      <w:pPr>
+        <w:pStyle w:val="HTMLPreformatted"/>
+        <w:rPr>
+          <w:rStyle w:val="HTMLCode"/>
+        </w:rPr>
+      </w:pPr>
+      <w:r>
+        <w:rPr>
+          <w:rStyle w:val="HTMLCode"/>
+        </w:rPr>
+        <w:t xml:space="preserve">        name,</w:t>
+      </w:r>
+    </w:p>
+    <w:p>
+      <w:pPr>
+        <w:pStyle w:val="HTMLPreformatted"/>
+        <w:rPr>
+          <w:rStyle w:val="HTMLCode"/>
+        </w:rPr>
+      </w:pPr>
+      <w:r>
+        <w:rPr>
+          <w:rStyle w:val="HTMLCode"/>
+        </w:rPr>
+        <w:t xml:space="preserve">        age: Number(age),</w:t>
+      </w:r>
+    </w:p>
+    <w:p>
+      <w:pPr>
+        <w:pStyle w:val="HTMLPreformatted"/>
+        <w:rPr>
+          <w:rStyle w:val="HTMLCode"/>
+        </w:rPr>
+      </w:pPr>
+      <w:r>
+        <w:rPr>
+          <w:rStyle w:val="HTMLCode"/>
+        </w:rPr>
+        <w:t xml:space="preserve">        dob,</w:t>
+      </w:r>
+    </w:p>
+    <w:p>
+      <w:pPr>
+        <w:pStyle w:val="HTMLPreformatted"/>
+        <w:rPr>
+          <w:rStyle w:val="HTMLCode"/>
+        </w:rPr>
+      </w:pPr>
+      <w:r>
+        <w:rPr>
+          <w:rStyle w:val="HTMLCode"/>
+        </w:rPr>
+        <w:t xml:space="preserve">      }),</w:t>
+      </w:r>
+    </w:p>
+    <w:p>
+      <w:pPr>
+        <w:pStyle w:val="HTMLPreformatted"/>
+        <w:rPr>
+          <w:rStyle w:val="HTMLCode"/>
+        </w:rPr>
+      </w:pPr>
+      <w:r>
+        <w:rPr>
+          <w:rStyle w:val="HTMLCode"/>
+        </w:rPr>
+        <w:t xml:space="preserve">    });</w:t>
+      </w:r>
+    </w:p>
+    <w:p>
+      <w:pPr>
+        <w:pStyle w:val="HTMLPreformatted"/>
+        <w:rPr>
+          <w:rStyle w:val="HTMLCode"/>
+        </w:rPr>
+      </w:pPr>
+    </w:p>
+    <w:p>
+      <w:pPr>
+        <w:pStyle w:val="HTMLPreformatted"/>
+        <w:rPr>
+          <w:rStyle w:val="HTMLCode"/>
+        </w:rPr>
+      </w:pPr>
+      <w:r>
+        <w:rPr>
+          <w:rStyle w:val="HTMLCode"/>
+        </w:rPr>
+        <w:t xml:space="preserve">    </w:t>
+      </w:r>
+      <w:proofErr w:type="spellStart"/>
+      <w:r>
+        <w:rPr>
+          <w:rStyle w:val="HTMLCode"/>
+        </w:rPr>
+        <w:t>setEditingId</w:t>
+      </w:r>
+      <w:proofErr w:type="spellEnd"/>
+      <w:r>
+        <w:rPr>
+          <w:rStyle w:val="HTMLCode"/>
+        </w:rPr>
+        <w:t>(null);</w:t>
+      </w:r>
+    </w:p>
+    <w:p>
+      <w:pPr>
+        <w:pStyle w:val="HTMLPreformatted"/>
+        <w:rPr>
+          <w:rStyle w:val="HTMLCode"/>
+        </w:rPr>
+      </w:pPr>
+      <w:r>
+        <w:rPr>
+          <w:rStyle w:val="HTMLCode"/>
+        </w:rPr>
+        <w:t xml:space="preserve">  } else {</w:t>
+      </w:r>
+    </w:p>
+    <w:p>
+      <w:pPr>
+        <w:pStyle w:val="HTMLPreformatted"/>
+        <w:rPr>
+          <w:rStyle w:val="HTMLCode"/>
+        </w:rPr>
+      </w:pPr>
+      <w:r>
+        <w:rPr>
+          <w:rStyle w:val="HTMLCode"/>
+        </w:rPr>
+        <w:t xml:space="preserve">    await </w:t>
+      </w:r>
+      <w:proofErr w:type="gramStart"/>
+      <w:r>
+        <w:rPr>
+          <w:rStyle w:val="HTMLCode"/>
+        </w:rPr>
+        <w:t>fetch(</w:t>
+      </w:r>
+      <w:proofErr w:type="gramEnd"/>
+      <w:r>
+        <w:rPr>
+          <w:rStyle w:val="HTMLCode"/>
+        </w:rPr>
+        <w:t>'http://localhost:3001/employees', {</w:t>
+      </w:r>
+    </w:p>
+    <w:p>
+      <w:pPr>
+        <w:pStyle w:val="HTMLPreformatted"/>
+        <w:rPr>
+          <w:rStyle w:val="HTMLCode"/>
+        </w:rPr>
+      </w:pPr>
+      <w:r>
+        <w:rPr>
+          <w:rStyle w:val="HTMLCode"/>
+        </w:rPr>
         <w:lastRenderedPageBreak/>
-        <w:t xml:space="preserve">      method: 'PATCH',</w:t>
+        <w:t xml:space="preserve">      method: 'POST',</w:t>
       </w:r>
     </w:p>
     <w:p>
@@ -15157,267 +16592,7 @@
         <w:rPr>
           <w:rStyle w:val="HTMLCode"/>
         </w:rPr>
-        <w:t xml:space="preserve">        'Content-Type': 'application/</w:t>
-      </w:r>
-      <w:proofErr w:type="spellStart"/>
-      <w:r>
-        <w:rPr>
-          <w:rStyle w:val="HTMLCode"/>
-        </w:rPr>
-        <w:t>json</w:t>
-      </w:r>
-      <w:proofErr w:type="spellEnd"/>
-      <w:r>
-        <w:rPr>
-          <w:rStyle w:val="HTMLCode"/>
-        </w:rPr>
-        <w:t>',</w:t>
-      </w:r>
-    </w:p>
-    <w:p>
-      <w:pPr>
-        <w:pStyle w:val="HTMLPreformatted"/>
-        <w:rPr>
-          <w:rStyle w:val="HTMLCode"/>
-        </w:rPr>
-      </w:pPr>
-      <w:r>
-        <w:rPr>
-          <w:rStyle w:val="HTMLCode"/>
-        </w:rPr>
-        <w:t xml:space="preserve">      },</w:t>
-      </w:r>
-    </w:p>
-    <w:p>
-      <w:pPr>
-        <w:pStyle w:val="HTMLPreformatted"/>
-        <w:rPr>
-          <w:rStyle w:val="HTMLCode"/>
-        </w:rPr>
-      </w:pPr>
-      <w:r>
-        <w:rPr>
-          <w:rStyle w:val="HTMLCode"/>
-        </w:rPr>
-        <w:t xml:space="preserve">      body: </w:t>
-      </w:r>
-      <w:proofErr w:type="spellStart"/>
-      <w:r>
-        <w:rPr>
-          <w:rStyle w:val="HTMLCode"/>
-        </w:rPr>
-        <w:t>JSON.stringify</w:t>
-      </w:r>
-      <w:proofErr w:type="spellEnd"/>
-      <w:r>
-        <w:rPr>
-          <w:rStyle w:val="HTMLCode"/>
-        </w:rPr>
-        <w:t>({</w:t>
-      </w:r>
-    </w:p>
-    <w:p>
-      <w:pPr>
-        <w:pStyle w:val="HTMLPreformatted"/>
-        <w:rPr>
-          <w:rStyle w:val="HTMLCode"/>
-        </w:rPr>
-      </w:pPr>
-      <w:r>
-        <w:rPr>
-          <w:rStyle w:val="HTMLCode"/>
-        </w:rPr>
-        <w:t xml:space="preserve">        name,</w:t>
-      </w:r>
-    </w:p>
-    <w:p>
-      <w:pPr>
-        <w:pStyle w:val="HTMLPreformatted"/>
-        <w:rPr>
-          <w:rStyle w:val="HTMLCode"/>
-        </w:rPr>
-      </w:pPr>
-      <w:r>
-        <w:rPr>
-          <w:rStyle w:val="HTMLCode"/>
-        </w:rPr>
-        <w:t xml:space="preserve">        age: Number(age),</w:t>
-      </w:r>
-    </w:p>
-    <w:p>
-      <w:pPr>
-        <w:pStyle w:val="HTMLPreformatted"/>
-        <w:rPr>
-          <w:rStyle w:val="HTMLCode"/>
-        </w:rPr>
-      </w:pPr>
-      <w:r>
-        <w:rPr>
-          <w:rStyle w:val="HTMLCode"/>
-        </w:rPr>
-        <w:t xml:space="preserve">        dob,</w:t>
-      </w:r>
-    </w:p>
-    <w:p>
-      <w:pPr>
-        <w:pStyle w:val="HTMLPreformatted"/>
-        <w:rPr>
-          <w:rStyle w:val="HTMLCode"/>
-        </w:rPr>
-      </w:pPr>
-      <w:r>
-        <w:rPr>
-          <w:rStyle w:val="HTMLCode"/>
-        </w:rPr>
-        <w:t xml:space="preserve">      }),</w:t>
-      </w:r>
-    </w:p>
-    <w:p>
-      <w:pPr>
-        <w:pStyle w:val="HTMLPreformatted"/>
-        <w:rPr>
-          <w:rStyle w:val="HTMLCode"/>
-        </w:rPr>
-      </w:pPr>
-      <w:r>
-        <w:rPr>
-          <w:rStyle w:val="HTMLCode"/>
-        </w:rPr>
-        <w:t xml:space="preserve">    });</w:t>
-      </w:r>
-    </w:p>
-    <w:p>
-      <w:pPr>
-        <w:pStyle w:val="HTMLPreformatted"/>
-        <w:rPr>
-          <w:rStyle w:val="HTMLCode"/>
-        </w:rPr>
-      </w:pPr>
-    </w:p>
-    <w:p>
-      <w:pPr>
-        <w:pStyle w:val="HTMLPreformatted"/>
-        <w:rPr>
-          <w:rStyle w:val="HTMLCode"/>
-        </w:rPr>
-      </w:pPr>
-      <w:r>
-        <w:rPr>
-          <w:rStyle w:val="HTMLCode"/>
-        </w:rPr>
-        <w:t xml:space="preserve">    </w:t>
-      </w:r>
-      <w:proofErr w:type="spellStart"/>
-      <w:r>
-        <w:rPr>
-          <w:rStyle w:val="HTMLCode"/>
-        </w:rPr>
-        <w:t>setEditingId</w:t>
-      </w:r>
-      <w:proofErr w:type="spellEnd"/>
-      <w:r>
-        <w:rPr>
-          <w:rStyle w:val="HTMLCode"/>
-        </w:rPr>
-        <w:t>(null);</w:t>
-      </w:r>
-    </w:p>
-    <w:p>
-      <w:pPr>
-        <w:pStyle w:val="HTMLPreformatted"/>
-        <w:rPr>
-          <w:rStyle w:val="HTMLCode"/>
-        </w:rPr>
-      </w:pPr>
-      <w:r>
-        <w:rPr>
-          <w:rStyle w:val="HTMLCode"/>
-        </w:rPr>
-        <w:t xml:space="preserve">  } else {</w:t>
-      </w:r>
-    </w:p>
-    <w:p>
-      <w:pPr>
-        <w:pStyle w:val="HTMLPreformatted"/>
-        <w:rPr>
-          <w:rStyle w:val="HTMLCode"/>
-        </w:rPr>
-      </w:pPr>
-      <w:r>
-        <w:rPr>
-          <w:rStyle w:val="HTMLCode"/>
-        </w:rPr>
-        <w:t xml:space="preserve">    await </w:t>
-      </w:r>
-      <w:proofErr w:type="gramStart"/>
-      <w:r>
-        <w:rPr>
-          <w:rStyle w:val="HTMLCode"/>
-        </w:rPr>
-        <w:t>fetch(</w:t>
-      </w:r>
-      <w:proofErr w:type="gramEnd"/>
-      <w:r>
-        <w:rPr>
-          <w:rStyle w:val="HTMLCode"/>
-        </w:rPr>
-        <w:t>'http://localhost:3001/employees', {</w:t>
-      </w:r>
-    </w:p>
-    <w:p>
-      <w:pPr>
-        <w:pStyle w:val="HTMLPreformatted"/>
-        <w:rPr>
-          <w:rStyle w:val="HTMLCode"/>
-        </w:rPr>
-      </w:pPr>
-      <w:r>
-        <w:rPr>
-          <w:rStyle w:val="HTMLCode"/>
-        </w:rPr>
-        <w:t xml:space="preserve">      method: 'POST',</w:t>
-      </w:r>
-    </w:p>
-    <w:p>
-      <w:pPr>
-        <w:pStyle w:val="HTMLPreformatted"/>
-        <w:rPr>
-          <w:rStyle w:val="HTMLCode"/>
-        </w:rPr>
-      </w:pPr>
-      <w:r>
-        <w:rPr>
-          <w:rStyle w:val="HTMLCode"/>
-        </w:rPr>
-        <w:t xml:space="preserve">      headers: {</w:t>
-      </w:r>
-    </w:p>
-    <w:p>
-      <w:pPr>
-        <w:pStyle w:val="HTMLPreformatted"/>
-        <w:rPr>
-          <w:rStyle w:val="HTMLCode"/>
-        </w:rPr>
-      </w:pPr>
-      <w:r>
-        <w:rPr>
-          <w:rStyle w:val="HTMLCode"/>
-        </w:rPr>
-        <w:t xml:space="preserve">        'Content-Type': 'application/</w:t>
-      </w:r>
-      <w:proofErr w:type="spellStart"/>
-      <w:r>
-        <w:rPr>
-          <w:rStyle w:val="HTMLCode"/>
-        </w:rPr>
-        <w:t>json</w:t>
-      </w:r>
-      <w:proofErr w:type="spellEnd"/>
-      <w:r>
-        <w:rPr>
-          <w:rStyle w:val="HTMLCode"/>
-        </w:rPr>
-        <w:t>',</w:t>
+        <w:t xml:space="preserve">        'Content-Type': 'application/json',</w:t>
       </w:r>
     </w:p>
     <w:p>
@@ -15944,172 +17119,172 @@
         <w:rPr>
           <w:rStyle w:val="HTMLCode"/>
         </w:rPr>
+        <w:t>EmployeesService</w:t>
+      </w:r>
+      <w:proofErr w:type="spellEnd"/>
+    </w:p>
+    <w:p>
+      <w:pPr>
+        <w:pStyle w:val="HTMLPreformatted"/>
+        <w:rPr>
+          <w:rStyle w:val="HTMLCode"/>
+        </w:rPr>
+      </w:pPr>
+      <w:r>
+        <w:rPr>
+          <w:rStyle w:val="HTMLCode"/>
+        </w:rPr>
+        <w:t xml:space="preserve">     ↓</w:t>
+      </w:r>
+    </w:p>
+    <w:p>
+      <w:pPr>
+        <w:pStyle w:val="HTMLPreformatted"/>
+        <w:rPr>
+          <w:rStyle w:val="HTMLCode"/>
+        </w:rPr>
+      </w:pPr>
+      <w:proofErr w:type="spellStart"/>
+      <w:r>
+        <w:rPr>
+          <w:rStyle w:val="HTMLCode"/>
+        </w:rPr>
+        <w:t>TypeORM</w:t>
+      </w:r>
+      <w:proofErr w:type="spellEnd"/>
+    </w:p>
+    <w:p>
+      <w:pPr>
+        <w:pStyle w:val="HTMLPreformatted"/>
+        <w:rPr>
+          <w:rStyle w:val="HTMLCode"/>
+        </w:rPr>
+      </w:pPr>
+      <w:r>
+        <w:rPr>
+          <w:rStyle w:val="HTMLCode"/>
+        </w:rPr>
+        <w:t xml:space="preserve">     ↓</w:t>
+      </w:r>
+    </w:p>
+    <w:p>
+      <w:pPr>
+        <w:pStyle w:val="HTMLPreformatted"/>
+      </w:pPr>
+      <w:r>
+        <w:rPr>
+          <w:rStyle w:val="HTMLCode"/>
+        </w:rPr>
+        <w:t>MySQL INSERT</w:t>
+      </w:r>
+    </w:p>
+    <w:p>
+      <w:pPr>
+        <w:pStyle w:val="NormalWeb"/>
+      </w:pPr>
+      <w:r>
+        <w:t>When loading employees:</w:t>
+      </w:r>
+    </w:p>
+    <w:p>
+      <w:pPr>
+        <w:pStyle w:val="HTMLPreformatted"/>
+        <w:rPr>
+          <w:rStyle w:val="HTMLCode"/>
+        </w:rPr>
+      </w:pPr>
+      <w:r>
+        <w:rPr>
+          <w:rStyle w:val="HTMLCode"/>
+        </w:rPr>
+        <w:t>Next.js</w:t>
+      </w:r>
+    </w:p>
+    <w:p>
+      <w:pPr>
+        <w:pStyle w:val="HTMLPreformatted"/>
+        <w:rPr>
+          <w:rStyle w:val="HTMLCode"/>
+        </w:rPr>
+      </w:pPr>
+      <w:r>
+        <w:rPr>
+          <w:rStyle w:val="HTMLCode"/>
+        </w:rPr>
+        <w:t xml:space="preserve">     ↓</w:t>
+      </w:r>
+    </w:p>
+    <w:p>
+      <w:pPr>
+        <w:pStyle w:val="HTMLPreformatted"/>
+        <w:rPr>
+          <w:rStyle w:val="HTMLCode"/>
+        </w:rPr>
+      </w:pPr>
+      <w:r>
+        <w:rPr>
+          <w:rStyle w:val="HTMLCode"/>
+        </w:rPr>
+        <w:t>GET /employees</w:t>
+      </w:r>
+    </w:p>
+    <w:p>
+      <w:pPr>
+        <w:pStyle w:val="HTMLPreformatted"/>
+        <w:rPr>
+          <w:rStyle w:val="HTMLCode"/>
+        </w:rPr>
+      </w:pPr>
+      <w:r>
+        <w:rPr>
+          <w:rStyle w:val="HTMLCode"/>
+        </w:rPr>
+        <w:t xml:space="preserve">     ↓</w:t>
+      </w:r>
+    </w:p>
+    <w:p>
+      <w:pPr>
+        <w:pStyle w:val="HTMLPreformatted"/>
+        <w:rPr>
+          <w:rStyle w:val="HTMLCode"/>
+        </w:rPr>
+      </w:pPr>
+      <w:proofErr w:type="spellStart"/>
+      <w:r>
+        <w:rPr>
+          <w:rStyle w:val="HTMLCode"/>
+        </w:rPr>
+        <w:t>NestJS</w:t>
+      </w:r>
+      <w:proofErr w:type="spellEnd"/>
+    </w:p>
+    <w:p>
+      <w:pPr>
+        <w:pStyle w:val="HTMLPreformatted"/>
+        <w:rPr>
+          <w:rStyle w:val="HTMLCode"/>
+        </w:rPr>
+      </w:pPr>
+      <w:r>
+        <w:rPr>
+          <w:rStyle w:val="HTMLCode"/>
+        </w:rPr>
+        <w:t xml:space="preserve">     ↓</w:t>
+      </w:r>
+    </w:p>
+    <w:p>
+      <w:pPr>
+        <w:pStyle w:val="HTMLPreformatted"/>
+        <w:rPr>
+          <w:rStyle w:val="HTMLCode"/>
+        </w:rPr>
+      </w:pPr>
+      <w:proofErr w:type="spellStart"/>
+      <w:r>
+        <w:rPr>
+          <w:rStyle w:val="HTMLCode"/>
+        </w:rPr>
         <w:lastRenderedPageBreak/>
-        <w:t>EmployeesService</w:t>
-      </w:r>
-      <w:proofErr w:type="spellEnd"/>
-    </w:p>
-    <w:p>
-      <w:pPr>
-        <w:pStyle w:val="HTMLPreformatted"/>
-        <w:rPr>
-          <w:rStyle w:val="HTMLCode"/>
-        </w:rPr>
-      </w:pPr>
-      <w:r>
-        <w:rPr>
-          <w:rStyle w:val="HTMLCode"/>
-        </w:rPr>
-        <w:t xml:space="preserve">     ↓</w:t>
-      </w:r>
-    </w:p>
-    <w:p>
-      <w:pPr>
-        <w:pStyle w:val="HTMLPreformatted"/>
-        <w:rPr>
-          <w:rStyle w:val="HTMLCode"/>
-        </w:rPr>
-      </w:pPr>
-      <w:proofErr w:type="spellStart"/>
-      <w:r>
-        <w:rPr>
-          <w:rStyle w:val="HTMLCode"/>
-        </w:rPr>
-        <w:t>TypeORM</w:t>
-      </w:r>
-      <w:proofErr w:type="spellEnd"/>
-    </w:p>
-    <w:p>
-      <w:pPr>
-        <w:pStyle w:val="HTMLPreformatted"/>
-        <w:rPr>
-          <w:rStyle w:val="HTMLCode"/>
-        </w:rPr>
-      </w:pPr>
-      <w:r>
-        <w:rPr>
-          <w:rStyle w:val="HTMLCode"/>
-        </w:rPr>
-        <w:t xml:space="preserve">     ↓</w:t>
-      </w:r>
-    </w:p>
-    <w:p>
-      <w:pPr>
-        <w:pStyle w:val="HTMLPreformatted"/>
-      </w:pPr>
-      <w:r>
-        <w:rPr>
-          <w:rStyle w:val="HTMLCode"/>
-        </w:rPr>
-        <w:t>MySQL INSERT</w:t>
-      </w:r>
-    </w:p>
-    <w:p>
-      <w:pPr>
-        <w:pStyle w:val="NormalWeb"/>
-      </w:pPr>
-      <w:r>
-        <w:t>When loading employees:</w:t>
-      </w:r>
-    </w:p>
-    <w:p>
-      <w:pPr>
-        <w:pStyle w:val="HTMLPreformatted"/>
-        <w:rPr>
-          <w:rStyle w:val="HTMLCode"/>
-        </w:rPr>
-      </w:pPr>
-      <w:r>
-        <w:rPr>
-          <w:rStyle w:val="HTMLCode"/>
-        </w:rPr>
-        <w:t>Next.js</w:t>
-      </w:r>
-    </w:p>
-    <w:p>
-      <w:pPr>
-        <w:pStyle w:val="HTMLPreformatted"/>
-        <w:rPr>
-          <w:rStyle w:val="HTMLCode"/>
-        </w:rPr>
-      </w:pPr>
-      <w:r>
-        <w:rPr>
-          <w:rStyle w:val="HTMLCode"/>
-        </w:rPr>
-        <w:t xml:space="preserve">     ↓</w:t>
-      </w:r>
-    </w:p>
-    <w:p>
-      <w:pPr>
-        <w:pStyle w:val="HTMLPreformatted"/>
-        <w:rPr>
-          <w:rStyle w:val="HTMLCode"/>
-        </w:rPr>
-      </w:pPr>
-      <w:r>
-        <w:rPr>
-          <w:rStyle w:val="HTMLCode"/>
-        </w:rPr>
-        <w:t>GET /employees</w:t>
-      </w:r>
-    </w:p>
-    <w:p>
-      <w:pPr>
-        <w:pStyle w:val="HTMLPreformatted"/>
-        <w:rPr>
-          <w:rStyle w:val="HTMLCode"/>
-        </w:rPr>
-      </w:pPr>
-      <w:r>
-        <w:rPr>
-          <w:rStyle w:val="HTMLCode"/>
-        </w:rPr>
-        <w:t xml:space="preserve">     ↓</w:t>
-      </w:r>
-    </w:p>
-    <w:p>
-      <w:pPr>
-        <w:pStyle w:val="HTMLPreformatted"/>
-        <w:rPr>
-          <w:rStyle w:val="HTMLCode"/>
-        </w:rPr>
-      </w:pPr>
-      <w:proofErr w:type="spellStart"/>
-      <w:r>
-        <w:rPr>
-          <w:rStyle w:val="HTMLCode"/>
-        </w:rPr>
-        <w:t>NestJS</w:t>
-      </w:r>
-      <w:proofErr w:type="spellEnd"/>
-    </w:p>
-    <w:p>
-      <w:pPr>
-        <w:pStyle w:val="HTMLPreformatted"/>
-        <w:rPr>
-          <w:rStyle w:val="HTMLCode"/>
-        </w:rPr>
-      </w:pPr>
-      <w:r>
-        <w:rPr>
-          <w:rStyle w:val="HTMLCode"/>
-        </w:rPr>
-        <w:t xml:space="preserve">     ↓</w:t>
-      </w:r>
-    </w:p>
-    <w:p>
-      <w:pPr>
-        <w:pStyle w:val="HTMLPreformatted"/>
-        <w:rPr>
-          <w:rStyle w:val="HTMLCode"/>
-        </w:rPr>
-      </w:pPr>
-      <w:proofErr w:type="spellStart"/>
-      <w:r>
-        <w:rPr>
-          <w:rStyle w:val="HTMLCode"/>
-        </w:rPr>
         <w:t>TypeORM</w:t>
       </w:r>
       <w:proofErr w:type="spellEnd"/>
@@ -16527,327 +17702,327 @@
         <w:rPr>
           <w:rStyle w:val="HTMLCode"/>
         </w:rPr>
+        <w:t xml:space="preserve">├── </w:t>
+      </w:r>
+      <w:proofErr w:type="spellStart"/>
+      <w:r>
+        <w:rPr>
+          <w:rStyle w:val="HTMLCode"/>
+        </w:rPr>
+        <w:t>src</w:t>
+      </w:r>
+      <w:proofErr w:type="spellEnd"/>
+      <w:r>
+        <w:rPr>
+          <w:rStyle w:val="HTMLCode"/>
+        </w:rPr>
+        <w:t>/</w:t>
+      </w:r>
+    </w:p>
+    <w:p>
+      <w:pPr>
+        <w:pStyle w:val="HTMLPreformatted"/>
+        <w:rPr>
+          <w:rStyle w:val="HTMLCode"/>
+        </w:rPr>
+      </w:pPr>
+      <w:r>
+        <w:rPr>
+          <w:rStyle w:val="HTMLCode"/>
+        </w:rPr>
+        <w:t>│   │</w:t>
+      </w:r>
+    </w:p>
+    <w:p>
+      <w:pPr>
+        <w:pStyle w:val="HTMLPreformatted"/>
+        <w:rPr>
+          <w:rStyle w:val="HTMLCode"/>
+        </w:rPr>
+      </w:pPr>
+      <w:r>
+        <w:rPr>
+          <w:rStyle w:val="HTMLCode"/>
+        </w:rPr>
+        <w:t>│   ├── employees/</w:t>
+      </w:r>
+    </w:p>
+    <w:p>
+      <w:pPr>
+        <w:pStyle w:val="HTMLPreformatted"/>
+        <w:rPr>
+          <w:rStyle w:val="HTMLCode"/>
+        </w:rPr>
+      </w:pPr>
+      <w:r>
+        <w:rPr>
+          <w:rStyle w:val="HTMLCode"/>
+        </w:rPr>
+        <w:t>│   │   │</w:t>
+      </w:r>
+    </w:p>
+    <w:p>
+      <w:pPr>
+        <w:pStyle w:val="HTMLPreformatted"/>
+        <w:rPr>
+          <w:rStyle w:val="HTMLCode"/>
+        </w:rPr>
+      </w:pPr>
+      <w:r>
+        <w:rPr>
+          <w:rStyle w:val="HTMLCode"/>
+        </w:rPr>
+        <w:t xml:space="preserve">│   │   ├── </w:t>
+      </w:r>
+      <w:proofErr w:type="spellStart"/>
+      <w:r>
+        <w:rPr>
+          <w:rStyle w:val="HTMLCode"/>
+        </w:rPr>
+        <w:t>dto</w:t>
+      </w:r>
+      <w:proofErr w:type="spellEnd"/>
+      <w:r>
+        <w:rPr>
+          <w:rStyle w:val="HTMLCode"/>
+        </w:rPr>
+        <w:t>/</w:t>
+      </w:r>
+    </w:p>
+    <w:p>
+      <w:pPr>
+        <w:pStyle w:val="HTMLPreformatted"/>
+        <w:rPr>
+          <w:rStyle w:val="HTMLCode"/>
+        </w:rPr>
+      </w:pPr>
+      <w:r>
+        <w:rPr>
+          <w:rStyle w:val="HTMLCode"/>
+        </w:rPr>
+        <w:t>│   │   │   ├── create-</w:t>
+      </w:r>
+      <w:proofErr w:type="spellStart"/>
+      <w:r>
+        <w:rPr>
+          <w:rStyle w:val="HTMLCode"/>
+        </w:rPr>
+        <w:t>employee.dto.ts</w:t>
+      </w:r>
+      <w:proofErr w:type="spellEnd"/>
+    </w:p>
+    <w:p>
+      <w:pPr>
+        <w:pStyle w:val="HTMLPreformatted"/>
+        <w:rPr>
+          <w:rStyle w:val="HTMLCode"/>
+        </w:rPr>
+      </w:pPr>
+      <w:r>
+        <w:rPr>
+          <w:rStyle w:val="HTMLCode"/>
+        </w:rPr>
+        <w:t>│   │   │   └── update-</w:t>
+      </w:r>
+      <w:proofErr w:type="spellStart"/>
+      <w:r>
+        <w:rPr>
+          <w:rStyle w:val="HTMLCode"/>
+        </w:rPr>
+        <w:t>employee.dto.ts</w:t>
+      </w:r>
+      <w:proofErr w:type="spellEnd"/>
+    </w:p>
+    <w:p>
+      <w:pPr>
+        <w:pStyle w:val="HTMLPreformatted"/>
+        <w:rPr>
+          <w:rStyle w:val="HTMLCode"/>
+        </w:rPr>
+      </w:pPr>
+      <w:r>
+        <w:rPr>
+          <w:rStyle w:val="HTMLCode"/>
+        </w:rPr>
+        <w:t>│   │   │</w:t>
+      </w:r>
+    </w:p>
+    <w:p>
+      <w:pPr>
+        <w:pStyle w:val="HTMLPreformatted"/>
+        <w:rPr>
+          <w:rStyle w:val="HTMLCode"/>
+        </w:rPr>
+      </w:pPr>
+      <w:r>
+        <w:rPr>
+          <w:rStyle w:val="HTMLCode"/>
+        </w:rPr>
+        <w:t xml:space="preserve">│   │   ├── </w:t>
+      </w:r>
+      <w:proofErr w:type="spellStart"/>
+      <w:proofErr w:type="gramStart"/>
+      <w:r>
+        <w:rPr>
+          <w:rStyle w:val="HTMLCode"/>
+        </w:rPr>
+        <w:t>employee.entity</w:t>
+      </w:r>
+      <w:proofErr w:type="gramEnd"/>
+      <w:r>
+        <w:rPr>
+          <w:rStyle w:val="HTMLCode"/>
+        </w:rPr>
+        <w:t>.ts</w:t>
+      </w:r>
+      <w:proofErr w:type="spellEnd"/>
+    </w:p>
+    <w:p>
+      <w:pPr>
+        <w:pStyle w:val="HTMLPreformatted"/>
+        <w:rPr>
+          <w:rStyle w:val="HTMLCode"/>
+        </w:rPr>
+      </w:pPr>
+      <w:r>
+        <w:rPr>
+          <w:rStyle w:val="HTMLCode"/>
+        </w:rPr>
+        <w:t xml:space="preserve">│   │   ├── </w:t>
+      </w:r>
+      <w:proofErr w:type="spellStart"/>
+      <w:proofErr w:type="gramStart"/>
+      <w:r>
+        <w:rPr>
+          <w:rStyle w:val="HTMLCode"/>
+        </w:rPr>
+        <w:t>employees.controller</w:t>
+      </w:r>
+      <w:proofErr w:type="gramEnd"/>
+      <w:r>
+        <w:rPr>
+          <w:rStyle w:val="HTMLCode"/>
+        </w:rPr>
+        <w:t>.ts</w:t>
+      </w:r>
+      <w:proofErr w:type="spellEnd"/>
+    </w:p>
+    <w:p>
+      <w:pPr>
+        <w:pStyle w:val="HTMLPreformatted"/>
+        <w:rPr>
+          <w:rStyle w:val="HTMLCode"/>
+        </w:rPr>
+      </w:pPr>
+      <w:r>
+        <w:rPr>
+          <w:rStyle w:val="HTMLCode"/>
+        </w:rPr>
+        <w:t xml:space="preserve">│   │   ├── </w:t>
+      </w:r>
+      <w:proofErr w:type="spellStart"/>
+      <w:proofErr w:type="gramStart"/>
+      <w:r>
+        <w:rPr>
+          <w:rStyle w:val="HTMLCode"/>
+        </w:rPr>
+        <w:t>employees.service</w:t>
+      </w:r>
+      <w:proofErr w:type="gramEnd"/>
+      <w:r>
+        <w:rPr>
+          <w:rStyle w:val="HTMLCode"/>
+        </w:rPr>
+        <w:t>.ts</w:t>
+      </w:r>
+      <w:proofErr w:type="spellEnd"/>
+    </w:p>
+    <w:p>
+      <w:pPr>
+        <w:pStyle w:val="HTMLPreformatted"/>
+        <w:rPr>
+          <w:rStyle w:val="HTMLCode"/>
+        </w:rPr>
+      </w:pPr>
+      <w:r>
+        <w:rPr>
+          <w:rStyle w:val="HTMLCode"/>
+        </w:rPr>
+        <w:t xml:space="preserve">│   │   └── </w:t>
+      </w:r>
+      <w:proofErr w:type="spellStart"/>
+      <w:proofErr w:type="gramStart"/>
+      <w:r>
+        <w:rPr>
+          <w:rStyle w:val="HTMLCode"/>
+        </w:rPr>
+        <w:t>employees.module</w:t>
+      </w:r>
+      <w:proofErr w:type="gramEnd"/>
+      <w:r>
+        <w:rPr>
+          <w:rStyle w:val="HTMLCode"/>
+        </w:rPr>
+        <w:t>.ts</w:t>
+      </w:r>
+      <w:proofErr w:type="spellEnd"/>
+    </w:p>
+    <w:p>
+      <w:pPr>
+        <w:pStyle w:val="HTMLPreformatted"/>
+        <w:rPr>
+          <w:rStyle w:val="HTMLCode"/>
+        </w:rPr>
+      </w:pPr>
+      <w:r>
+        <w:rPr>
+          <w:rStyle w:val="HTMLCode"/>
+        </w:rPr>
+        <w:t>│   │</w:t>
+      </w:r>
+    </w:p>
+    <w:p>
+      <w:pPr>
+        <w:pStyle w:val="HTMLPreformatted"/>
+        <w:rPr>
+          <w:rStyle w:val="HTMLCode"/>
+        </w:rPr>
+      </w:pPr>
+      <w:r>
+        <w:rPr>
+          <w:rStyle w:val="HTMLCode"/>
+        </w:rPr>
+        <w:t xml:space="preserve">│   ├── </w:t>
+      </w:r>
+      <w:proofErr w:type="spellStart"/>
+      <w:proofErr w:type="gramStart"/>
+      <w:r>
+        <w:rPr>
+          <w:rStyle w:val="HTMLCode"/>
+        </w:rPr>
+        <w:t>app.module</w:t>
+      </w:r>
+      <w:proofErr w:type="gramEnd"/>
+      <w:r>
+        <w:rPr>
+          <w:rStyle w:val="HTMLCode"/>
+        </w:rPr>
+        <w:t>.ts</w:t>
+      </w:r>
+      <w:proofErr w:type="spellEnd"/>
+    </w:p>
+    <w:p>
+      <w:pPr>
+        <w:pStyle w:val="HTMLPreformatted"/>
+        <w:rPr>
+          <w:rStyle w:val="HTMLCode"/>
+        </w:rPr>
+      </w:pPr>
+      <w:r>
+        <w:rPr>
+          <w:rStyle w:val="HTMLCode"/>
+        </w:rPr>
         <w:lastRenderedPageBreak/>
-        <w:t xml:space="preserve">├── </w:t>
-      </w:r>
-      <w:proofErr w:type="spellStart"/>
-      <w:r>
-        <w:rPr>
-          <w:rStyle w:val="HTMLCode"/>
-        </w:rPr>
-        <w:t>src</w:t>
-      </w:r>
-      <w:proofErr w:type="spellEnd"/>
-      <w:r>
-        <w:rPr>
-          <w:rStyle w:val="HTMLCode"/>
-        </w:rPr>
-        <w:t>/</w:t>
-      </w:r>
-    </w:p>
-    <w:p>
-      <w:pPr>
-        <w:pStyle w:val="HTMLPreformatted"/>
-        <w:rPr>
-          <w:rStyle w:val="HTMLCode"/>
-        </w:rPr>
-      </w:pPr>
-      <w:r>
-        <w:rPr>
-          <w:rStyle w:val="HTMLCode"/>
-        </w:rPr>
-        <w:t>│   │</w:t>
-      </w:r>
-    </w:p>
-    <w:p>
-      <w:pPr>
-        <w:pStyle w:val="HTMLPreformatted"/>
-        <w:rPr>
-          <w:rStyle w:val="HTMLCode"/>
-        </w:rPr>
-      </w:pPr>
-      <w:r>
-        <w:rPr>
-          <w:rStyle w:val="HTMLCode"/>
-        </w:rPr>
-        <w:t>│   ├── employees/</w:t>
-      </w:r>
-    </w:p>
-    <w:p>
-      <w:pPr>
-        <w:pStyle w:val="HTMLPreformatted"/>
-        <w:rPr>
-          <w:rStyle w:val="HTMLCode"/>
-        </w:rPr>
-      </w:pPr>
-      <w:r>
-        <w:rPr>
-          <w:rStyle w:val="HTMLCode"/>
-        </w:rPr>
-        <w:t>│   │   │</w:t>
-      </w:r>
-    </w:p>
-    <w:p>
-      <w:pPr>
-        <w:pStyle w:val="HTMLPreformatted"/>
-        <w:rPr>
-          <w:rStyle w:val="HTMLCode"/>
-        </w:rPr>
-      </w:pPr>
-      <w:r>
-        <w:rPr>
-          <w:rStyle w:val="HTMLCode"/>
-        </w:rPr>
-        <w:t xml:space="preserve">│   │   ├── </w:t>
-      </w:r>
-      <w:proofErr w:type="spellStart"/>
-      <w:r>
-        <w:rPr>
-          <w:rStyle w:val="HTMLCode"/>
-        </w:rPr>
-        <w:t>dto</w:t>
-      </w:r>
-      <w:proofErr w:type="spellEnd"/>
-      <w:r>
-        <w:rPr>
-          <w:rStyle w:val="HTMLCode"/>
-        </w:rPr>
-        <w:t>/</w:t>
-      </w:r>
-    </w:p>
-    <w:p>
-      <w:pPr>
-        <w:pStyle w:val="HTMLPreformatted"/>
-        <w:rPr>
-          <w:rStyle w:val="HTMLCode"/>
-        </w:rPr>
-      </w:pPr>
-      <w:r>
-        <w:rPr>
-          <w:rStyle w:val="HTMLCode"/>
-        </w:rPr>
-        <w:t>│   │   │   ├── create-</w:t>
-      </w:r>
-      <w:proofErr w:type="spellStart"/>
-      <w:r>
-        <w:rPr>
-          <w:rStyle w:val="HTMLCode"/>
-        </w:rPr>
-        <w:t>employee.dto.ts</w:t>
-      </w:r>
-      <w:proofErr w:type="spellEnd"/>
-    </w:p>
-    <w:p>
-      <w:pPr>
-        <w:pStyle w:val="HTMLPreformatted"/>
-        <w:rPr>
-          <w:rStyle w:val="HTMLCode"/>
-        </w:rPr>
-      </w:pPr>
-      <w:r>
-        <w:rPr>
-          <w:rStyle w:val="HTMLCode"/>
-        </w:rPr>
-        <w:t>│   │   │   └── update-</w:t>
-      </w:r>
-      <w:proofErr w:type="spellStart"/>
-      <w:r>
-        <w:rPr>
-          <w:rStyle w:val="HTMLCode"/>
-        </w:rPr>
-        <w:t>employee.dto.ts</w:t>
-      </w:r>
-      <w:proofErr w:type="spellEnd"/>
-    </w:p>
-    <w:p>
-      <w:pPr>
-        <w:pStyle w:val="HTMLPreformatted"/>
-        <w:rPr>
-          <w:rStyle w:val="HTMLCode"/>
-        </w:rPr>
-      </w:pPr>
-      <w:r>
-        <w:rPr>
-          <w:rStyle w:val="HTMLCode"/>
-        </w:rPr>
-        <w:t>│   │   │</w:t>
-      </w:r>
-    </w:p>
-    <w:p>
-      <w:pPr>
-        <w:pStyle w:val="HTMLPreformatted"/>
-        <w:rPr>
-          <w:rStyle w:val="HTMLCode"/>
-        </w:rPr>
-      </w:pPr>
-      <w:r>
-        <w:rPr>
-          <w:rStyle w:val="HTMLCode"/>
-        </w:rPr>
-        <w:t xml:space="preserve">│   │   ├── </w:t>
-      </w:r>
-      <w:proofErr w:type="spellStart"/>
-      <w:proofErr w:type="gramStart"/>
-      <w:r>
-        <w:rPr>
-          <w:rStyle w:val="HTMLCode"/>
-        </w:rPr>
-        <w:t>employee.entity</w:t>
-      </w:r>
-      <w:proofErr w:type="gramEnd"/>
-      <w:r>
-        <w:rPr>
-          <w:rStyle w:val="HTMLCode"/>
-        </w:rPr>
-        <w:t>.ts</w:t>
-      </w:r>
-      <w:proofErr w:type="spellEnd"/>
-    </w:p>
-    <w:p>
-      <w:pPr>
-        <w:pStyle w:val="HTMLPreformatted"/>
-        <w:rPr>
-          <w:rStyle w:val="HTMLCode"/>
-        </w:rPr>
-      </w:pPr>
-      <w:r>
-        <w:rPr>
-          <w:rStyle w:val="HTMLCode"/>
-        </w:rPr>
-        <w:t xml:space="preserve">│   │   ├── </w:t>
-      </w:r>
-      <w:proofErr w:type="spellStart"/>
-      <w:proofErr w:type="gramStart"/>
-      <w:r>
-        <w:rPr>
-          <w:rStyle w:val="HTMLCode"/>
-        </w:rPr>
-        <w:t>employees.controller</w:t>
-      </w:r>
-      <w:proofErr w:type="gramEnd"/>
-      <w:r>
-        <w:rPr>
-          <w:rStyle w:val="HTMLCode"/>
-        </w:rPr>
-        <w:t>.ts</w:t>
-      </w:r>
-      <w:proofErr w:type="spellEnd"/>
-    </w:p>
-    <w:p>
-      <w:pPr>
-        <w:pStyle w:val="HTMLPreformatted"/>
-        <w:rPr>
-          <w:rStyle w:val="HTMLCode"/>
-        </w:rPr>
-      </w:pPr>
-      <w:r>
-        <w:rPr>
-          <w:rStyle w:val="HTMLCode"/>
-        </w:rPr>
-        <w:t xml:space="preserve">│   │   ├── </w:t>
-      </w:r>
-      <w:proofErr w:type="spellStart"/>
-      <w:proofErr w:type="gramStart"/>
-      <w:r>
-        <w:rPr>
-          <w:rStyle w:val="HTMLCode"/>
-        </w:rPr>
-        <w:t>employees.service</w:t>
-      </w:r>
-      <w:proofErr w:type="gramEnd"/>
-      <w:r>
-        <w:rPr>
-          <w:rStyle w:val="HTMLCode"/>
-        </w:rPr>
-        <w:t>.ts</w:t>
-      </w:r>
-      <w:proofErr w:type="spellEnd"/>
-    </w:p>
-    <w:p>
-      <w:pPr>
-        <w:pStyle w:val="HTMLPreformatted"/>
-        <w:rPr>
-          <w:rStyle w:val="HTMLCode"/>
-        </w:rPr>
-      </w:pPr>
-      <w:r>
-        <w:rPr>
-          <w:rStyle w:val="HTMLCode"/>
-        </w:rPr>
-        <w:t xml:space="preserve">│   │   └── </w:t>
-      </w:r>
-      <w:proofErr w:type="spellStart"/>
-      <w:proofErr w:type="gramStart"/>
-      <w:r>
-        <w:rPr>
-          <w:rStyle w:val="HTMLCode"/>
-        </w:rPr>
-        <w:t>employees.module</w:t>
-      </w:r>
-      <w:proofErr w:type="gramEnd"/>
-      <w:r>
-        <w:rPr>
-          <w:rStyle w:val="HTMLCode"/>
-        </w:rPr>
-        <w:t>.ts</w:t>
-      </w:r>
-      <w:proofErr w:type="spellEnd"/>
-    </w:p>
-    <w:p>
-      <w:pPr>
-        <w:pStyle w:val="HTMLPreformatted"/>
-        <w:rPr>
-          <w:rStyle w:val="HTMLCode"/>
-        </w:rPr>
-      </w:pPr>
-      <w:r>
-        <w:rPr>
-          <w:rStyle w:val="HTMLCode"/>
-        </w:rPr>
-        <w:t>│   │</w:t>
-      </w:r>
-    </w:p>
-    <w:p>
-      <w:pPr>
-        <w:pStyle w:val="HTMLPreformatted"/>
-        <w:rPr>
-          <w:rStyle w:val="HTMLCode"/>
-        </w:rPr>
-      </w:pPr>
-      <w:r>
-        <w:rPr>
-          <w:rStyle w:val="HTMLCode"/>
-        </w:rPr>
-        <w:t xml:space="preserve">│   ├── </w:t>
-      </w:r>
-      <w:proofErr w:type="spellStart"/>
-      <w:proofErr w:type="gramStart"/>
-      <w:r>
-        <w:rPr>
-          <w:rStyle w:val="HTMLCode"/>
-        </w:rPr>
-        <w:t>app.module</w:t>
-      </w:r>
-      <w:proofErr w:type="gramEnd"/>
-      <w:r>
-        <w:rPr>
-          <w:rStyle w:val="HTMLCode"/>
-        </w:rPr>
-        <w:t>.ts</w:t>
-      </w:r>
-      <w:proofErr w:type="spellEnd"/>
-    </w:p>
-    <w:p>
-      <w:pPr>
-        <w:pStyle w:val="HTMLPreformatted"/>
-        <w:rPr>
-          <w:rStyle w:val="HTMLCode"/>
-        </w:rPr>
-      </w:pPr>
-      <w:r>
-        <w:rPr>
-          <w:rStyle w:val="HTMLCode"/>
-        </w:rPr>
         <w:t xml:space="preserve">│   └── </w:t>
       </w:r>
       <w:proofErr w:type="spellStart"/>
@@ -17262,7 +18437,6 @@
         <w:rPr>
           <w:rStyle w:val="HTMLCode"/>
         </w:rPr>
-        <w:lastRenderedPageBreak/>
         <w:t>npm</w:t>
       </w:r>
       <w:proofErr w:type="spellEnd"/>
@@ -17330,6 +18504,7 @@
         <w:pStyle w:val="Heading1"/>
       </w:pPr>
       <w:r>
+        <w:lastRenderedPageBreak/>
         <w:t>37. Ports</w:t>
       </w:r>
     </w:p>
@@ -17892,109 +19067,115 @@
         <w:rPr>
           <w:rStyle w:val="HTMLCode"/>
         </w:rPr>
+        <w:t xml:space="preserve">        └─────────────────────────┘</w:t>
+      </w:r>
+    </w:p>
+    <w:p>
+      <w:pPr>
+        <w:pStyle w:val="NormalWeb"/>
+      </w:pPr>
+      <w:r>
+        <w:rPr>
+          <w:rStyle w:val="Strong"/>
+        </w:rPr>
+        <w:t>One important improvement before production:</w:t>
+      </w:r>
+      <w:r>
+        <w:t xml:space="preserve"> don't keep the MySQL password directly in </w:t>
+      </w:r>
+      <w:proofErr w:type="spellStart"/>
+      <w:proofErr w:type="gramStart"/>
+      <w:r>
+        <w:rPr>
+          <w:rStyle w:val="HTMLCode"/>
+        </w:rPr>
+        <w:t>app.module</w:t>
+      </w:r>
+      <w:proofErr w:type="gramEnd"/>
+      <w:r>
+        <w:rPr>
+          <w:rStyle w:val="HTMLCode"/>
+        </w:rPr>
+        <w:t>.ts</w:t>
+      </w:r>
+      <w:proofErr w:type="spellEnd"/>
+      <w:r>
+        <w:t xml:space="preserve">. Once this basic CRUD works, move the database credentials into a </w:t>
+      </w:r>
+      <w:r>
+        <w:rPr>
+          <w:rStyle w:val="HTMLCode"/>
+        </w:rPr>
+        <w:t>.env</w:t>
+      </w:r>
+      <w:r>
+        <w:t xml:space="preserve"> file and use </w:t>
+      </w:r>
+      <w:proofErr w:type="spellStart"/>
+      <w:r>
+        <w:t>NestJS</w:t>
+      </w:r>
+      <w:proofErr w:type="spellEnd"/>
+      <w:r>
+        <w:t xml:space="preserve"> configuration. Also, for development, </w:t>
+      </w:r>
+      <w:r>
+        <w:rPr>
+          <w:rStyle w:val="HTMLCode"/>
+        </w:rPr>
+        <w:t>synchronize: false</w:t>
+      </w:r>
+      <w:r>
+        <w:t xml:space="preserve"> is safer when you've manually created the table; later you can introduce </w:t>
+      </w:r>
+      <w:proofErr w:type="spellStart"/>
+      <w:r>
+        <w:t>TypeORM</w:t>
+      </w:r>
+      <w:proofErr w:type="spellEnd"/>
+      <w:r>
+        <w:t xml:space="preserve"> migrations.</w:t>
+      </w:r>
+    </w:p>
+    <w:p>
+      <w:pPr>
+        <w:pStyle w:val="NormalWeb"/>
+      </w:pPr>
+      <w:r>
         <w:lastRenderedPageBreak/>
-        <w:t xml:space="preserve">        └─────────────────────────┘</w:t>
-      </w:r>
-    </w:p>
-    <w:p>
-      <w:pPr>
-        <w:pStyle w:val="NormalWeb"/>
-      </w:pPr>
+        <w:t xml:space="preserve">If you're following this as a learning project, </w:t>
+      </w:r>
       <w:r>
         <w:rPr>
           <w:rStyle w:val="Strong"/>
         </w:rPr>
-        <w:t>One important improvement before production:</w:t>
-      </w:r>
-      <w:r>
-        <w:t xml:space="preserve"> don't keep the MySQL password directly in </w:t>
-      </w:r>
-      <w:proofErr w:type="spellStart"/>
-      <w:proofErr w:type="gramStart"/>
-      <w:r>
-        <w:rPr>
-          <w:rStyle w:val="HTMLCode"/>
-        </w:rPr>
-        <w:t>app.module</w:t>
-      </w:r>
-      <w:proofErr w:type="gramEnd"/>
-      <w:r>
-        <w:rPr>
-          <w:rStyle w:val="HTMLCode"/>
-        </w:rPr>
-        <w:t>.ts</w:t>
-      </w:r>
-      <w:proofErr w:type="spellEnd"/>
-      <w:r>
-        <w:t xml:space="preserve">. Once this basic CRUD works, move the database credentials into a </w:t>
-      </w:r>
-      <w:r>
-        <w:rPr>
-          <w:rStyle w:val="HTMLCode"/>
-        </w:rPr>
-        <w:t>.env</w:t>
-      </w:r>
-      <w:r>
-        <w:t xml:space="preserve"> file and use </w:t>
-      </w:r>
-      <w:proofErr w:type="spellStart"/>
-      <w:r>
+        <w:t xml:space="preserve">build it in exactly this order: MySQL → </w:t>
+      </w:r>
+      <w:proofErr w:type="spellStart"/>
+      <w:r>
+        <w:rPr>
+          <w:rStyle w:val="Strong"/>
+        </w:rPr>
         <w:t>NestJS</w:t>
       </w:r>
       <w:proofErr w:type="spellEnd"/>
       <w:r>
-        <w:t xml:space="preserve"> configuration. Also, for development, </w:t>
-      </w:r>
-      <w:r>
-        <w:rPr>
-          <w:rStyle w:val="HTMLCode"/>
-        </w:rPr>
-        <w:t>synchronize: false</w:t>
-      </w:r>
-      <w:r>
-        <w:t xml:space="preserve"> is safer when you've manually created the table; later you can introduce </w:t>
-      </w:r>
-      <w:proofErr w:type="spellStart"/>
-      <w:r>
-        <w:t>TypeORM</w:t>
-      </w:r>
-      <w:proofErr w:type="spellEnd"/>
-      <w:r>
-        <w:t xml:space="preserve"> migrations.</w:t>
-      </w:r>
-    </w:p>
-    <w:p>
-      <w:pPr>
-        <w:pStyle w:val="NormalWeb"/>
-      </w:pPr>
-      <w:r>
-        <w:t xml:space="preserve">If you're following this as a learning project, </w:t>
-      </w:r>
-      <w:r>
         <w:rPr>
           <w:rStyle w:val="Strong"/>
         </w:rPr>
-        <w:t xml:space="preserve">build it in exactly this order: MySQL → </w:t>
-      </w:r>
-      <w:proofErr w:type="spellStart"/>
-      <w:r>
-        <w:rPr>
-          <w:rStyle w:val="Strong"/>
-        </w:rPr>
-        <w:t>NestJS</w:t>
-      </w:r>
-      <w:proofErr w:type="spellEnd"/>
-      <w:r>
-        <w:rPr>
-          <w:rStyle w:val="Strong"/>
-        </w:rPr>
         <w:t xml:space="preserve"> connection → Entity → DTO → Service → Controller → Postman testing → Next.js API calls → UI CRUD</w:t>
       </w:r>
       <w:r>
         <w:t>. That order makes it much easier to identify where a problem occurs.</w:t>
       </w:r>
     </w:p>
-    <w:p/>
+    <w:p>
+      <w:pPr>
+        <w:rPr>
+          <w:vertAlign w:val="subscript"/>
+        </w:rPr>
+      </w:pPr>
+    </w:p>
     <w:sectPr>
       <w:pgSz w:w="12240" w:h="15840"/>
       <w:pgMar w:top="1440" w:right="1440" w:bottom="1440" w:left="1440" w:header="720" w:footer="720" w:gutter="0"/>
@@ -18006,7 +19187,7 @@
 </file>
 
 <file path=word/numbering.xml><?xml version="1.0" encoding="utf-8"?>
-<w:numbering xmlns:wpc="http://schemas.microsoft.com/office/word/2010/wordprocessingCanvas" xmlns:cx="http://schemas.microsoft.com/office/drawing/2014/chartex" xmlns:cx1="http://schemas.microsoft.com/office/drawing/2015/9/8/chartex" xmlns:cx2="http://schemas.microsoft.com/office/drawing/2015/10/21/chartex" xmlns:cx3="http://schemas.microsoft.com/office/drawing/2016/5/9/chartex" xmlns:cx4="http://schemas.microsoft.com/office/drawing/2016/5/10/chartex" xmlns:cx5="http://schemas.microsoft.com/office/drawing/2016/5/11/chartex" xmlns:cx6="http://schemas.microsoft.com/office/drawing/2016/5/12/chartex" xmlns:cx7="http://schemas.microsoft.com/office/drawing/2016/5/13/chartex" xmlns:cx8="http://schemas.microsoft.com/office/drawing/2016/5/14/chartex" xmlns:mc="http://schemas.openxmlformats.org/markup-compatibility/2006" xmlns:aink="http://schemas.microsoft.com/office/drawing/2016/ink" xmlns:am3d="http://schemas.microsoft.com/office/drawing/2017/model3d" xmlns:o="urn:schemas-microsoft-com:office:office" xmlns:oel="http://schemas.microsoft.com/office/2019/extlst" xmlns:r="http://schemas.openxmlformats.org/officeDocument/2006/relationships" xmlns:m="http://schemas.openxmlformats.org/officeDocument/2006/math" xmlns:v="urn:schemas-microsoft-com:vml" xmlns:wp14="http://schemas.microsoft.com/office/word/2010/wordprocessingDrawing" xmlns:wp="http://schemas.openxmlformats.org/drawingml/2006/wordprocessingDrawing" xmlns:w10="urn:schemas-microsoft-com:office:word" xmlns:w="http://schemas.openxmlformats.org/wordprocessingml/2006/main" xmlns:w14="http://schemas.microsoft.com/office/word/2010/wordml" xmlns:w15="http://schemas.microsoft.com/office/word/2012/wordml" xmlns:w16cex="http://schemas.microsoft.com/office/word/2018/wordml/cex" xmlns:w16cid="http://schemas.microsoft.com/office/word/2016/wordml/cid" xmlns:w16="http://schemas.microsoft.com/office/word/2018/wordml" xmlns:w16du="http://schemas.microsoft.com/office/word/2023/wordml/word16du" xmlns:w16sdtdh="http://schemas.microsoft.com/office/word/2020/wordml/sdtdatahash" xmlns:w16se="http://schemas.microsoft.com/office/word/2015/wordml/symex" xmlns:wpg="http://schemas.microsoft.com/office/word/2010/wordprocessingGroup" xmlns:wpi="http://schemas.microsoft.com/office/word/2010/wordprocessingInk" xmlns:wne="http://schemas.microsoft.com/office/word/2006/wordml" xmlns:wps="http://schemas.microsoft.com/office/word/2010/wordprocessingShape" mc:Ignorable="w14 w15 w16se w16cid w16 w16cex w16sdtdh wp14">
+<w:numbering xmlns:wpc="http://schemas.microsoft.com/office/word/2010/wordprocessingCanvas" xmlns:cx="http://schemas.microsoft.com/office/drawing/2014/chartex" xmlns:cx1="http://schemas.microsoft.com/office/drawing/2015/9/8/chartex" xmlns:cx2="http://schemas.microsoft.com/office/drawing/2015/10/21/chartex" xmlns:cx3="http://schemas.microsoft.com/office/drawing/2016/5/9/chartex" xmlns:cx4="http://schemas.microsoft.com/office/drawing/2016/5/10/chartex" xmlns:cx5="http://schemas.microsoft.com/office/drawing/2016/5/11/chartex" xmlns:cx6="http://schemas.microsoft.com/office/drawing/2016/5/12/chartex" xmlns:cx7="http://schemas.microsoft.com/office/drawing/2016/5/13/chartex" xmlns:cx8="http://schemas.microsoft.com/office/drawing/2016/5/14/chartex" xmlns:mc="http://schemas.openxmlformats.org/markup-compatibility/2006" xmlns:aink="http://schemas.microsoft.com/office/drawing/2016/ink" xmlns:am3d="http://schemas.microsoft.com/office/drawing/2017/model3d" xmlns:o="urn:schemas-microsoft-com:office:office" xmlns:r="http://schemas.openxmlformats.org/officeDocument/2006/relationships" xmlns:m="http://schemas.openxmlformats.org/officeDocument/2006/math" xmlns:v="urn:schemas-microsoft-com:vml" xmlns:wp14="http://schemas.microsoft.com/office/word/2010/wordprocessingDrawing" xmlns:wp="http://schemas.openxmlformats.org/drawingml/2006/wordprocessingDrawing" xmlns:w10="urn:schemas-microsoft-com:office:word" xmlns:w="http://schemas.openxmlformats.org/wordprocessingml/2006/main" xmlns:w14="http://schemas.microsoft.com/office/word/2010/wordml" xmlns:w15="http://schemas.microsoft.com/office/word/2012/wordml" xmlns:w16cex="http://schemas.microsoft.com/office/word/2018/wordml/cex" xmlns:w16cid="http://schemas.microsoft.com/office/word/2016/wordml/cid" xmlns:w16="http://schemas.microsoft.com/office/word/2018/wordml" xmlns:w16sdtdh="http://schemas.microsoft.com/office/word/2020/wordml/sdtdatahash" xmlns:w16se="http://schemas.microsoft.com/office/word/2015/wordml/symex" xmlns:wpg="http://schemas.microsoft.com/office/word/2010/wordprocessingGroup" xmlns:wpi="http://schemas.microsoft.com/office/word/2010/wordprocessingInk" xmlns:wne="http://schemas.microsoft.com/office/word/2006/wordml" xmlns:wps="http://schemas.microsoft.com/office/word/2010/wordprocessingShape" mc:Ignorable="w14 w15 w16se w16cid w16 w16cex w16sdtdh wp14">
   <w:abstractNum w:abstractNumId="0" w15:restartNumberingAfterBreak="0">
     <w:nsid w:val="35DD1CE4"/>
     <w:multiLevelType w:val="multilevel"/>
@@ -18305,10 +19486,10 @@
       </w:rPr>
     </w:lvl>
   </w:abstractNum>
-  <w:num w:numId="1" w16cid:durableId="705446670">
+  <w:num w:numId="1">
     <w:abstractNumId w:val="1"/>
   </w:num>
-  <w:num w:numId="2" w16cid:durableId="2015301006">
+  <w:num w:numId="2">
     <w:abstractNumId w:val="0"/>
   </w:num>
 </w:numbering>
@@ -18839,6 +20020,7 @@
     <w:basedOn w:val="Normal"/>
     <w:link w:val="HTMLPreformattedChar"/>
     <w:uiPriority w:val="99"/>
+    <w:semiHidden/>
     <w:unhideWhenUsed/>
     <w:rsid w:val="00E5623B"/>
     <w:pPr>
@@ -18873,6 +20055,7 @@
     <w:basedOn w:val="DefaultParagraphFont"/>
     <w:link w:val="HTMLPreformatted"/>
     <w:uiPriority w:val="99"/>
+    <w:semiHidden/>
     <w:rsid w:val="00E5623B"/>
     <w:rPr>
       <w:rFonts w:ascii="Courier New" w:eastAsia="Times New Roman" w:hAnsi="Courier New" w:cs="Courier New"/>
